--- a/content/templates/openagreements-stockholder-consent-safe/template.docx
+++ b/content/templates/openagreements-stockholder-consent-safe/template.docx
@@ -178,6 +178,14 @@
     </w:p>
     <w:p>
       <w:pPr>
+        <w:pStyle w:val="Normal"/>
+      </w:pPr>
+      <w:r>
+        <w:t xml:space="preserve">{FOR stockholder IN stockholders}</w:t>
+      </w:r>
+    </w:p>
+    <w:p>
+      <w:pPr>
         <w:pStyle w:val="OABlockSignatureLine"/>
       </w:pPr>
       <w:r>
@@ -189,7 +197,7 @@
         <w:pStyle w:val="OABlockSignatureName"/>
       </w:pPr>
       <w:r>
-        <w:t xml:space="preserve">{stockholder_1_name}</w:t>
+        <w:t xml:space="preserve">{$stockholder.name}</w:t>
       </w:r>
     </w:p>
     <w:p>
@@ -205,56 +213,10 @@
     </w:p>
     <w:p>
       <w:pPr>
-        <w:pStyle w:val="OABlockSignatureLine"/>
-      </w:pPr>
-      <w:r>
-        <w:t xml:space="preserve">______________________________</w:t>
-      </w:r>
-    </w:p>
-    <w:p>
-      <w:pPr>
-        <w:pStyle w:val="OABlockSignatureName"/>
-      </w:pPr>
-      <w:r>
-        <w:t xml:space="preserve">{stockholder_2_name}</w:t>
-      </w:r>
-    </w:p>
-    <w:p>
-      <w:pPr>
-        <w:pStyle w:val="OABlockSignatureDate"/>
-      </w:pPr>
-      <w:r>
-        <w:t xml:space="preserve">Date: </w:t>
-      </w:r>
-      <w:r>
-        <w:t xml:space="preserve">{effective_date}</w:t>
-      </w:r>
-    </w:p>
-    <w:p>
-      <w:pPr>
-        <w:pStyle w:val="OABlockSignatureLine"/>
-      </w:pPr>
-      <w:r>
-        <w:t xml:space="preserve">______________________________</w:t>
-      </w:r>
-    </w:p>
-    <w:p>
-      <w:pPr>
-        <w:pStyle w:val="OABlockSignatureName"/>
-      </w:pPr>
-      <w:r>
-        <w:t xml:space="preserve">{stockholder_3_name}</w:t>
-      </w:r>
-    </w:p>
-    <w:p>
-      <w:pPr>
-        <w:pStyle w:val="OABlockSignatureDate"/>
-      </w:pPr>
-      <w:r>
-        <w:t xml:space="preserve">Date: </w:t>
-      </w:r>
-      <w:r>
-        <w:t xml:space="preserve">{effective_date}</w:t>
+        <w:pStyle w:val="Normal"/>
+      </w:pPr>
+      <w:r>
+        <w:t xml:space="preserve">{END-FOR stockholder}</w:t>
       </w:r>
     </w:p>
     <w:sectPr>

--- a/content/templates/openagreements-stockholder-consent-safe/template.docx
+++ b/content/templates/openagreements-stockholder-consent-safe/template.docx
@@ -4,229 +4,1055 @@
   <w:body>
     <w:p>
       <w:pPr>
-        <w:pStyle w:val="OAHeading1"/>
-      </w:pPr>
-      <w:r>
-        <w:t xml:space="preserve">ACTION BY WRITTEN CONSENT OF THE STOCKHOLDERS OF </w:t>
-      </w:r>
-      <w:r>
-        <w:t xml:space="preserve">{company_name}</w:t>
-      </w:r>
-    </w:p>
-    <w:p>
-      <w:pPr>
-        <w:pStyle w:val="OABlockNote"/>
-      </w:pPr>
-      <w:r>
-        <w:t xml:space="preserve">Note: The following resolutions do not cover all matters that may need to be addressed in connection with the SAFE financing. For example, if the Company is concurrently amending its certificate of incorporation, converting outstanding convertible notes, or granting pro rata or information rights pursuant to a side letter, additional resolutions will be needed. Always consult with counsel prior to using this consent.</w:t>
-      </w:r>
-    </w:p>
-    <w:p>
-      <w:pPr>
-        <w:pStyle w:val="Normal"/>
-      </w:pPr>
-      <w:r>
-        <w:t xml:space="preserve">The undersigned stockholders of </w:t>
-      </w:r>
-      <w:r>
-        <w:t xml:space="preserve">{company_name}</w:t>
-      </w:r>
-      <w:r>
-        <w:t xml:space="preserve">, a Delaware corporation (the “Company”), pursuant to Section 228 of the Delaware General Corporation Law, hereby adopt and approve the following resolutions and the taking of the actions referred to in such resolutions, it being agreed that these resolutions will be effective only after such actions have been approved by the Company’s Board of Directors to the extent that such actions require the approval of the Company’s Board of Directors, provided that such later effectiveness shall not exceed 60 days from the earliest date of delivery of this Action by Written Consent:</w:t>
-      </w:r>
-    </w:p>
-    <w:p>
-      <w:pPr>
-        <w:pStyle w:val="OAHeading2"/>
-      </w:pPr>
-      <w:r>
-        <w:t xml:space="preserve">Approval of SAFE Financing</w:t>
-      </w:r>
-    </w:p>
-    <w:p>
-      <w:pPr>
-        <w:pStyle w:val="Normal"/>
-      </w:pPr>
-      <w:r>
-        <w:rPr>
+        <w:spacing w:after="210" w:before="240"/>
+      </w:pPr>
+      <w:r>
+        <w:rPr>
+          <w:rFonts w:ascii="Georgia" w:cs="Georgia" w:eastAsia="Georgia" w:hAnsi="Georgia"/>
+          <w:color w:val="1D2021"/>
+          <w:sz w:val="44"/>
+          <w:szCs w:val="44"/>
+        </w:rPr>
+        <w:t xml:space="preserve">Stockholder Consent for SAFE Financing</w:t>
+      </w:r>
+    </w:p>
+    <w:tbl>
+      <w:tblPr>
+        <w:tblW w:type="dxa" w:w="10070"/>
+        <w:tblBorders>
+          <w:top w:val="nil" w:color="FFFFFF" w:sz="0"/>
+          <w:left w:val="nil" w:color="FFFFFF" w:sz="0"/>
+          <w:bottom w:val="nil" w:color="FFFFFF" w:sz="0"/>
+          <w:right w:val="nil" w:color="FFFFFF" w:sz="0"/>
+          <w:insideH w:val="single" w:color="auto" w:sz="4"/>
+          <w:insideV w:val="single" w:color="auto" w:sz="4"/>
+        </w:tblBorders>
+        <w:tblLayout w:type="fixed"/>
+      </w:tblPr>
+      <w:tblGrid>
+        <w:gridCol w:w="3420"/>
+        <w:gridCol w:w="6650"/>
+      </w:tblGrid>
+      <w:tr>
+        <w:tc>
+          <w:tcPr>
+            <w:gridSpan w:val="2"/>
+            <w:tcBorders>
+              <w:top w:val="nil" w:color="FFFFFF" w:sz="0"/>
+              <w:left w:val="nil" w:color="FFFFFF" w:sz="0"/>
+              <w:bottom w:val="single" w:color="C7C7C7" w:sz="4"/>
+              <w:right w:val="nil" w:color="FFFFFF" w:sz="0"/>
+            </w:tcBorders>
+            <w:tcMar>
+              <w:top w:type="dxa" w:w="80"/>
+              <w:left w:type="dxa" w:w="115"/>
+              <w:bottom w:type="dxa" w:w="80"/>
+              <w:right w:type="dxa" w:w="115"/>
+            </w:tcMar>
+            <w:vAlign w:val="center"/>
+          </w:tcPr>
+          <w:p>
+            <w:pPr>
+              <w:spacing w:after="30" w:line="340"/>
+            </w:pPr>
+            <w:r>
+              <w:rPr>
+                <w:rFonts w:ascii="Arial" w:cs="Arial" w:eastAsia="Arial" w:hAnsi="Arial"/>
+                <w:b/>
+                <w:bCs/>
+                <w:color w:val="117086"/>
+                <w:sz w:val="22"/>
+                <w:szCs w:val="22"/>
+              </w:rPr>
+              <w:t xml:space="preserve">Cover Terms</w:t>
+            </w:r>
+          </w:p>
+          <w:p>
+            <w:pPr>
+              <w:spacing w:after="20" w:line="340"/>
+            </w:pPr>
+            <w:r>
+              <w:rPr>
+                <w:rFonts w:ascii="Arial" w:cs="Arial" w:eastAsia="Arial" w:hAnsi="Arial"/>
+                <w:color w:val="117086"/>
+                <w:sz w:val="16"/>
+                <w:szCs w:val="16"/>
+              </w:rPr>
+              <w:t xml:space="preserve">The key business terms of this stockholder consent are as follows.</w:t>
+            </w:r>
+          </w:p>
+        </w:tc>
+      </w:tr>
+      <w:tr>
+        <w:trPr>
+          <w:trHeight w:val="700" w:hRule="atLeast"/>
+        </w:trPr>
+        <w:tc>
+          <w:tcPr>
+            <w:tcBorders>
+              <w:top w:val="single" w:color="C7C7C7" w:sz="4"/>
+              <w:left w:val="nil" w:color="FFFFFF" w:sz="0"/>
+              <w:bottom w:val="single" w:color="C7C7C7" w:sz="4"/>
+              <w:right w:val="nil" w:color="FFFFFF" w:sz="0"/>
+            </w:tcBorders>
+            <w:tcMar>
+              <w:top w:type="dxa" w:w="80"/>
+              <w:left w:type="dxa" w:w="115"/>
+              <w:bottom w:type="dxa" w:w="80"/>
+              <w:right w:type="dxa" w:w="115"/>
+            </w:tcMar>
+            <w:vAlign w:val="center"/>
+          </w:tcPr>
+          <w:p>
+            <w:pPr>
+              <w:spacing w:after="0" w:before="0" w:line="340"/>
+            </w:pPr>
+            <w:r>
+              <w:rPr>
+                <w:rFonts w:ascii="Arial" w:cs="Arial" w:eastAsia="Arial" w:hAnsi="Arial"/>
+                <w:b/>
+                <w:bCs/>
+                <w:i w:val="false"/>
+                <w:iCs w:val="false"/>
+                <w:color w:val="1D2021"/>
+                <w:sz w:val="22"/>
+                <w:szCs w:val="22"/>
+              </w:rPr>
+              <w:t xml:space="preserve">Company</w:t>
+            </w:r>
+          </w:p>
+        </w:tc>
+        <w:tc>
+          <w:tcPr>
+            <w:tcBorders>
+              <w:top w:val="single" w:color="C7C7C7" w:sz="4"/>
+              <w:left w:val="nil" w:color="FFFFFF" w:sz="0"/>
+              <w:bottom w:val="single" w:color="C7C7C7" w:sz="4"/>
+              <w:right w:val="nil" w:color="FFFFFF" w:sz="0"/>
+            </w:tcBorders>
+            <w:tcMar>
+              <w:top w:type="dxa" w:w="80"/>
+              <w:left w:type="dxa" w:w="115"/>
+              <w:bottom w:type="dxa" w:w="80"/>
+              <w:right w:type="dxa" w:w="115"/>
+            </w:tcMar>
+            <w:vAlign w:val="center"/>
+          </w:tcPr>
+          <w:p>
+            <w:pPr>
+              <w:spacing w:after="0" w:before="0" w:line="340" w:beforeAutospacing="false" w:afterAutospacing="false"/>
+              <w:contextualSpacing w:val="false"/>
+            </w:pPr>
+            <w:r>
+              <w:rPr>
+                <w:rFonts w:ascii="Arial" w:cs="Arial" w:eastAsia="Arial" w:hAnsi="Arial"/>
+                <w:b w:val="false"/>
+                <w:bCs w:val="false"/>
+                <w:i w:val="false"/>
+                <w:iCs w:val="false"/>
+                <w:color w:val="1D2021"/>
+                <w:sz w:val="22"/>
+                <w:szCs w:val="22"/>
+              </w:rPr>
+              <w:t xml:space="preserve">{company_name}</w:t>
+            </w:r>
+          </w:p>
+        </w:tc>
+      </w:tr>
+      <w:tr>
+        <w:trPr>
+          <w:trHeight w:val="700" w:hRule="atLeast"/>
+        </w:trPr>
+        <w:tc>
+          <w:tcPr>
+            <w:tcBorders>
+              <w:top w:val="single" w:color="C7C7C7" w:sz="4"/>
+              <w:left w:val="nil" w:color="FFFFFF" w:sz="0"/>
+              <w:bottom w:val="single" w:color="C7C7C7" w:sz="4"/>
+              <w:right w:val="nil" w:color="FFFFFF" w:sz="0"/>
+            </w:tcBorders>
+            <w:tcMar>
+              <w:top w:type="dxa" w:w="80"/>
+              <w:left w:type="dxa" w:w="115"/>
+              <w:bottom w:type="dxa" w:w="80"/>
+              <w:right w:type="dxa" w:w="115"/>
+            </w:tcMar>
+            <w:vAlign w:val="center"/>
+          </w:tcPr>
+          <w:p>
+            <w:pPr>
+              <w:spacing w:after="0" w:before="0" w:line="340"/>
+            </w:pPr>
+            <w:r>
+              <w:rPr>
+                <w:rFonts w:ascii="Arial" w:cs="Arial" w:eastAsia="Arial" w:hAnsi="Arial"/>
+                <w:b/>
+                <w:bCs/>
+                <w:i w:val="false"/>
+                <w:iCs w:val="false"/>
+                <w:color w:val="1D2021"/>
+                <w:sz w:val="22"/>
+                <w:szCs w:val="22"/>
+              </w:rPr>
+              <w:t xml:space="preserve">Effective Date</w:t>
+            </w:r>
+          </w:p>
+        </w:tc>
+        <w:tc>
+          <w:tcPr>
+            <w:tcBorders>
+              <w:top w:val="single" w:color="C7C7C7" w:sz="4"/>
+              <w:left w:val="nil" w:color="FFFFFF" w:sz="0"/>
+              <w:bottom w:val="single" w:color="C7C7C7" w:sz="4"/>
+              <w:right w:val="nil" w:color="FFFFFF" w:sz="0"/>
+            </w:tcBorders>
+            <w:tcMar>
+              <w:top w:type="dxa" w:w="80"/>
+              <w:left w:type="dxa" w:w="115"/>
+              <w:bottom w:type="dxa" w:w="80"/>
+              <w:right w:type="dxa" w:w="115"/>
+            </w:tcMar>
+            <w:vAlign w:val="center"/>
+          </w:tcPr>
+          <w:p>
+            <w:pPr>
+              <w:spacing w:after="0" w:before="0" w:line="340" w:beforeAutospacing="false" w:afterAutospacing="false"/>
+              <w:contextualSpacing w:val="false"/>
+            </w:pPr>
+            <w:r>
+              <w:rPr>
+                <w:rFonts w:ascii="Arial" w:cs="Arial" w:eastAsia="Arial" w:hAnsi="Arial"/>
+                <w:b w:val="false"/>
+                <w:bCs w:val="false"/>
+                <w:i w:val="false"/>
+                <w:iCs w:val="false"/>
+                <w:color w:val="1D2021"/>
+                <w:sz w:val="22"/>
+                <w:szCs w:val="22"/>
+              </w:rPr>
+              <w:t xml:space="preserve">{effective_date}</w:t>
+            </w:r>
+          </w:p>
+        </w:tc>
+      </w:tr>
+      <w:tr>
+        <w:trPr>
+          <w:trHeight w:val="700" w:hRule="atLeast"/>
+        </w:trPr>
+        <w:tc>
+          <w:tcPr>
+            <w:tcBorders>
+              <w:top w:val="single" w:color="C7C7C7" w:sz="4"/>
+              <w:left w:val="nil" w:color="FFFFFF" w:sz="0"/>
+              <w:bottom w:val="single" w:color="C7C7C7" w:sz="4"/>
+              <w:right w:val="nil" w:color="FFFFFF" w:sz="0"/>
+            </w:tcBorders>
+            <w:tcMar>
+              <w:top w:type="dxa" w:w="80"/>
+              <w:left w:type="dxa" w:w="115"/>
+              <w:bottom w:type="dxa" w:w="80"/>
+              <w:right w:type="dxa" w:w="115"/>
+            </w:tcMar>
+            <w:vAlign w:val="center"/>
+          </w:tcPr>
+          <w:p>
+            <w:pPr>
+              <w:spacing w:after="0" w:before="0" w:line="340"/>
+            </w:pPr>
+            <w:r>
+              <w:rPr>
+                <w:rFonts w:ascii="Arial" w:cs="Arial" w:eastAsia="Arial" w:hAnsi="Arial"/>
+                <w:b/>
+                <w:bCs/>
+                <w:i w:val="false"/>
+                <w:iCs w:val="false"/>
+                <w:color w:val="1D2021"/>
+                <w:sz w:val="22"/>
+                <w:szCs w:val="22"/>
+              </w:rPr>
+              <w:t xml:space="preserve">Aggregate SAFE Purchase Amount</w:t>
+            </w:r>
+          </w:p>
+        </w:tc>
+        <w:tc>
+          <w:tcPr>
+            <w:tcBorders>
+              <w:top w:val="single" w:color="C7C7C7" w:sz="4"/>
+              <w:left w:val="nil" w:color="FFFFFF" w:sz="0"/>
+              <w:bottom w:val="single" w:color="C7C7C7" w:sz="4"/>
+              <w:right w:val="nil" w:color="FFFFFF" w:sz="0"/>
+            </w:tcBorders>
+            <w:tcMar>
+              <w:top w:type="dxa" w:w="80"/>
+              <w:left w:type="dxa" w:w="115"/>
+              <w:bottom w:type="dxa" w:w="80"/>
+              <w:right w:type="dxa" w:w="115"/>
+            </w:tcMar>
+            <w:vAlign w:val="center"/>
+          </w:tcPr>
+          <w:p>
+            <w:pPr>
+              <w:spacing w:after="0" w:before="0" w:line="340" w:beforeAutospacing="false" w:afterAutospacing="false"/>
+              <w:contextualSpacing w:val="false"/>
+            </w:pPr>
+            <w:r>
+              <w:rPr>
+                <w:rFonts w:ascii="Arial" w:cs="Arial" w:eastAsia="Arial" w:hAnsi="Arial"/>
+                <w:b w:val="false"/>
+                <w:bCs w:val="false"/>
+                <w:i w:val="false"/>
+                <w:iCs w:val="false"/>
+                <w:color w:val="1D2021"/>
+                <w:sz w:val="22"/>
+                <w:szCs w:val="22"/>
+              </w:rPr>
+              <w:t xml:space="preserve">${purchase_amount}</w:t>
+            </w:r>
+          </w:p>
+        </w:tc>
+      </w:tr>
+      <w:tr>
+        <w:trPr>
+          <w:trHeight w:val="700" w:hRule="atLeast"/>
+        </w:trPr>
+        <w:tc>
+          <w:tcPr>
+            <w:tcBorders>
+              <w:top w:val="single" w:color="C7C7C7" w:sz="4"/>
+              <w:left w:val="nil" w:color="FFFFFF" w:sz="0"/>
+              <w:bottom w:val="single" w:color="C7C7C7" w:sz="4"/>
+              <w:right w:val="nil" w:color="FFFFFF" w:sz="0"/>
+            </w:tcBorders>
+            <w:tcMar>
+              <w:top w:type="dxa" w:w="80"/>
+              <w:left w:type="dxa" w:w="115"/>
+              <w:bottom w:type="dxa" w:w="80"/>
+              <w:right w:type="dxa" w:w="115"/>
+            </w:tcMar>
+            <w:vAlign w:val="center"/>
+          </w:tcPr>
+          <w:p>
+            <w:pPr>
+              <w:spacing w:after="0" w:before="0" w:line="340"/>
+            </w:pPr>
+            <w:r>
+              <w:rPr>
+                <w:rFonts w:ascii="Arial" w:cs="Arial" w:eastAsia="Arial" w:hAnsi="Arial"/>
+                <w:b/>
+                <w:bCs/>
+                <w:i w:val="false"/>
+                <w:iCs w:val="false"/>
+                <w:color w:val="1D2021"/>
+                <w:sz w:val="22"/>
+                <w:szCs w:val="22"/>
+              </w:rPr>
+              <w:t xml:space="preserve">Governing Law</w:t>
+            </w:r>
+          </w:p>
+        </w:tc>
+        <w:tc>
+          <w:tcPr>
+            <w:tcBorders>
+              <w:top w:val="single" w:color="C7C7C7" w:sz="4"/>
+              <w:left w:val="nil" w:color="FFFFFF" w:sz="0"/>
+              <w:bottom w:val="single" w:color="C7C7C7" w:sz="4"/>
+              <w:right w:val="nil" w:color="FFFFFF" w:sz="0"/>
+            </w:tcBorders>
+            <w:tcMar>
+              <w:top w:type="dxa" w:w="80"/>
+              <w:left w:type="dxa" w:w="115"/>
+              <w:bottom w:type="dxa" w:w="80"/>
+              <w:right w:type="dxa" w:w="115"/>
+            </w:tcMar>
+            <w:vAlign w:val="center"/>
+          </w:tcPr>
+          <w:p>
+            <w:pPr>
+              <w:spacing w:after="0" w:before="0" w:line="340" w:beforeAutospacing="false" w:afterAutospacing="false"/>
+              <w:contextualSpacing w:val="false"/>
+            </w:pPr>
+            <w:r>
+              <w:rPr>
+                <w:rFonts w:ascii="Arial" w:cs="Arial" w:eastAsia="Arial" w:hAnsi="Arial"/>
+                <w:b w:val="false"/>
+                <w:bCs w:val="false"/>
+                <w:i w:val="false"/>
+                <w:iCs w:val="false"/>
+                <w:color w:val="1D2021"/>
+                <w:sz w:val="22"/>
+                <w:szCs w:val="22"/>
+              </w:rPr>
+              <w:t xml:space="preserve">Delaware</w:t>
+            </w:r>
+          </w:p>
+        </w:tc>
+      </w:tr>
+    </w:tbl>
+    <w:p>
+      <w:pPr>
+        <w:sectPr>
+          <w:headerReference w:type="default" r:id="rId7"/>
+          <w:footerReference w:type="default" r:id="rId8"/>
+          <w:pgSz w:w="11906" w:h="16838" w:orient="portrait"/>
+          <w:pgMar w:top="936" w:right="1080" w:bottom="720" w:left="1080" w:header="360" w:footer="432" w:gutter="0"/>
+          <w:pgNumType/>
+          <w:docGrid w:linePitch="360"/>
+        </w:sectPr>
+      </w:pPr>
+    </w:p>
+    <w:p>
+      <w:pPr>
+        <w:spacing w:after="240" w:before="0" w:line="340" w:beforeAutospacing="false" w:afterAutospacing="false"/>
+        <w:contextualSpacing w:val="false"/>
+      </w:pPr>
+      <w:r>
+        <w:rPr>
+          <w:rFonts w:ascii="Arial" w:cs="Arial" w:eastAsia="Arial" w:hAnsi="Arial"/>
           <w:b/>
           <w:bCs/>
-        </w:rPr>
-        <w:t xml:space="preserve">WHEREAS</w:t>
-      </w:r>
-      <w:r>
-        <w:t xml:space="preserve">, the Company’s Board of Directors (the “Board”) believes it is in the best interest of the Company to enter into one or more Simple Agreements for Future Equity (each, a “SAFE”), providing for the sale of rights to future shares of the Company’s capital stock for an aggregate purchase amount of up to $</w:t>
-      </w:r>
-      <w:r>
-        <w:t xml:space="preserve">{purchase_amount}</w:t>
-      </w:r>
-      <w:r>
-        <w:t xml:space="preserve"> (the “SAFE Financing”); and</w:t>
-      </w:r>
-    </w:p>
-    <w:p>
-      <w:pPr>
-        <w:pStyle w:val="Normal"/>
-      </w:pPr>
-      <w:r>
-        <w:rPr>
+          <w:color w:val="117086"/>
+          <w:sz w:val="22"/>
+          <w:szCs w:val="22"/>
+        </w:rPr>
+        <w:t xml:space="preserve">Standard Terms</w:t>
+      </w:r>
+    </w:p>
+    <w:p>
+      <w:pPr>
+        <w:pStyle w:val="OAClauseHeading"/>
+        <w:spacing w:after="120" w:before="320" w:line="340" w:beforeAutospacing="false" w:afterAutospacing="false"/>
+        <w:contextualSpacing w:val="false"/>
+      </w:pPr>
+      <w:r>
+        <w:rPr>
+          <w:rFonts w:ascii="Arial" w:cs="Arial" w:eastAsia="Arial" w:hAnsi="Arial"/>
           <w:b/>
           <w:bCs/>
-        </w:rPr>
-        <w:t xml:space="preserve">WHEREAS</w:t>
-      </w:r>
-      <w:r>
-        <w:t xml:space="preserve">, after careful consideration, the undersigned stockholders have determined that the terms and conditions of the SAFE Financing are just and equitable and fair as to the Company and that it is in the best interests of the Company and the stockholders of the Company to enter into the SAFE Financing subject to the terms and conditions set forth in each SAFE.</w:t>
-      </w:r>
-    </w:p>
-    <w:p>
-      <w:pPr>
-        <w:pStyle w:val="Normal"/>
-      </w:pPr>
-      <w:r>
-        <w:rPr>
+          <w:color w:val="1D2021"/>
+          <w:sz w:val="22"/>
+          <w:szCs w:val="22"/>
+        </w:rPr>
+        <w:t xml:space="preserve">1. Stockholder Action Under Delaware Law.</w:t>
+      </w:r>
+    </w:p>
+    <w:p>
+      <w:pPr>
+        <w:pStyle w:val="OAClauseBody"/>
+        <w:spacing w:after="280" w:before="0" w:line="340" w:beforeAutospacing="false" w:afterAutospacing="false"/>
+        <w:contextualSpacing w:val="false"/>
+      </w:pPr>
+      <w:r>
+        <w:rPr>
+          <w:rFonts w:ascii="Arial" w:cs="Arial" w:eastAsia="Arial" w:hAnsi="Arial"/>
+          <w:b w:val="false"/>
+          <w:bCs w:val="false"/>
+          <w:i w:val="false"/>
+          <w:iCs w:val="false"/>
+          <w:color w:val="1D2021"/>
+          <w:sz w:val="22"/>
+          <w:szCs w:val="22"/>
+        </w:rPr>
+        <w:t xml:space="preserve">The undersigned stockholders of </w:t>
+      </w:r>
+      <w:r>
+        <w:rPr>
+          <w:rFonts w:ascii="Arial" w:cs="Arial" w:eastAsia="Arial" w:hAnsi="Arial"/>
           <w:b/>
           <w:bCs/>
-        </w:rPr>
-        <w:t xml:space="preserve">RESOLVED</w:t>
-      </w:r>
-      <w:r>
-        <w:t xml:space="preserve">, that each SAFE, in substantially the form presented to the stockholders, be, and it hereby is, approved in all respects;</w:t>
-      </w:r>
-    </w:p>
-    <w:p>
-      <w:pPr>
-        <w:pStyle w:val="Normal"/>
-      </w:pPr>
-      <w:r>
-        <w:rPr>
+          <w:i w:val="false"/>
+          <w:iCs w:val="false"/>
+          <w:color w:val="117086"/>
+          <w:sz w:val="22"/>
+          <w:szCs w:val="22"/>
+        </w:rPr>
+        <w:t xml:space="preserve">Company</w:t>
+      </w:r>
+      <w:r>
+        <w:rPr>
+          <w:rFonts w:ascii="Arial" w:cs="Arial" w:eastAsia="Arial" w:hAnsi="Arial"/>
+          <w:b w:val="false"/>
+          <w:bCs w:val="false"/>
+          <w:i w:val="false"/>
+          <w:iCs w:val="false"/>
+          <w:color w:val="1D2021"/>
+          <w:sz w:val="22"/>
+          <w:szCs w:val="22"/>
+        </w:rPr>
+        <w:t xml:space="preserve"> adopt this action by written consent pursuant to Section 228 of the Delaware General Corporation Law.</w:t>
+      </w:r>
+    </w:p>
+    <w:p>
+      <w:pPr>
+        <w:pStyle w:val="OAClauseHeading"/>
+        <w:spacing w:after="120" w:before="320" w:line="340" w:beforeAutospacing="false" w:afterAutospacing="false"/>
+        <w:contextualSpacing w:val="false"/>
+      </w:pPr>
+      <w:r>
+        <w:rPr>
+          <w:rFonts w:ascii="Arial" w:cs="Arial" w:eastAsia="Arial" w:hAnsi="Arial"/>
           <w:b/>
           <w:bCs/>
-        </w:rPr>
-        <w:t xml:space="preserve">RESOLVED FURTHER</w:t>
-      </w:r>
-      <w:r>
-        <w:t xml:space="preserve">, that the officers of the Company be, and each of them hereby is, authorized and directed, for and on behalf of the Company, to execute and deliver each SAFE, and any and all other agreements, certificates or documents required or contemplated by any SAFE or deemed necessary or appropriate in connection therewith, and to take all actions deemed necessary or appropriate to cause the Company’s obligations thereunder to be performed; and</w:t>
-      </w:r>
-    </w:p>
-    <w:p>
-      <w:pPr>
-        <w:pStyle w:val="Normal"/>
-      </w:pPr>
-      <w:r>
-        <w:rPr>
+          <w:color w:val="1D2021"/>
+          <w:sz w:val="22"/>
+          <w:szCs w:val="22"/>
+        </w:rPr>
+        <w:t xml:space="preserve">2. SAFE Financing Approval.</w:t>
+      </w:r>
+    </w:p>
+    <w:p>
+      <w:pPr>
+        <w:pStyle w:val="OAClauseBody"/>
+        <w:spacing w:after="280" w:before="0" w:line="340" w:beforeAutospacing="false" w:afterAutospacing="false"/>
+        <w:contextualSpacing w:val="false"/>
+      </w:pPr>
+      <w:r>
+        <w:rPr>
+          <w:rFonts w:ascii="Arial" w:cs="Arial" w:eastAsia="Arial" w:hAnsi="Arial"/>
+          <w:b w:val="false"/>
+          <w:bCs w:val="false"/>
+          <w:i w:val="false"/>
+          <w:iCs w:val="false"/>
+          <w:color w:val="1D2021"/>
+          <w:sz w:val="22"/>
+          <w:szCs w:val="22"/>
+        </w:rPr>
+        <w:t xml:space="preserve">The undersigned stockholders approve </w:t>
+      </w:r>
+      <w:r>
+        <w:rPr>
+          <w:rFonts w:ascii="Arial" w:cs="Arial" w:eastAsia="Arial" w:hAnsi="Arial"/>
           <w:b/>
           <w:bCs/>
-        </w:rPr>
-        <w:t xml:space="preserve">RESOLVED FURTHER</w:t>
-      </w:r>
-      <w:r>
-        <w:t xml:space="preserve">, that the officers of the Company be, and each of them hereby is, authorized and directed, for and on behalf of the Company, to negotiate or otherwise cause such additions, modifications, amendments or deletions to be made to any SAFE, and such other agreements, certificates or documents, as any such officer may approve, and the execution and delivery thereof by such officer shall be deemed conclusive evidence of the approval of any such addition, modification, amendment or deletion.</w:t>
-      </w:r>
-    </w:p>
-    <w:p>
-      <w:pPr>
-        <w:pStyle w:val="OAHeading2"/>
-      </w:pPr>
-      <w:r>
-        <w:t xml:space="preserve">General Authorizing Resolution</w:t>
-      </w:r>
-    </w:p>
-    <w:p>
-      <w:pPr>
-        <w:pStyle w:val="Normal"/>
-      </w:pPr>
-      <w:r>
-        <w:rPr>
+          <w:i w:val="false"/>
+          <w:iCs w:val="false"/>
+          <w:color w:val="117086"/>
+          <w:sz w:val="22"/>
+          <w:szCs w:val="22"/>
+        </w:rPr>
+        <w:t xml:space="preserve">Company</w:t>
+      </w:r>
+      <w:r>
+        <w:rPr>
+          <w:rFonts w:ascii="Arial" w:cs="Arial" w:eastAsia="Arial" w:hAnsi="Arial"/>
+          <w:b w:val="false"/>
+          <w:bCs w:val="false"/>
+          <w:i w:val="false"/>
+          <w:iCs w:val="false"/>
+          <w:color w:val="1D2021"/>
+          <w:sz w:val="22"/>
+          <w:szCs w:val="22"/>
+        </w:rPr>
+        <w:t xml:space="preserve"> entering into one or more Simple Agreements for Future Equity, or SAFEs, for the aggregate purchase amount listed in </w:t>
+      </w:r>
+      <w:r>
+        <w:rPr>
+          <w:rFonts w:ascii="Arial" w:cs="Arial" w:eastAsia="Arial" w:hAnsi="Arial"/>
           <w:b/>
           <w:bCs/>
-        </w:rPr>
-        <w:t xml:space="preserve">RESOLVED</w:t>
-      </w:r>
-      <w:r>
-        <w:t xml:space="preserve">, that the officers of the Company be, and each of them hereby is, authorized and directed, for and on behalf of the Company, to take such further actions and execute such documents as may be necessary or appropriate in order to implement the foregoing resolutions.</w:t>
-      </w:r>
-    </w:p>
-    <w:p>
-      <w:pPr>
-        <w:pStyle w:val="OABlockSignatureFollow"/>
-      </w:pPr>
-      <w:r>
-        <w:t xml:space="preserve">[Signature Page Follows]</w:t>
-      </w:r>
-    </w:p>
-    <w:p>
-      <w:r>
-        <w:br w:type="page"/>
-      </w:r>
-    </w:p>
-    <w:p>
-      <w:pPr>
-        <w:pStyle w:val="OABlockSignatureIntro"/>
-      </w:pPr>
-      <w:r>
-        <w:t xml:space="preserve">This Action by Written Consent shall be filed with the minutes of the proceedings of the Company’s stockholders.</w:t>
-      </w:r>
-    </w:p>
-    <w:p>
-      <w:pPr>
-        <w:pStyle w:val="Normal"/>
-      </w:pPr>
-      <w:r>
-        <w:t xml:space="preserve">The undersigned has executed this Action by Written Consent as of the date set forth under such signatory’s name below. Any copy, facsimile, .PDF or other reliable reproduction of this Action by Written Consent may be substituted or used in lieu of the original writing for any and all purposes for which the original writing could be used, provided that such copy, facsimile, .PDF or other reproduction be a complete reproduction of the entire original writing.</w:t>
-      </w:r>
-    </w:p>
-    <w:p>
-      <w:pPr>
-        <w:pStyle w:val="Normal"/>
-      </w:pPr>
-      <w:r>
+          <w:i w:val="false"/>
+          <w:iCs w:val="false"/>
+          <w:color w:val="117086"/>
+          <w:sz w:val="22"/>
+          <w:szCs w:val="22"/>
+        </w:rPr>
+        <w:t xml:space="preserve">Cover Terms</w:t>
+      </w:r>
+      <w:r>
+        <w:rPr>
+          <w:rFonts w:ascii="Arial" w:cs="Arial" w:eastAsia="Arial" w:hAnsi="Arial"/>
+          <w:b w:val="false"/>
+          <w:bCs w:val="false"/>
+          <w:i w:val="false"/>
+          <w:iCs w:val="false"/>
+          <w:color w:val="1D2021"/>
+          <w:sz w:val="22"/>
+          <w:szCs w:val="22"/>
+        </w:rPr>
+        <w:t xml:space="preserve">. This approval is effective only after any required Board of Directors approvals are obtained, and in all cases no later than 60 days after the earliest date on which this stockholder consent is delivered.</w:t>
+      </w:r>
+    </w:p>
+    <w:p>
+      <w:pPr>
+        <w:pStyle w:val="OAClauseHeading"/>
+        <w:spacing w:after="120" w:before="320" w:line="340" w:beforeAutospacing="false" w:afterAutospacing="false"/>
+        <w:contextualSpacing w:val="false"/>
+      </w:pPr>
+      <w:r>
+        <w:rPr>
+          <w:rFonts w:ascii="Arial" w:cs="Arial" w:eastAsia="Arial" w:hAnsi="Arial"/>
+          <w:b/>
+          <w:bCs/>
+          <w:color w:val="1D2021"/>
+          <w:sz w:val="22"/>
+          <w:szCs w:val="22"/>
+        </w:rPr>
+        <w:t xml:space="preserve">3. Fairness and Company Benefit.</w:t>
+      </w:r>
+    </w:p>
+    <w:p>
+      <w:pPr>
+        <w:pStyle w:val="OAClauseBody"/>
+        <w:spacing w:after="280" w:before="0" w:line="340" w:beforeAutospacing="false" w:afterAutospacing="false"/>
+        <w:contextualSpacing w:val="false"/>
+      </w:pPr>
+      <w:r>
+        <w:rPr>
+          <w:rFonts w:ascii="Arial" w:cs="Arial" w:eastAsia="Arial" w:hAnsi="Arial"/>
+          <w:b w:val="false"/>
+          <w:bCs w:val="false"/>
+          <w:i w:val="false"/>
+          <w:iCs w:val="false"/>
+          <w:color w:val="1D2021"/>
+          <w:sz w:val="22"/>
+          <w:szCs w:val="22"/>
+        </w:rPr>
+        <w:t xml:space="preserve">The undersigned stockholders determine that the SAFE financing is just, equitable, and fair to </w:t>
+      </w:r>
+      <w:r>
+        <w:rPr>
+          <w:rFonts w:ascii="Arial" w:cs="Arial" w:eastAsia="Arial" w:hAnsi="Arial"/>
+          <w:b/>
+          <w:bCs/>
+          <w:i w:val="false"/>
+          <w:iCs w:val="false"/>
+          <w:color w:val="117086"/>
+          <w:sz w:val="22"/>
+          <w:szCs w:val="22"/>
+        </w:rPr>
+        <w:t xml:space="preserve">Company</w:t>
+      </w:r>
+      <w:r>
+        <w:rPr>
+          <w:rFonts w:ascii="Arial" w:cs="Arial" w:eastAsia="Arial" w:hAnsi="Arial"/>
+          <w:b w:val="false"/>
+          <w:bCs w:val="false"/>
+          <w:i w:val="false"/>
+          <w:iCs w:val="false"/>
+          <w:color w:val="1D2021"/>
+          <w:sz w:val="22"/>
+          <w:szCs w:val="22"/>
+        </w:rPr>
+        <w:t xml:space="preserve"> and its stockholders and is in the best interests of </w:t>
+      </w:r>
+      <w:r>
+        <w:rPr>
+          <w:rFonts w:ascii="Arial" w:cs="Arial" w:eastAsia="Arial" w:hAnsi="Arial"/>
+          <w:b/>
+          <w:bCs/>
+          <w:i w:val="false"/>
+          <w:iCs w:val="false"/>
+          <w:color w:val="117086"/>
+          <w:sz w:val="22"/>
+          <w:szCs w:val="22"/>
+        </w:rPr>
+        <w:t xml:space="preserve">Company</w:t>
+      </w:r>
+      <w:r>
+        <w:rPr>
+          <w:rFonts w:ascii="Arial" w:cs="Arial" w:eastAsia="Arial" w:hAnsi="Arial"/>
+          <w:b w:val="false"/>
+          <w:bCs w:val="false"/>
+          <w:i w:val="false"/>
+          <w:iCs w:val="false"/>
+          <w:color w:val="1D2021"/>
+          <w:sz w:val="22"/>
+          <w:szCs w:val="22"/>
+        </w:rPr>
+        <w:t xml:space="preserve">.</w:t>
+      </w:r>
+    </w:p>
+    <w:p>
+      <w:pPr>
+        <w:pStyle w:val="OAClauseHeading"/>
+        <w:spacing w:after="120" w:before="320" w:line="340" w:beforeAutospacing="false" w:afterAutospacing="false"/>
+        <w:contextualSpacing w:val="false"/>
+      </w:pPr>
+      <w:r>
+        <w:rPr>
+          <w:rFonts w:ascii="Arial" w:cs="Arial" w:eastAsia="Arial" w:hAnsi="Arial"/>
+          <w:b/>
+          <w:bCs/>
+          <w:color w:val="1D2021"/>
+          <w:sz w:val="22"/>
+          <w:szCs w:val="22"/>
+        </w:rPr>
+        <w:t xml:space="preserve">4. Officer Authority.</w:t>
+      </w:r>
+    </w:p>
+    <w:p>
+      <w:pPr>
+        <w:pStyle w:val="OAClauseBody"/>
+        <w:spacing w:after="280" w:before="0" w:line="340" w:beforeAutospacing="false" w:afterAutospacing="false"/>
+        <w:contextualSpacing w:val="false"/>
+      </w:pPr>
+      <w:r>
+        <w:rPr>
+          <w:rFonts w:ascii="Arial" w:cs="Arial" w:eastAsia="Arial" w:hAnsi="Arial"/>
+          <w:b w:val="false"/>
+          <w:bCs w:val="false"/>
+          <w:i w:val="false"/>
+          <w:iCs w:val="false"/>
+          <w:color w:val="1D2021"/>
+          <w:sz w:val="22"/>
+          <w:szCs w:val="22"/>
+        </w:rPr>
+        <w:t xml:space="preserve">Each officer of </w:t>
+      </w:r>
+      <w:r>
+        <w:rPr>
+          <w:rFonts w:ascii="Arial" w:cs="Arial" w:eastAsia="Arial" w:hAnsi="Arial"/>
+          <w:b/>
+          <w:bCs/>
+          <w:i w:val="false"/>
+          <w:iCs w:val="false"/>
+          <w:color w:val="117086"/>
+          <w:sz w:val="22"/>
+          <w:szCs w:val="22"/>
+        </w:rPr>
+        <w:t xml:space="preserve">Company</w:t>
+      </w:r>
+      <w:r>
+        <w:rPr>
+          <w:rFonts w:ascii="Arial" w:cs="Arial" w:eastAsia="Arial" w:hAnsi="Arial"/>
+          <w:b w:val="false"/>
+          <w:bCs w:val="false"/>
+          <w:i w:val="false"/>
+          <w:iCs w:val="false"/>
+          <w:color w:val="1D2021"/>
+          <w:sz w:val="22"/>
+          <w:szCs w:val="22"/>
+        </w:rPr>
+        <w:t xml:space="preserve"> is authorized and directed, for and on behalf of </w:t>
+      </w:r>
+      <w:r>
+        <w:rPr>
+          <w:rFonts w:ascii="Arial" w:cs="Arial" w:eastAsia="Arial" w:hAnsi="Arial"/>
+          <w:b/>
+          <w:bCs/>
+          <w:i w:val="false"/>
+          <w:iCs w:val="false"/>
+          <w:color w:val="117086"/>
+          <w:sz w:val="22"/>
+          <w:szCs w:val="22"/>
+        </w:rPr>
+        <w:t xml:space="preserve">Company</w:t>
+      </w:r>
+      <w:r>
+        <w:rPr>
+          <w:rFonts w:ascii="Arial" w:cs="Arial" w:eastAsia="Arial" w:hAnsi="Arial"/>
+          <w:b w:val="false"/>
+          <w:bCs w:val="false"/>
+          <w:i w:val="false"/>
+          <w:iCs w:val="false"/>
+          <w:color w:val="1D2021"/>
+          <w:sz w:val="22"/>
+          <w:szCs w:val="22"/>
+        </w:rPr>
+        <w:t xml:space="preserve">, to execute and deliver each SAFE and any related agreements, certificates, notices, or other documents required or contemplated by any SAFE or otherwise necessary or appropriate in connection with the SAFE financing.</w:t>
+      </w:r>
+    </w:p>
+    <w:p>
+      <w:pPr>
+        <w:pStyle w:val="OAClauseHeading"/>
+        <w:spacing w:after="120" w:before="320" w:line="340" w:beforeAutospacing="false" w:afterAutospacing="false"/>
+        <w:contextualSpacing w:val="false"/>
+      </w:pPr>
+      <w:r>
+        <w:rPr>
+          <w:rFonts w:ascii="Arial" w:cs="Arial" w:eastAsia="Arial" w:hAnsi="Arial"/>
+          <w:b/>
+          <w:bCs/>
+          <w:color w:val="1D2021"/>
+          <w:sz w:val="22"/>
+          <w:szCs w:val="22"/>
+        </w:rPr>
+        <w:t xml:space="preserve">5. Negotiated Changes.</w:t>
+      </w:r>
+    </w:p>
+    <w:p>
+      <w:pPr>
+        <w:pStyle w:val="OAClauseBody"/>
+        <w:spacing w:after="280" w:before="0" w:line="340" w:beforeAutospacing="false" w:afterAutospacing="false"/>
+        <w:contextualSpacing w:val="false"/>
+      </w:pPr>
+      <w:r>
+        <w:rPr>
+          <w:rFonts w:ascii="Arial" w:cs="Arial" w:eastAsia="Arial" w:hAnsi="Arial"/>
+          <w:b w:val="false"/>
+          <w:bCs w:val="false"/>
+          <w:i w:val="false"/>
+          <w:iCs w:val="false"/>
+          <w:color w:val="1D2021"/>
+          <w:sz w:val="22"/>
+          <w:szCs w:val="22"/>
+        </w:rPr>
+        <w:t xml:space="preserve">Each officer of </w:t>
+      </w:r>
+      <w:r>
+        <w:rPr>
+          <w:rFonts w:ascii="Arial" w:cs="Arial" w:eastAsia="Arial" w:hAnsi="Arial"/>
+          <w:b/>
+          <w:bCs/>
+          <w:i w:val="false"/>
+          <w:iCs w:val="false"/>
+          <w:color w:val="117086"/>
+          <w:sz w:val="22"/>
+          <w:szCs w:val="22"/>
+        </w:rPr>
+        <w:t xml:space="preserve">Company</w:t>
+      </w:r>
+      <w:r>
+        <w:rPr>
+          <w:rFonts w:ascii="Arial" w:cs="Arial" w:eastAsia="Arial" w:hAnsi="Arial"/>
+          <w:b w:val="false"/>
+          <w:bCs w:val="false"/>
+          <w:i w:val="false"/>
+          <w:iCs w:val="false"/>
+          <w:color w:val="1D2021"/>
+          <w:sz w:val="22"/>
+          <w:szCs w:val="22"/>
+        </w:rPr>
+        <w:t xml:space="preserve"> is further authorized to negotiate and approve additions, modifications, amendments, or deletions to any SAFE or related document, and execution and delivery by that officer will be conclusive evidence of that approval.</w:t>
+      </w:r>
+    </w:p>
+    <w:p>
+      <w:pPr>
+        <w:pStyle w:val="OAClauseHeading"/>
+        <w:spacing w:after="120" w:before="320" w:line="340" w:beforeAutospacing="false" w:afterAutospacing="false"/>
+        <w:contextualSpacing w:val="false"/>
+      </w:pPr>
+      <w:r>
+        <w:rPr>
+          <w:rFonts w:ascii="Arial" w:cs="Arial" w:eastAsia="Arial" w:hAnsi="Arial"/>
+          <w:b/>
+          <w:bCs/>
+          <w:color w:val="1D2021"/>
+          <w:sz w:val="22"/>
+          <w:szCs w:val="22"/>
+        </w:rPr>
+        <w:t xml:space="preserve">6. Further Actions.</w:t>
+      </w:r>
+    </w:p>
+    <w:p>
+      <w:pPr>
+        <w:pStyle w:val="OAClauseBody"/>
+        <w:spacing w:after="280" w:before="0" w:line="340" w:beforeAutospacing="false" w:afterAutospacing="false"/>
+        <w:contextualSpacing w:val="false"/>
+      </w:pPr>
+      <w:r>
+        <w:rPr>
+          <w:rFonts w:ascii="Arial" w:cs="Arial" w:eastAsia="Arial" w:hAnsi="Arial"/>
+          <w:b w:val="false"/>
+          <w:bCs w:val="false"/>
+          <w:i w:val="false"/>
+          <w:iCs w:val="false"/>
+          <w:color w:val="1D2021"/>
+          <w:sz w:val="22"/>
+          <w:szCs w:val="22"/>
+        </w:rPr>
+        <w:t xml:space="preserve">Each officer of </w:t>
+      </w:r>
+      <w:r>
+        <w:rPr>
+          <w:rFonts w:ascii="Arial" w:cs="Arial" w:eastAsia="Arial" w:hAnsi="Arial"/>
+          <w:b/>
+          <w:bCs/>
+          <w:i w:val="false"/>
+          <w:iCs w:val="false"/>
+          <w:color w:val="117086"/>
+          <w:sz w:val="22"/>
+          <w:szCs w:val="22"/>
+        </w:rPr>
+        <w:t xml:space="preserve">Company</w:t>
+      </w:r>
+      <w:r>
+        <w:rPr>
+          <w:rFonts w:ascii="Arial" w:cs="Arial" w:eastAsia="Arial" w:hAnsi="Arial"/>
+          <w:b w:val="false"/>
+          <w:bCs w:val="false"/>
+          <w:i w:val="false"/>
+          <w:iCs w:val="false"/>
+          <w:color w:val="1D2021"/>
+          <w:sz w:val="22"/>
+          <w:szCs w:val="22"/>
+        </w:rPr>
+        <w:t xml:space="preserve"> is authorized and directed to take any further actions and execute any additional documents necessary or appropriate to implement these approvals.</w:t>
+      </w:r>
+    </w:p>
+    <w:p>
+      <w:pPr>
+        <w:sectPr>
+          <w:headerReference w:type="default" r:id="rId9"/>
+          <w:footerReference w:type="default" r:id="rId10"/>
+          <w:pgSz w:w="11906" w:h="16838" w:orient="portrait"/>
+          <w:pgMar w:top="936" w:right="1080" w:bottom="720" w:left="1080" w:header="360" w:footer="432" w:gutter="0"/>
+          <w:pgNumType/>
+          <w:docGrid w:linePitch="360"/>
+        </w:sectPr>
+      </w:pPr>
+    </w:p>
+    <w:p>
+      <w:pPr>
+        <w:spacing w:after="240" w:before="0" w:line="340" w:beforeAutospacing="false" w:afterAutospacing="false"/>
+        <w:contextualSpacing w:val="false"/>
+      </w:pPr>
+      <w:r>
+        <w:rPr>
+          <w:rFonts w:ascii="Arial" w:cs="Arial" w:eastAsia="Arial" w:hAnsi="Arial"/>
+          <w:b/>
+          <w:bCs/>
+          <w:color w:val="117086"/>
+          <w:sz w:val="22"/>
+          <w:szCs w:val="22"/>
+        </w:rPr>
+        <w:t xml:space="preserve">Stockholder Signatures</w:t>
+      </w:r>
+    </w:p>
+    <w:p>
+      <w:pPr>
+        <w:spacing w:after="280" w:before="0" w:line="340" w:beforeAutospacing="false" w:afterAutospacing="false"/>
+        <w:contextualSpacing w:val="false"/>
+      </w:pPr>
+      <w:r>
+        <w:rPr>
+          <w:rFonts w:ascii="Arial" w:cs="Arial" w:eastAsia="Arial" w:hAnsi="Arial"/>
+          <w:b w:val="false"/>
+          <w:bCs w:val="false"/>
+          <w:i w:val="false"/>
+          <w:iCs w:val="false"/>
+          <w:color w:val="1D2021"/>
+          <w:sz w:val="16"/>
+          <w:szCs w:val="16"/>
+        </w:rPr>
+        <w:t xml:space="preserve">This Action by Written Consent shall be filed with the minutes of the proceedings of Company stockholders.</w:t>
+      </w:r>
+    </w:p>
+    <w:p>
+      <w:pPr>
+        <w:spacing w:after="280" w:before="0" w:line="340" w:beforeAutospacing="false" w:afterAutospacing="false"/>
+        <w:contextualSpacing w:val="false"/>
+      </w:pPr>
+    </w:p>
+    <w:p>
+      <w:pPr>
+        <w:spacing w:after="280" w:before="0" w:line="340" w:beforeAutospacing="false" w:afterAutospacing="false"/>
+        <w:contextualSpacing w:val="false"/>
+      </w:pPr>
+      <w:r>
+        <w:rPr>
+          <w:rFonts w:ascii="Arial" w:cs="Arial" w:eastAsia="Arial" w:hAnsi="Arial"/>
+          <w:b w:val="false"/>
+          <w:bCs w:val="false"/>
+          <w:i w:val="false"/>
+          <w:iCs w:val="false"/>
+          <w:color w:val="1D2021"/>
+          <w:sz w:val="16"/>
+          <w:szCs w:val="16"/>
+        </w:rPr>
+        <w:t xml:space="preserve">By signing below, each stockholder adopts this stockholder consent as of the effective date listed in Cover Terms. Any copy, facsimile, PDF, or other reliable reproduction of this stockholder consent may be substituted or used in lieu of the original writing for any purpose for which the original writing could be used, provided that the reproduction is a complete reproduction of the entire original writing.</w:t>
+      </w:r>
+    </w:p>
+    <w:p>
+      <w:pPr>
+        <w:spacing w:after="0" w:before="0" w:line="340" w:beforeAutospacing="false" w:afterAutospacing="false"/>
+        <w:contextualSpacing w:val="false"/>
+      </w:pPr>
+      <w:r>
+        <w:rPr>
+          <w:rFonts w:ascii="Arial" w:cs="Arial" w:eastAsia="Arial" w:hAnsi="Arial"/>
+          <w:b w:val="false"/>
+          <w:bCs w:val="false"/>
+          <w:i w:val="false"/>
+          <w:iCs w:val="false"/>
+          <w:color w:val="1D2021"/>
+          <w:sz w:val="22"/>
+          <w:szCs w:val="22"/>
+        </w:rPr>
         <w:t xml:space="preserve">{FOR stockholder IN stockholders}</w:t>
       </w:r>
     </w:p>
     <w:p>
       <w:pPr>
-        <w:pStyle w:val="OABlockSignatureLine"/>
-      </w:pPr>
-      <w:r>
+        <w:spacing w:after="0" w:before="320" w:line="340" w:beforeAutospacing="false" w:afterAutospacing="false"/>
+        <w:contextualSpacing w:val="false"/>
+      </w:pPr>
+      <w:r>
+        <w:rPr>
+          <w:rFonts w:ascii="Arial" w:cs="Arial" w:eastAsia="Arial" w:hAnsi="Arial"/>
+          <w:b w:val="false"/>
+          <w:bCs w:val="false"/>
+          <w:i w:val="false"/>
+          <w:iCs w:val="false"/>
+          <w:color w:val="1D2021"/>
+          <w:sz w:val="22"/>
+          <w:szCs w:val="22"/>
+        </w:rPr>
         <w:t xml:space="preserve">______________________________</w:t>
       </w:r>
     </w:p>
     <w:p>
       <w:pPr>
-        <w:pStyle w:val="OABlockSignatureName"/>
-      </w:pPr>
-      <w:r>
+        <w:spacing w:after="0" w:before="0" w:line="340" w:beforeAutospacing="false" w:afterAutospacing="false"/>
+        <w:contextualSpacing w:val="false"/>
+      </w:pPr>
+      <w:r>
+        <w:rPr>
+          <w:rFonts w:ascii="Arial" w:cs="Arial" w:eastAsia="Arial" w:hAnsi="Arial"/>
+          <w:b w:val="false"/>
+          <w:bCs w:val="false"/>
+          <w:i w:val="false"/>
+          <w:iCs w:val="false"/>
+          <w:color w:val="1D2021"/>
+          <w:sz w:val="22"/>
+          <w:szCs w:val="22"/>
+        </w:rPr>
         <w:t xml:space="preserve">{$stockholder.name}</w:t>
       </w:r>
     </w:p>
     <w:p>
       <w:pPr>
-        <w:pStyle w:val="OABlockSignatureDate"/>
-      </w:pPr>
-      <w:r>
-        <w:t xml:space="preserve">Date: </w:t>
-      </w:r>
-      <w:r>
-        <w:t xml:space="preserve">{effective_date}</w:t>
-      </w:r>
-    </w:p>
-    <w:p>
-      <w:pPr>
-        <w:pStyle w:val="Normal"/>
-      </w:pPr>
-      <w:r>
+        <w:spacing w:after="280" w:before="0" w:line="340" w:beforeAutospacing="false" w:afterAutospacing="false"/>
+        <w:contextualSpacing w:val="false"/>
+      </w:pPr>
+      <w:r>
+        <w:rPr>
+          <w:rFonts w:ascii="Arial" w:cs="Arial" w:eastAsia="Arial" w:hAnsi="Arial"/>
+          <w:b w:val="false"/>
+          <w:bCs w:val="false"/>
+          <w:i w:val="false"/>
+          <w:iCs w:val="false"/>
+          <w:color w:val="1D2021"/>
+          <w:sz w:val="22"/>
+          <w:szCs w:val="22"/>
+        </w:rPr>
+        <w:t xml:space="preserve">Date: {effective_date}</w:t>
+      </w:r>
+    </w:p>
+    <w:p>
+      <w:pPr>
+        <w:spacing w:after="280" w:before="0" w:line="340" w:beforeAutospacing="false" w:afterAutospacing="false"/>
+        <w:contextualSpacing w:val="false"/>
+      </w:pPr>
+      <w:r>
+        <w:rPr>
+          <w:rFonts w:ascii="Arial" w:cs="Arial" w:eastAsia="Arial" w:hAnsi="Arial"/>
+          <w:b w:val="false"/>
+          <w:bCs w:val="false"/>
+          <w:i w:val="false"/>
+          <w:iCs w:val="false"/>
+          <w:color w:val="1D2021"/>
+          <w:sz w:val="22"/>
+          <w:szCs w:val="22"/>
+        </w:rPr>
         <w:t xml:space="preserve">{END-FOR stockholder}</w:t>
       </w:r>
     </w:p>
     <w:sectPr>
-      <w:headerReference w:type="first" r:id="rId7"/>
-      <w:footerReference w:type="default" r:id="rId8"/>
-      <w:footerReference w:type="first" r:id="rId9"/>
-      <w:pgSz w:w="12240" w:h="15840" w:orient="portrait"/>
-      <w:pgMar w:top="1440" w:right="1440" w:bottom="1440" w:left="1440" w:header="720" w:footer="720" w:gutter="0"/>
+      <w:headerReference w:type="default" r:id="rId11"/>
+      <w:footerReference w:type="default" r:id="rId12"/>
+      <w:pgSz w:w="11906" w:h="16838" w:orient="portrait"/>
+      <w:pgMar w:top="936" w:right="1080" w:bottom="720" w:left="1080" w:header="360" w:footer="432" w:gutter="0"/>
       <w:pgNumType/>
-      <w:titlePg/>
       <w:docGrid w:linePitch="360"/>
     </w:sectPr>
   </w:body>
@@ -284,28 +1110,28 @@
     </w:pPr>
     <w:r>
       <w:rPr>
-        <w:rFonts w:ascii="Times New Roman" w:cs="Times New Roman" w:eastAsia="Times New Roman" w:hAnsi="Times New Roman"/>
+        <w:rFonts w:ascii="Arial" w:cs="Arial" w:eastAsia="Arial" w:hAnsi="Arial"/>
         <w:color w:val="494A4B"/>
-        <w:sz w:val="20"/>
-        <w:szCs w:val="20"/>
+        <w:sz w:val="13"/>
+        <w:szCs w:val="13"/>
       </w:rPr>
-      <w:t xml:space="preserve">Stockholder Consent for SAFE Financing (v1.0). Free to use under CC BY 4.0.</w:t>
+      <w:t xml:space="preserve">OpenAgreements Stockholder Consent for SAFE Financing (v1.1). Free to use under CC BY 4.0.</w:t>
     </w:r>
     <w:r>
       <w:rPr>
-        <w:rFonts w:ascii="Times New Roman" w:cs="Times New Roman" w:eastAsia="Times New Roman" w:hAnsi="Times New Roman"/>
+        <w:rFonts w:ascii="Arial" w:cs="Arial" w:eastAsia="Arial" w:hAnsi="Arial"/>
         <w:color w:val="494A4B"/>
-        <w:sz w:val="20"/>
-        <w:szCs w:val="20"/>
+        <w:sz w:val="13"/>
+        <w:szCs w:val="13"/>
       </w:rPr>
       <w:t xml:space="preserve">	Page </w:t>
     </w:r>
     <w:r>
       <w:rPr>
-        <w:rFonts w:ascii="Times New Roman" w:cs="Times New Roman" w:eastAsia="Times New Roman" w:hAnsi="Times New Roman"/>
+        <w:rFonts w:ascii="Arial" w:cs="Arial" w:eastAsia="Arial" w:hAnsi="Arial"/>
         <w:color w:val="494A4B"/>
-        <w:sz w:val="20"/>
-        <w:szCs w:val="20"/>
+        <w:sz w:val="13"/>
+        <w:szCs w:val="13"/>
       </w:rPr>
       <w:fldChar w:fldCharType="begin"/>
       <w:instrText xml:space="preserve">PAGE</w:instrText>
@@ -314,19 +1140,19 @@
     </w:r>
     <w:r>
       <w:rPr>
-        <w:rFonts w:ascii="Times New Roman" w:cs="Times New Roman" w:eastAsia="Times New Roman" w:hAnsi="Times New Roman"/>
+        <w:rFonts w:ascii="Arial" w:cs="Arial" w:eastAsia="Arial" w:hAnsi="Arial"/>
         <w:color w:val="494A4B"/>
-        <w:sz w:val="20"/>
-        <w:szCs w:val="20"/>
+        <w:sz w:val="13"/>
+        <w:szCs w:val="13"/>
       </w:rPr>
       <w:t xml:space="preserve"> of </w:t>
     </w:r>
     <w:r>
       <w:rPr>
-        <w:rFonts w:ascii="Times New Roman" w:cs="Times New Roman" w:eastAsia="Times New Roman" w:hAnsi="Times New Roman"/>
+        <w:rFonts w:ascii="Arial" w:cs="Arial" w:eastAsia="Arial" w:hAnsi="Arial"/>
         <w:color w:val="494A4B"/>
-        <w:sz w:val="20"/>
-        <w:szCs w:val="20"/>
+        <w:sz w:val="13"/>
+        <w:szCs w:val="13"/>
       </w:rPr>
       <w:fldChar w:fldCharType="begin"/>
       <w:instrText xml:space="preserve">NUMPAGES</w:instrText>
@@ -347,28 +1173,28 @@
     </w:pPr>
     <w:r>
       <w:rPr>
-        <w:rFonts w:ascii="Times New Roman" w:cs="Times New Roman" w:eastAsia="Times New Roman" w:hAnsi="Times New Roman"/>
+        <w:rFonts w:ascii="Arial" w:cs="Arial" w:eastAsia="Arial" w:hAnsi="Arial"/>
         <w:color w:val="494A4B"/>
-        <w:sz w:val="20"/>
-        <w:szCs w:val="20"/>
+        <w:sz w:val="13"/>
+        <w:szCs w:val="13"/>
       </w:rPr>
-      <w:t xml:space="preserve">Stockholder Consent for SAFE Financing (v1.0). Free to use under CC BY 4.0.</w:t>
+      <w:t xml:space="preserve">OpenAgreements Stockholder Consent for SAFE Financing (v1.1). Free to use under CC BY 4.0.</w:t>
     </w:r>
     <w:r>
       <w:rPr>
-        <w:rFonts w:ascii="Times New Roman" w:cs="Times New Roman" w:eastAsia="Times New Roman" w:hAnsi="Times New Roman"/>
+        <w:rFonts w:ascii="Arial" w:cs="Arial" w:eastAsia="Arial" w:hAnsi="Arial"/>
         <w:color w:val="494A4B"/>
-        <w:sz w:val="20"/>
-        <w:szCs w:val="20"/>
+        <w:sz w:val="13"/>
+        <w:szCs w:val="13"/>
       </w:rPr>
       <w:t xml:space="preserve">	Page </w:t>
     </w:r>
     <w:r>
       <w:rPr>
-        <w:rFonts w:ascii="Times New Roman" w:cs="Times New Roman" w:eastAsia="Times New Roman" w:hAnsi="Times New Roman"/>
+        <w:rFonts w:ascii="Arial" w:cs="Arial" w:eastAsia="Arial" w:hAnsi="Arial"/>
         <w:color w:val="494A4B"/>
-        <w:sz w:val="20"/>
-        <w:szCs w:val="20"/>
+        <w:sz w:val="13"/>
+        <w:szCs w:val="13"/>
       </w:rPr>
       <w:fldChar w:fldCharType="begin"/>
       <w:instrText xml:space="preserve">PAGE</w:instrText>
@@ -377,19 +1203,82 @@
     </w:r>
     <w:r>
       <w:rPr>
-        <w:rFonts w:ascii="Times New Roman" w:cs="Times New Roman" w:eastAsia="Times New Roman" w:hAnsi="Times New Roman"/>
+        <w:rFonts w:ascii="Arial" w:cs="Arial" w:eastAsia="Arial" w:hAnsi="Arial"/>
         <w:color w:val="494A4B"/>
-        <w:sz w:val="20"/>
-        <w:szCs w:val="20"/>
+        <w:sz w:val="13"/>
+        <w:szCs w:val="13"/>
       </w:rPr>
       <w:t xml:space="preserve"> of </w:t>
     </w:r>
     <w:r>
       <w:rPr>
-        <w:rFonts w:ascii="Times New Roman" w:cs="Times New Roman" w:eastAsia="Times New Roman" w:hAnsi="Times New Roman"/>
+        <w:rFonts w:ascii="Arial" w:cs="Arial" w:eastAsia="Arial" w:hAnsi="Arial"/>
         <w:color w:val="494A4B"/>
-        <w:sz w:val="20"/>
-        <w:szCs w:val="20"/>
+        <w:sz w:val="13"/>
+        <w:szCs w:val="13"/>
+      </w:rPr>
+      <w:fldChar w:fldCharType="begin"/>
+      <w:instrText xml:space="preserve">NUMPAGES</w:instrText>
+      <w:fldChar w:fldCharType="separate"/>
+      <w:fldChar w:fldCharType="end"/>
+    </w:r>
+  </w:p>
+</w:ftr>
+</file>
+
+<file path=word/footer3.xml><?xml version="1.0" encoding="utf-8"?>
+<w:ftr xmlns:wpc="http://schemas.microsoft.com/office/word/2010/wordprocessingCanvas" xmlns:mc="http://schemas.openxmlformats.org/markup-compatibility/2006" xmlns:o="urn:schemas-microsoft-com:office:office" xmlns:r="http://schemas.openxmlformats.org/officeDocument/2006/relationships" xmlns:m="http://schemas.openxmlformats.org/officeDocument/2006/math" xmlns:v="urn:schemas-microsoft-com:vml" xmlns:wp14="http://schemas.microsoft.com/office/word/2010/wordprocessingDrawing" xmlns:wp="http://schemas.openxmlformats.org/drawingml/2006/wordprocessingDrawing" xmlns:w10="urn:schemas-microsoft-com:office:word" xmlns:w="http://schemas.openxmlformats.org/wordprocessingml/2006/main" xmlns:w14="http://schemas.microsoft.com/office/word/2010/wordml" xmlns:w15="http://schemas.microsoft.com/office/word/2012/wordml" xmlns:wpg="http://schemas.microsoft.com/office/word/2010/wordprocessingGroup" xmlns:wpi="http://schemas.microsoft.com/office/word/2010/wordprocessingInk" xmlns:wne="http://schemas.microsoft.com/office/word/2006/wordml" xmlns:wps="http://schemas.microsoft.com/office/word/2010/wordprocessingShape">
+  <w:p>
+    <w:pPr>
+      <w:tabs>
+        <w:tab w:val="right" w:pos="9026"/>
+      </w:tabs>
+    </w:pPr>
+    <w:r>
+      <w:rPr>
+        <w:rFonts w:ascii="Arial" w:cs="Arial" w:eastAsia="Arial" w:hAnsi="Arial"/>
+        <w:color w:val="494A4B"/>
+        <w:sz w:val="13"/>
+        <w:szCs w:val="13"/>
+      </w:rPr>
+      <w:t xml:space="preserve">OpenAgreements Stockholder Consent for SAFE Financing (v1.1). Free to use under CC BY 4.0.</w:t>
+    </w:r>
+    <w:r>
+      <w:rPr>
+        <w:rFonts w:ascii="Arial" w:cs="Arial" w:eastAsia="Arial" w:hAnsi="Arial"/>
+        <w:color w:val="494A4B"/>
+        <w:sz w:val="13"/>
+        <w:szCs w:val="13"/>
+      </w:rPr>
+      <w:t xml:space="preserve">	Page </w:t>
+    </w:r>
+    <w:r>
+      <w:rPr>
+        <w:rFonts w:ascii="Arial" w:cs="Arial" w:eastAsia="Arial" w:hAnsi="Arial"/>
+        <w:color w:val="494A4B"/>
+        <w:sz w:val="13"/>
+        <w:szCs w:val="13"/>
+      </w:rPr>
+      <w:fldChar w:fldCharType="begin"/>
+      <w:instrText xml:space="preserve">PAGE</w:instrText>
+      <w:fldChar w:fldCharType="separate"/>
+      <w:fldChar w:fldCharType="end"/>
+    </w:r>
+    <w:r>
+      <w:rPr>
+        <w:rFonts w:ascii="Arial" w:cs="Arial" w:eastAsia="Arial" w:hAnsi="Arial"/>
+        <w:color w:val="494A4B"/>
+        <w:sz w:val="13"/>
+        <w:szCs w:val="13"/>
+      </w:rPr>
+      <w:t xml:space="preserve"> of </w:t>
+    </w:r>
+    <w:r>
+      <w:rPr>
+        <w:rFonts w:ascii="Arial" w:cs="Arial" w:eastAsia="Arial" w:hAnsi="Arial"/>
+        <w:color w:val="494A4B"/>
+        <w:sz w:val="13"/>
+        <w:szCs w:val="13"/>
       </w:rPr>
       <w:fldChar w:fldCharType="begin"/>
       <w:instrText xml:space="preserve">NUMPAGES</w:instrText>
@@ -441,7 +1330,7 @@
 <w:hdr xmlns:wpc="http://schemas.microsoft.com/office/word/2010/wordprocessingCanvas" xmlns:mc="http://schemas.openxmlformats.org/markup-compatibility/2006" xmlns:o="urn:schemas-microsoft-com:office:office" xmlns:r="http://schemas.openxmlformats.org/officeDocument/2006/relationships" xmlns:m="http://schemas.openxmlformats.org/officeDocument/2006/math" xmlns:v="urn:schemas-microsoft-com:vml" xmlns:wp14="http://schemas.microsoft.com/office/word/2010/wordprocessingDrawing" xmlns:wp="http://schemas.openxmlformats.org/drawingml/2006/wordprocessingDrawing" xmlns:w10="urn:schemas-microsoft-com:office:word" xmlns:w="http://schemas.openxmlformats.org/wordprocessingml/2006/main" xmlns:w14="http://schemas.microsoft.com/office/word/2010/wordml" xmlns:w15="http://schemas.microsoft.com/office/word/2012/wordml" xmlns:wpg="http://schemas.microsoft.com/office/word/2010/wordprocessingGroup" xmlns:wpi="http://schemas.microsoft.com/office/word/2010/wordprocessingInk" xmlns:wne="http://schemas.microsoft.com/office/word/2006/wordml" xmlns:wps="http://schemas.microsoft.com/office/word/2010/wordprocessingShape" xmlns:cx="http://schemas.microsoft.com/office/drawing/2014/chartex" xmlns:cx1="http://schemas.microsoft.com/office/drawing/2015/9/8/chartex" xmlns:cx2="http://schemas.microsoft.com/office/drawing/2015/10/21/chartex" xmlns:cx3="http://schemas.microsoft.com/office/drawing/2016/5/9/chartex" xmlns:cx4="http://schemas.microsoft.com/office/drawing/2016/5/10/chartex" xmlns:cx5="http://schemas.microsoft.com/office/drawing/2016/5/11/chartex" xmlns:cx6="http://schemas.microsoft.com/office/drawing/2016/5/12/chartex" xmlns:cx7="http://schemas.microsoft.com/office/drawing/2016/5/13/chartex" xmlns:cx8="http://schemas.microsoft.com/office/drawing/2016/5/14/chartex" xmlns:w16cid="http://schemas.microsoft.com/office/word/2016/wordml/cid" xmlns:w16se="http://schemas.microsoft.com/office/word/2015/wordml/symex">
   <w:tbl>
     <w:tblPr>
-      <w:tblW w:type="dxa" w:w="9360"/>
+      <w:tblW w:type="dxa" w:w="10070"/>
       <w:tblBorders>
         <w:top w:val="single" w:color="107087" w:sz="14"/>
         <w:left w:val="nil" w:color="FFFFFF" w:sz="0"/>
@@ -453,8 +1342,8 @@
       <w:tblLayout w:type="fixed"/>
     </w:tblPr>
     <w:tblGrid>
-      <w:gridCol w:w="6178"/>
-      <w:gridCol w:w="3182"/>
+      <w:gridCol w:w="7900"/>
+      <w:gridCol w:w="2170"/>
     </w:tblGrid>
     <w:tr>
       <w:trPr>
@@ -504,14 +1393,196 @@
           </w:pPr>
           <w:r>
             <w:rPr>
-              <w:rFonts w:ascii="Times New Roman" w:cs="Times New Roman" w:eastAsia="Times New Roman" w:hAnsi="Times New Roman"/>
+              <w:rFonts w:ascii="Arial" w:cs="Arial" w:eastAsia="Arial" w:hAnsi="Arial"/>
               <w:b/>
               <w:bCs/>
               <w:color w:val="107087"/>
               <w:sz w:val="18"/>
               <w:szCs w:val="18"/>
             </w:rPr>
-            <w:t xml:space="preserve">STOCKHOLDER CONSENT FOR APPROVING SAFE (DELAWARE)</w:t>
+            <w:t xml:space="preserve">COVER TERMS</w:t>
+          </w:r>
+        </w:p>
+      </w:tc>
+    </w:tr>
+  </w:tbl>
+  <w:p>
+    <w:pPr>
+      <w:spacing w:after="60"/>
+    </w:pPr>
+    <w:r>
+      <w:t xml:space="preserve"/>
+    </w:r>
+  </w:p>
+</w:hdr>
+</file>
+
+<file path=word/header2.xml><?xml version="1.0" encoding="utf-8"?>
+<w:hdr xmlns:wpc="http://schemas.microsoft.com/office/word/2010/wordprocessingCanvas" xmlns:mc="http://schemas.openxmlformats.org/markup-compatibility/2006" xmlns:o="urn:schemas-microsoft-com:office:office" xmlns:r="http://schemas.openxmlformats.org/officeDocument/2006/relationships" xmlns:m="http://schemas.openxmlformats.org/officeDocument/2006/math" xmlns:v="urn:schemas-microsoft-com:vml" xmlns:wp14="http://schemas.microsoft.com/office/word/2010/wordprocessingDrawing" xmlns:wp="http://schemas.openxmlformats.org/drawingml/2006/wordprocessingDrawing" xmlns:w10="urn:schemas-microsoft-com:office:word" xmlns:w="http://schemas.openxmlformats.org/wordprocessingml/2006/main" xmlns:w14="http://schemas.microsoft.com/office/word/2010/wordml" xmlns:w15="http://schemas.microsoft.com/office/word/2012/wordml" xmlns:wpg="http://schemas.microsoft.com/office/word/2010/wordprocessingGroup" xmlns:wpi="http://schemas.microsoft.com/office/word/2010/wordprocessingInk" xmlns:wne="http://schemas.microsoft.com/office/word/2006/wordml" xmlns:wps="http://schemas.microsoft.com/office/word/2010/wordprocessingShape" xmlns:cx="http://schemas.microsoft.com/office/drawing/2014/chartex" xmlns:cx1="http://schemas.microsoft.com/office/drawing/2015/9/8/chartex" xmlns:cx2="http://schemas.microsoft.com/office/drawing/2015/10/21/chartex" xmlns:cx3="http://schemas.microsoft.com/office/drawing/2016/5/9/chartex" xmlns:cx4="http://schemas.microsoft.com/office/drawing/2016/5/10/chartex" xmlns:cx5="http://schemas.microsoft.com/office/drawing/2016/5/11/chartex" xmlns:cx6="http://schemas.microsoft.com/office/drawing/2016/5/12/chartex" xmlns:cx7="http://schemas.microsoft.com/office/drawing/2016/5/13/chartex" xmlns:cx8="http://schemas.microsoft.com/office/drawing/2016/5/14/chartex" xmlns:w16cid="http://schemas.microsoft.com/office/word/2016/wordml/cid" xmlns:w16se="http://schemas.microsoft.com/office/word/2015/wordml/symex">
+  <w:tbl>
+    <w:tblPr>
+      <w:tblW w:type="dxa" w:w="10070"/>
+      <w:tblBorders>
+        <w:top w:val="single" w:color="107087" w:sz="14"/>
+        <w:left w:val="nil" w:color="FFFFFF" w:sz="0"/>
+        <w:bottom w:val="nil" w:color="FFFFFF" w:sz="0"/>
+        <w:right w:val="nil" w:color="FFFFFF" w:sz="0"/>
+        <w:insideH w:val="single" w:color="auto" w:sz="4"/>
+        <w:insideV w:val="single" w:color="auto" w:sz="4"/>
+      </w:tblBorders>
+      <w:tblLayout w:type="fixed"/>
+    </w:tblPr>
+    <w:tblGrid>
+      <w:gridCol w:w="7900"/>
+      <w:gridCol w:w="2170"/>
+    </w:tblGrid>
+    <w:tr>
+      <w:trPr>
+        <w:trHeight w:val="360" w:hRule="atLeast"/>
+      </w:trPr>
+      <w:tc>
+        <w:tcPr>
+          <w:tcBorders>
+            <w:top w:val="nil" w:color="FFFFFF" w:sz="0"/>
+            <w:left w:val="nil" w:color="FFFFFF" w:sz="0"/>
+            <w:bottom w:val="nil" w:color="FFFFFF" w:sz="0"/>
+            <w:right w:val="nil" w:color="FFFFFF" w:sz="0"/>
+          </w:tcBorders>
+          <w:tcMar>
+            <w:top w:type="dxa" w:w="36"/>
+            <w:left w:type="dxa" w:w="0"/>
+            <w:bottom w:type="dxa" w:w="0"/>
+            <w:right w:type="dxa" w:w="0"/>
+          </w:tcMar>
+        </w:tcPr>
+        <w:p>
+          <w:r>
+            <w:t xml:space="preserve"/>
+          </w:r>
+        </w:p>
+      </w:tc>
+      <w:tc>
+        <w:tcPr>
+          <w:tcBorders>
+            <w:top w:val="nil" w:color="FFFFFF" w:sz="0"/>
+            <w:left w:val="nil" w:color="FFFFFF" w:sz="0"/>
+            <w:bottom w:val="nil" w:color="FFFFFF" w:sz="0"/>
+            <w:right w:val="nil" w:color="FFFFFF" w:sz="0"/>
+          </w:tcBorders>
+          <w:tcMar>
+            <w:top w:type="dxa" w:w="36"/>
+            <w:left w:type="dxa" w:w="0"/>
+            <w:bottom w:type="dxa" w:w="0"/>
+            <w:right w:type="dxa" w:w="0"/>
+          </w:tcMar>
+          <w:vAlign w:val="center"/>
+        </w:tcPr>
+        <w:p>
+          <w:pPr>
+            <w:spacing w:after="0" w:before="0"/>
+            <w:jc w:val="right"/>
+          </w:pPr>
+          <w:r>
+            <w:rPr>
+              <w:rFonts w:ascii="Arial" w:cs="Arial" w:eastAsia="Arial" w:hAnsi="Arial"/>
+              <w:b/>
+              <w:bCs/>
+              <w:color w:val="107087"/>
+              <w:sz w:val="18"/>
+              <w:szCs w:val="18"/>
+            </w:rPr>
+            <w:t xml:space="preserve">STANDARD TERMS</w:t>
+          </w:r>
+        </w:p>
+      </w:tc>
+    </w:tr>
+  </w:tbl>
+  <w:p>
+    <w:pPr>
+      <w:spacing w:after="60"/>
+    </w:pPr>
+    <w:r>
+      <w:t xml:space="preserve"/>
+    </w:r>
+  </w:p>
+</w:hdr>
+</file>
+
+<file path=word/header3.xml><?xml version="1.0" encoding="utf-8"?>
+<w:hdr xmlns:wpc="http://schemas.microsoft.com/office/word/2010/wordprocessingCanvas" xmlns:mc="http://schemas.openxmlformats.org/markup-compatibility/2006" xmlns:o="urn:schemas-microsoft-com:office:office" xmlns:r="http://schemas.openxmlformats.org/officeDocument/2006/relationships" xmlns:m="http://schemas.openxmlformats.org/officeDocument/2006/math" xmlns:v="urn:schemas-microsoft-com:vml" xmlns:wp14="http://schemas.microsoft.com/office/word/2010/wordprocessingDrawing" xmlns:wp="http://schemas.openxmlformats.org/drawingml/2006/wordprocessingDrawing" xmlns:w10="urn:schemas-microsoft-com:office:word" xmlns:w="http://schemas.openxmlformats.org/wordprocessingml/2006/main" xmlns:w14="http://schemas.microsoft.com/office/word/2010/wordml" xmlns:w15="http://schemas.microsoft.com/office/word/2012/wordml" xmlns:wpg="http://schemas.microsoft.com/office/word/2010/wordprocessingGroup" xmlns:wpi="http://schemas.microsoft.com/office/word/2010/wordprocessingInk" xmlns:wne="http://schemas.microsoft.com/office/word/2006/wordml" xmlns:wps="http://schemas.microsoft.com/office/word/2010/wordprocessingShape" xmlns:cx="http://schemas.microsoft.com/office/drawing/2014/chartex" xmlns:cx1="http://schemas.microsoft.com/office/drawing/2015/9/8/chartex" xmlns:cx2="http://schemas.microsoft.com/office/drawing/2015/10/21/chartex" xmlns:cx3="http://schemas.microsoft.com/office/drawing/2016/5/9/chartex" xmlns:cx4="http://schemas.microsoft.com/office/drawing/2016/5/10/chartex" xmlns:cx5="http://schemas.microsoft.com/office/drawing/2016/5/11/chartex" xmlns:cx6="http://schemas.microsoft.com/office/drawing/2016/5/12/chartex" xmlns:cx7="http://schemas.microsoft.com/office/drawing/2016/5/13/chartex" xmlns:cx8="http://schemas.microsoft.com/office/drawing/2016/5/14/chartex" xmlns:w16cid="http://schemas.microsoft.com/office/word/2016/wordml/cid" xmlns:w16se="http://schemas.microsoft.com/office/word/2015/wordml/symex">
+  <w:tbl>
+    <w:tblPr>
+      <w:tblW w:type="dxa" w:w="10070"/>
+      <w:tblBorders>
+        <w:top w:val="single" w:color="107087" w:sz="14"/>
+        <w:left w:val="nil" w:color="FFFFFF" w:sz="0"/>
+        <w:bottom w:val="nil" w:color="FFFFFF" w:sz="0"/>
+        <w:right w:val="nil" w:color="FFFFFF" w:sz="0"/>
+        <w:insideH w:val="single" w:color="auto" w:sz="4"/>
+        <w:insideV w:val="single" w:color="auto" w:sz="4"/>
+      </w:tblBorders>
+      <w:tblLayout w:type="fixed"/>
+    </w:tblPr>
+    <w:tblGrid>
+      <w:gridCol w:w="7900"/>
+      <w:gridCol w:w="2170"/>
+    </w:tblGrid>
+    <w:tr>
+      <w:trPr>
+        <w:trHeight w:val="360" w:hRule="atLeast"/>
+      </w:trPr>
+      <w:tc>
+        <w:tcPr>
+          <w:tcBorders>
+            <w:top w:val="nil" w:color="FFFFFF" w:sz="0"/>
+            <w:left w:val="nil" w:color="FFFFFF" w:sz="0"/>
+            <w:bottom w:val="nil" w:color="FFFFFF" w:sz="0"/>
+            <w:right w:val="nil" w:color="FFFFFF" w:sz="0"/>
+          </w:tcBorders>
+          <w:tcMar>
+            <w:top w:type="dxa" w:w="36"/>
+            <w:left w:type="dxa" w:w="0"/>
+            <w:bottom w:type="dxa" w:w="0"/>
+            <w:right w:type="dxa" w:w="0"/>
+          </w:tcMar>
+        </w:tcPr>
+        <w:p>
+          <w:r>
+            <w:t xml:space="preserve"/>
+          </w:r>
+        </w:p>
+      </w:tc>
+      <w:tc>
+        <w:tcPr>
+          <w:tcBorders>
+            <w:top w:val="nil" w:color="FFFFFF" w:sz="0"/>
+            <w:left w:val="nil" w:color="FFFFFF" w:sz="0"/>
+            <w:bottom w:val="nil" w:color="FFFFFF" w:sz="0"/>
+            <w:right w:val="nil" w:color="FFFFFF" w:sz="0"/>
+          </w:tcBorders>
+          <w:tcMar>
+            <w:top w:type="dxa" w:w="36"/>
+            <w:left w:type="dxa" w:w="0"/>
+            <w:bottom w:type="dxa" w:w="0"/>
+            <w:right w:type="dxa" w:w="0"/>
+          </w:tcMar>
+          <w:vAlign w:val="center"/>
+        </w:tcPr>
+        <w:p>
+          <w:pPr>
+            <w:spacing w:after="0" w:before="0"/>
+            <w:jc w:val="right"/>
+          </w:pPr>
+          <w:r>
+            <w:rPr>
+              <w:rFonts w:ascii="Arial" w:cs="Arial" w:eastAsia="Arial" w:hAnsi="Arial"/>
+              <w:b/>
+              <w:bCs/>
+              <w:color w:val="107087"/>
+              <w:sz w:val="18"/>
+              <w:szCs w:val="18"/>
+            </w:rPr>
+            <w:t xml:space="preserve">SIGNATURE PAGE</w:t>
           </w:r>
         </w:p>
       </w:tc>
@@ -628,15 +1699,15 @@
   <w:docDefaults>
     <w:rPrDefault>
       <w:rPr>
-        <w:rFonts w:ascii="Times New Roman" w:cs="Times New Roman" w:eastAsia="Times New Roman" w:hAnsi="Times New Roman"/>
-        <w:color w:val="000000"/>
-        <w:sz w:val="24"/>
-        <w:szCs w:val="24"/>
+        <w:rFonts w:ascii="Arial" w:cs="Arial" w:eastAsia="Arial" w:hAnsi="Arial"/>
+        <w:color w:val="1D2021"/>
+        <w:sz w:val="22"/>
+        <w:szCs w:val="22"/>
       </w:rPr>
     </w:rPrDefault>
     <w:pPrDefault>
       <w:pPr>
-        <w:spacing w:after="120" w:before="0" w:line="276" w:lineRule="auto"/>
+        <w:spacing w:after="0" w:before="0" w:line="340" w:lineRule="auto"/>
       </w:pPr>
     </w:pPrDefault>
   </w:docDefaults>
@@ -816,160 +1887,45 @@
     <w:next w:val="Normal"/>
     <w:qFormat/>
     <w:pPr>
-      <w:spacing w:after="120" w:before="0" w:line="276" w:lineRule="auto"/>
+      <w:spacing w:after="0" w:before="0" w:line="340" w:lineRule="auto"/>
     </w:pPr>
     <w:rPr>
-      <w:rFonts w:ascii="Times New Roman" w:cs="Times New Roman" w:eastAsia="Times New Roman" w:hAnsi="Times New Roman"/>
-      <w:color w:val="000000"/>
-      <w:sz w:val="24"/>
-      <w:szCs w:val="24"/>
+      <w:rFonts w:ascii="Arial" w:cs="Arial" w:eastAsia="Arial" w:hAnsi="Arial"/>
+      <w:color w:val="1D2021"/>
+      <w:sz w:val="22"/>
+      <w:szCs w:val="22"/>
     </w:rPr>
   </w:style>
-  <w:style w:type="paragraph" w:styleId="OAHeading1">
-    <w:name w:val="OA Heading 1"/>
+  <w:style w:type="paragraph" w:styleId="OAClauseHeading">
+    <w:name w:val="OA Clause Heading"/>
     <w:basedOn w:val="Normal"/>
-    <w:next w:val="Normal"/>
+    <w:next w:val="OAClauseBody"/>
     <w:qFormat/>
     <w:pPr>
-      <w:spacing w:after="120" w:before="0" w:line="276" w:lineRule="auto"/>
-      <w:jc w:val="center"/>
+      <w:spacing w:after="120" w:before="320" w:line="340" w:lineRule="auto"/>
     </w:pPr>
     <w:rPr>
-      <w:rFonts w:ascii="Times New Roman" w:cs="Times New Roman" w:eastAsia="Times New Roman" w:hAnsi="Times New Roman"/>
+      <w:rFonts w:ascii="Arial" w:cs="Arial" w:eastAsia="Arial" w:hAnsi="Arial"/>
       <w:b/>
       <w:bCs/>
-      <w:color w:val="000000"/>
-      <w:sz w:val="28"/>
-      <w:szCs w:val="28"/>
+      <w:color w:val="1D2021"/>
+      <w:sz w:val="22"/>
+      <w:szCs w:val="22"/>
     </w:rPr>
   </w:style>
-  <w:style w:type="paragraph" w:styleId="OAHeading2">
-    <w:name w:val="OA Heading 2"/>
+  <w:style w:type="paragraph" w:styleId="OAClauseBody">
+    <w:name w:val="OA Clause Body"/>
     <w:basedOn w:val="Normal"/>
-    <w:next w:val="Normal"/>
+    <w:next w:val="OAClauseHeading"/>
     <w:qFormat/>
     <w:pPr>
-      <w:spacing w:after="120" w:before="0" w:line="276" w:lineRule="auto"/>
-      <w:jc w:val="center"/>
+      <w:spacing w:after="280" w:before="0" w:line="340" w:lineRule="auto"/>
     </w:pPr>
     <w:rPr>
-      <w:rFonts w:ascii="Times New Roman" w:cs="Times New Roman" w:eastAsia="Times New Roman" w:hAnsi="Times New Roman"/>
-      <w:b/>
-      <w:bCs/>
-      <w:color w:val="000000"/>
-      <w:sz w:val="24"/>
-      <w:szCs w:val="24"/>
-      <w:u w:val="single"/>
-    </w:rPr>
-  </w:style>
-  <w:style w:type="paragraph" w:styleId="OAHeading3">
-    <w:name w:val="OA Heading 3"/>
-    <w:basedOn w:val="Normal"/>
-    <w:next w:val="Normal"/>
-    <w:qFormat/>
-    <w:pPr>
-      <w:spacing w:after="120" w:before="0" w:line="276" w:lineRule="auto"/>
-    </w:pPr>
-    <w:rPr>
-      <w:rFonts w:ascii="Times New Roman" w:cs="Times New Roman" w:eastAsia="Times New Roman" w:hAnsi="Times New Roman"/>
-      <w:b/>
-      <w:bCs/>
-      <w:color w:val="000000"/>
-      <w:sz w:val="24"/>
-      <w:szCs w:val="24"/>
-    </w:rPr>
-  </w:style>
-  <w:style w:type="paragraph" w:styleId="OABlockNote">
-    <w:name w:val="OA Block note"/>
-    <w:basedOn w:val="Normal"/>
-    <w:next w:val="Normal"/>
-    <w:qFormat/>
-    <w:pPr>
-      <w:spacing w:after="120" w:before="0" w:line="276" w:lineRule="auto"/>
-    </w:pPr>
-    <w:rPr>
-      <w:rFonts w:ascii="Times New Roman" w:cs="Times New Roman" w:eastAsia="Times New Roman" w:hAnsi="Times New Roman"/>
-      <w:i/>
-      <w:iCs/>
-      <w:color w:val="000000"/>
-      <w:sz w:val="20"/>
-      <w:szCs w:val="20"/>
-    </w:rPr>
-  </w:style>
-  <w:style w:type="paragraph" w:styleId="OABlockSignatureFollow">
-    <w:name w:val="OA Block signature-follow"/>
-    <w:basedOn w:val="Normal"/>
-    <w:next w:val="Normal"/>
-    <w:qFormat/>
-    <w:pPr>
-      <w:spacing w:after="120" w:before="0" w:line="276" w:lineRule="auto"/>
-      <w:jc w:val="center"/>
-    </w:pPr>
-    <w:rPr>
-      <w:rFonts w:ascii="Times New Roman" w:cs="Times New Roman" w:eastAsia="Times New Roman" w:hAnsi="Times New Roman"/>
-      <w:color w:val="000000"/>
-      <w:sz w:val="24"/>
-      <w:szCs w:val="24"/>
-    </w:rPr>
-  </w:style>
-  <w:style w:type="paragraph" w:styleId="OABlockSignatureIntro">
-    <w:name w:val="OA Block signature-intro"/>
-    <w:basedOn w:val="Normal"/>
-    <w:next w:val="Normal"/>
-    <w:qFormat/>
-    <w:pPr>
-      <w:spacing w:after="120" w:before="0" w:line="276" w:lineRule="auto"/>
-    </w:pPr>
-    <w:rPr>
-      <w:rFonts w:ascii="Times New Roman" w:cs="Times New Roman" w:eastAsia="Times New Roman" w:hAnsi="Times New Roman"/>
-      <w:color w:val="000000"/>
-      <w:sz w:val="24"/>
-      <w:szCs w:val="24"/>
-    </w:rPr>
-  </w:style>
-  <w:style w:type="paragraph" w:styleId="OABlockSignatureLine">
-    <w:name w:val="OA Block signature-line"/>
-    <w:basedOn w:val="Normal"/>
-    <w:next w:val="Normal"/>
-    <w:qFormat/>
-    <w:pPr>
-      <w:spacing w:after="0" w:before="480" w:line="276" w:lineRule="auto"/>
-    </w:pPr>
-    <w:rPr>
-      <w:rFonts w:ascii="Times New Roman" w:cs="Times New Roman" w:eastAsia="Times New Roman" w:hAnsi="Times New Roman"/>
-      <w:color w:val="000000"/>
-      <w:sz w:val="24"/>
-      <w:szCs w:val="24"/>
-    </w:rPr>
-  </w:style>
-  <w:style w:type="paragraph" w:styleId="OABlockSignatureName">
-    <w:name w:val="OA Block signature-name"/>
-    <w:basedOn w:val="Normal"/>
-    <w:next w:val="Normal"/>
-    <w:qFormat/>
-    <w:pPr>
-      <w:spacing w:after="120" w:before="0" w:line="276" w:lineRule="auto"/>
-    </w:pPr>
-    <w:rPr>
-      <w:rFonts w:ascii="Times New Roman" w:cs="Times New Roman" w:eastAsia="Times New Roman" w:hAnsi="Times New Roman"/>
-      <w:color w:val="000000"/>
-      <w:sz w:val="24"/>
-      <w:szCs w:val="24"/>
-    </w:rPr>
-  </w:style>
-  <w:style w:type="paragraph" w:styleId="OABlockSignatureDate">
-    <w:name w:val="OA Block signature-date"/>
-    <w:basedOn w:val="Normal"/>
-    <w:next w:val="Normal"/>
-    <w:qFormat/>
-    <w:pPr>
-      <w:spacing w:after="120" w:before="0" w:line="276" w:lineRule="auto"/>
-    </w:pPr>
-    <w:rPr>
-      <w:rFonts w:ascii="Times New Roman" w:cs="Times New Roman" w:eastAsia="Times New Roman" w:hAnsi="Times New Roman"/>
-      <w:color w:val="000000"/>
-      <w:sz w:val="24"/>
-      <w:szCs w:val="24"/>
+      <w:rFonts w:ascii="Arial" w:cs="Arial" w:eastAsia="Arial" w:hAnsi="Arial"/>
+      <w:color w:val="1D2021"/>
+      <w:sz w:val="22"/>
+      <w:szCs w:val="22"/>
     </w:rPr>
   </w:style>
 </w:styles>

--- a/content/templates/openagreements-stockholder-consent-safe/template.docx
+++ b/content/templates/openagreements-stockholder-consent-safe/template.docx
@@ -4,229 +4,821 @@
   <w:body>
     <w:p>
       <w:pPr>
-        <w:pStyle w:val="OAHeading1"/>
-      </w:pPr>
-      <w:r>
-        <w:t xml:space="preserve">ACTION BY WRITTEN CONSENT OF THE STOCKHOLDERS OF </w:t>
-      </w:r>
-      <w:r>
-        <w:t xml:space="preserve">{company_name}</w:t>
-      </w:r>
-    </w:p>
-    <w:p>
-      <w:pPr>
-        <w:pStyle w:val="OABlockNote"/>
-      </w:pPr>
-      <w:r>
-        <w:t xml:space="preserve">Note: The following resolutions do not cover all matters that may need to be addressed in connection with the SAFE financing. For example, if the Company is concurrently amending its certificate of incorporation, converting outstanding convertible notes, or granting pro rata or information rights pursuant to a side letter, additional resolutions will be needed. Always consult with counsel prior to using this consent.</w:t>
-      </w:r>
-    </w:p>
-    <w:p>
-      <w:pPr>
-        <w:pStyle w:val="Normal"/>
-      </w:pPr>
-      <w:r>
-        <w:t xml:space="preserve">The undersigned stockholders of </w:t>
-      </w:r>
-      <w:r>
-        <w:t xml:space="preserve">{company_name}</w:t>
-      </w:r>
-      <w:r>
-        <w:t xml:space="preserve">, a Delaware corporation (the “Company”), pursuant to Section 228 of the Delaware General Corporation Law, hereby adopt and approve the following resolutions and the taking of the actions referred to in such resolutions, it being agreed that these resolutions will be effective only after such actions have been approved by the Company’s Board of Directors to the extent that such actions require the approval of the Company’s Board of Directors, provided that such later effectiveness shall not exceed 60 days from the earliest date of delivery of this Action by Written Consent:</w:t>
-      </w:r>
-    </w:p>
-    <w:p>
-      <w:pPr>
-        <w:pStyle w:val="OAHeading2"/>
-      </w:pPr>
-      <w:r>
-        <w:t xml:space="preserve">Approval of SAFE Financing</w:t>
-      </w:r>
-    </w:p>
-    <w:p>
-      <w:pPr>
-        <w:pStyle w:val="Normal"/>
-      </w:pPr>
-      <w:r>
-        <w:rPr>
+        <w:spacing w:after="210" w:before="240"/>
+      </w:pPr>
+      <w:r>
+        <w:rPr>
+          <w:rFonts w:ascii="Georgia" w:cs="Georgia" w:eastAsia="Georgia" w:hAnsi="Georgia"/>
+          <w:color w:val="1D2021"/>
+          <w:sz w:val="44"/>
+          <w:szCs w:val="44"/>
+        </w:rPr>
+        <w:t xml:space="preserve">Stockholder Consent for SAFE Financing</w:t>
+      </w:r>
+    </w:p>
+    <w:tbl>
+      <w:tblPr>
+        <w:tblW w:type="dxa" w:w="10070"/>
+        <w:tblBorders>
+          <w:top w:val="nil" w:color="FFFFFF" w:sz="0"/>
+          <w:left w:val="nil" w:color="FFFFFF" w:sz="0"/>
+          <w:bottom w:val="nil" w:color="FFFFFF" w:sz="0"/>
+          <w:right w:val="nil" w:color="FFFFFF" w:sz="0"/>
+          <w:insideH w:val="single" w:color="auto" w:sz="4"/>
+          <w:insideV w:val="single" w:color="auto" w:sz="4"/>
+        </w:tblBorders>
+        <w:tblLayout w:type="fixed"/>
+      </w:tblPr>
+      <w:tblGrid>
+        <w:gridCol w:w="3420"/>
+        <w:gridCol w:w="6650"/>
+      </w:tblGrid>
+      <w:tr>
+        <w:tc>
+          <w:tcPr>
+            <w:gridSpan w:val="2"/>
+            <w:tcBorders>
+              <w:top w:val="nil" w:color="FFFFFF" w:sz="0"/>
+              <w:left w:val="nil" w:color="FFFFFF" w:sz="0"/>
+              <w:bottom w:val="single" w:color="C7C7C7" w:sz="4"/>
+              <w:right w:val="nil" w:color="FFFFFF" w:sz="0"/>
+            </w:tcBorders>
+            <w:tcMar>
+              <w:top w:type="dxa" w:w="80"/>
+              <w:left w:type="dxa" w:w="115"/>
+              <w:bottom w:type="dxa" w:w="80"/>
+              <w:right w:type="dxa" w:w="115"/>
+            </w:tcMar>
+            <w:vAlign w:val="center"/>
+          </w:tcPr>
+          <w:p>
+            <w:pPr>
+              <w:spacing w:after="30" w:line="340"/>
+            </w:pPr>
+            <w:r>
+              <w:rPr>
+                <w:rFonts w:ascii="Arial" w:cs="Arial" w:eastAsia="Arial" w:hAnsi="Arial"/>
+                <w:b/>
+                <w:bCs/>
+                <w:color w:val="117086"/>
+                <w:sz w:val="22"/>
+                <w:szCs w:val="22"/>
+              </w:rPr>
+              <w:t xml:space="preserve">Cover Terms</w:t>
+            </w:r>
+          </w:p>
+          <w:p>
+            <w:pPr>
+              <w:spacing w:after="20" w:line="340"/>
+            </w:pPr>
+            <w:r>
+              <w:rPr>
+                <w:rFonts w:ascii="Arial" w:cs="Arial" w:eastAsia="Arial" w:hAnsi="Arial"/>
+                <w:color w:val="117086"/>
+                <w:sz w:val="16"/>
+                <w:szCs w:val="16"/>
+              </w:rPr>
+              <w:t xml:space="preserve">The key business terms of this stockholder consent are as follows.</w:t>
+            </w:r>
+          </w:p>
+        </w:tc>
+      </w:tr>
+      <w:tr>
+        <w:trPr>
+          <w:trHeight w:val="700" w:hRule="atLeast"/>
+        </w:trPr>
+        <w:tc>
+          <w:tcPr>
+            <w:tcBorders>
+              <w:top w:val="single" w:color="C7C7C7" w:sz="4"/>
+              <w:left w:val="nil" w:color="FFFFFF" w:sz="0"/>
+              <w:bottom w:val="single" w:color="C7C7C7" w:sz="4"/>
+              <w:right w:val="nil" w:color="FFFFFF" w:sz="0"/>
+            </w:tcBorders>
+            <w:tcMar>
+              <w:top w:type="dxa" w:w="80"/>
+              <w:left w:type="dxa" w:w="115"/>
+              <w:bottom w:type="dxa" w:w="80"/>
+              <w:right w:type="dxa" w:w="115"/>
+            </w:tcMar>
+            <w:vAlign w:val="center"/>
+          </w:tcPr>
+          <w:p>
+            <w:pPr>
+              <w:spacing w:after="0" w:before="0" w:line="340"/>
+            </w:pPr>
+            <w:r>
+              <w:rPr>
+                <w:rFonts w:ascii="Arial" w:cs="Arial" w:eastAsia="Arial" w:hAnsi="Arial"/>
+                <w:b/>
+                <w:bCs/>
+                <w:i w:val="false"/>
+                <w:iCs w:val="false"/>
+                <w:color w:val="1D2021"/>
+                <w:sz w:val="22"/>
+                <w:szCs w:val="22"/>
+              </w:rPr>
+              <w:t xml:space="preserve">Company</w:t>
+            </w:r>
+          </w:p>
+        </w:tc>
+        <w:tc>
+          <w:tcPr>
+            <w:tcBorders>
+              <w:top w:val="single" w:color="C7C7C7" w:sz="4"/>
+              <w:left w:val="nil" w:color="FFFFFF" w:sz="0"/>
+              <w:bottom w:val="single" w:color="C7C7C7" w:sz="4"/>
+              <w:right w:val="nil" w:color="FFFFFF" w:sz="0"/>
+            </w:tcBorders>
+            <w:tcMar>
+              <w:top w:type="dxa" w:w="80"/>
+              <w:left w:type="dxa" w:w="115"/>
+              <w:bottom w:type="dxa" w:w="80"/>
+              <w:right w:type="dxa" w:w="115"/>
+            </w:tcMar>
+            <w:vAlign w:val="center"/>
+          </w:tcPr>
+          <w:p>
+            <w:pPr>
+              <w:spacing w:after="0" w:before="0" w:line="340" w:beforeAutospacing="false" w:afterAutospacing="false"/>
+              <w:contextualSpacing w:val="false"/>
+            </w:pPr>
+            <w:r>
+              <w:rPr>
+                <w:rFonts w:ascii="Arial" w:cs="Arial" w:eastAsia="Arial" w:hAnsi="Arial"/>
+                <w:b w:val="false"/>
+                <w:bCs w:val="false"/>
+                <w:i w:val="false"/>
+                <w:iCs w:val="false"/>
+                <w:color w:val="1D2021"/>
+                <w:sz w:val="22"/>
+                <w:szCs w:val="22"/>
+              </w:rPr>
+              <w:t xml:space="preserve">{company_name}</w:t>
+            </w:r>
+          </w:p>
+        </w:tc>
+      </w:tr>
+      <w:tr>
+        <w:trPr>
+          <w:trHeight w:val="700" w:hRule="atLeast"/>
+        </w:trPr>
+        <w:tc>
+          <w:tcPr>
+            <w:tcBorders>
+              <w:top w:val="single" w:color="C7C7C7" w:sz="4"/>
+              <w:left w:val="nil" w:color="FFFFFF" w:sz="0"/>
+              <w:bottom w:val="single" w:color="C7C7C7" w:sz="4"/>
+              <w:right w:val="nil" w:color="FFFFFF" w:sz="0"/>
+            </w:tcBorders>
+            <w:tcMar>
+              <w:top w:type="dxa" w:w="80"/>
+              <w:left w:type="dxa" w:w="115"/>
+              <w:bottom w:type="dxa" w:w="80"/>
+              <w:right w:type="dxa" w:w="115"/>
+            </w:tcMar>
+            <w:vAlign w:val="center"/>
+          </w:tcPr>
+          <w:p>
+            <w:pPr>
+              <w:spacing w:after="0" w:before="0" w:line="340"/>
+            </w:pPr>
+            <w:r>
+              <w:rPr>
+                <w:rFonts w:ascii="Arial" w:cs="Arial" w:eastAsia="Arial" w:hAnsi="Arial"/>
+                <w:b/>
+                <w:bCs/>
+                <w:i w:val="false"/>
+                <w:iCs w:val="false"/>
+                <w:color w:val="1D2021"/>
+                <w:sz w:val="22"/>
+                <w:szCs w:val="22"/>
+              </w:rPr>
+              <w:t xml:space="preserve">Effective Date</w:t>
+            </w:r>
+          </w:p>
+        </w:tc>
+        <w:tc>
+          <w:tcPr>
+            <w:tcBorders>
+              <w:top w:val="single" w:color="C7C7C7" w:sz="4"/>
+              <w:left w:val="nil" w:color="FFFFFF" w:sz="0"/>
+              <w:bottom w:val="single" w:color="C7C7C7" w:sz="4"/>
+              <w:right w:val="nil" w:color="FFFFFF" w:sz="0"/>
+            </w:tcBorders>
+            <w:tcMar>
+              <w:top w:type="dxa" w:w="80"/>
+              <w:left w:type="dxa" w:w="115"/>
+              <w:bottom w:type="dxa" w:w="80"/>
+              <w:right w:type="dxa" w:w="115"/>
+            </w:tcMar>
+            <w:vAlign w:val="center"/>
+          </w:tcPr>
+          <w:p>
+            <w:pPr>
+              <w:spacing w:after="0" w:before="0" w:line="340" w:beforeAutospacing="false" w:afterAutospacing="false"/>
+              <w:contextualSpacing w:val="false"/>
+            </w:pPr>
+            <w:r>
+              <w:rPr>
+                <w:rFonts w:ascii="Arial" w:cs="Arial" w:eastAsia="Arial" w:hAnsi="Arial"/>
+                <w:b w:val="false"/>
+                <w:bCs w:val="false"/>
+                <w:i w:val="false"/>
+                <w:iCs w:val="false"/>
+                <w:color w:val="1D2021"/>
+                <w:sz w:val="22"/>
+                <w:szCs w:val="22"/>
+              </w:rPr>
+              <w:t xml:space="preserve">{effective_date}</w:t>
+            </w:r>
+          </w:p>
+        </w:tc>
+      </w:tr>
+      <w:tr>
+        <w:trPr>
+          <w:trHeight w:val="700" w:hRule="atLeast"/>
+        </w:trPr>
+        <w:tc>
+          <w:tcPr>
+            <w:tcBorders>
+              <w:top w:val="single" w:color="C7C7C7" w:sz="4"/>
+              <w:left w:val="nil" w:color="FFFFFF" w:sz="0"/>
+              <w:bottom w:val="single" w:color="C7C7C7" w:sz="4"/>
+              <w:right w:val="nil" w:color="FFFFFF" w:sz="0"/>
+            </w:tcBorders>
+            <w:tcMar>
+              <w:top w:type="dxa" w:w="80"/>
+              <w:left w:type="dxa" w:w="115"/>
+              <w:bottom w:type="dxa" w:w="80"/>
+              <w:right w:type="dxa" w:w="115"/>
+            </w:tcMar>
+            <w:vAlign w:val="center"/>
+          </w:tcPr>
+          <w:p>
+            <w:pPr>
+              <w:spacing w:after="0" w:before="0" w:line="340"/>
+            </w:pPr>
+            <w:r>
+              <w:rPr>
+                <w:rFonts w:ascii="Arial" w:cs="Arial" w:eastAsia="Arial" w:hAnsi="Arial"/>
+                <w:b/>
+                <w:bCs/>
+                <w:i w:val="false"/>
+                <w:iCs w:val="false"/>
+                <w:color w:val="1D2021"/>
+                <w:sz w:val="22"/>
+                <w:szCs w:val="22"/>
+              </w:rPr>
+              <w:t xml:space="preserve">Aggregate SAFE Purchase Amount</w:t>
+            </w:r>
+          </w:p>
+        </w:tc>
+        <w:tc>
+          <w:tcPr>
+            <w:tcBorders>
+              <w:top w:val="single" w:color="C7C7C7" w:sz="4"/>
+              <w:left w:val="nil" w:color="FFFFFF" w:sz="0"/>
+              <w:bottom w:val="single" w:color="C7C7C7" w:sz="4"/>
+              <w:right w:val="nil" w:color="FFFFFF" w:sz="0"/>
+            </w:tcBorders>
+            <w:tcMar>
+              <w:top w:type="dxa" w:w="80"/>
+              <w:left w:type="dxa" w:w="115"/>
+              <w:bottom w:type="dxa" w:w="80"/>
+              <w:right w:type="dxa" w:w="115"/>
+            </w:tcMar>
+            <w:vAlign w:val="center"/>
+          </w:tcPr>
+          <w:p>
+            <w:pPr>
+              <w:spacing w:after="0" w:before="0" w:line="340" w:beforeAutospacing="false" w:afterAutospacing="false"/>
+              <w:contextualSpacing w:val="false"/>
+            </w:pPr>
+            <w:r>
+              <w:rPr>
+                <w:rFonts w:ascii="Arial" w:cs="Arial" w:eastAsia="Arial" w:hAnsi="Arial"/>
+                <w:b w:val="false"/>
+                <w:bCs w:val="false"/>
+                <w:i w:val="false"/>
+                <w:iCs w:val="false"/>
+                <w:color w:val="1D2021"/>
+                <w:sz w:val="22"/>
+                <w:szCs w:val="22"/>
+              </w:rPr>
+              <w:t xml:space="preserve">${purchase_amount}</w:t>
+            </w:r>
+          </w:p>
+        </w:tc>
+      </w:tr>
+      <w:tr>
+        <w:trPr>
+          <w:trHeight w:val="700" w:hRule="atLeast"/>
+        </w:trPr>
+        <w:tc>
+          <w:tcPr>
+            <w:tcBorders>
+              <w:top w:val="single" w:color="C7C7C7" w:sz="4"/>
+              <w:left w:val="nil" w:color="FFFFFF" w:sz="0"/>
+              <w:bottom w:val="single" w:color="C7C7C7" w:sz="4"/>
+              <w:right w:val="nil" w:color="FFFFFF" w:sz="0"/>
+            </w:tcBorders>
+            <w:tcMar>
+              <w:top w:type="dxa" w:w="80"/>
+              <w:left w:type="dxa" w:w="115"/>
+              <w:bottom w:type="dxa" w:w="80"/>
+              <w:right w:type="dxa" w:w="115"/>
+            </w:tcMar>
+            <w:vAlign w:val="center"/>
+          </w:tcPr>
+          <w:p>
+            <w:pPr>
+              <w:spacing w:after="0" w:before="0" w:line="340"/>
+            </w:pPr>
+            <w:r>
+              <w:rPr>
+                <w:rFonts w:ascii="Arial" w:cs="Arial" w:eastAsia="Arial" w:hAnsi="Arial"/>
+                <w:b/>
+                <w:bCs/>
+                <w:i w:val="false"/>
+                <w:iCs w:val="false"/>
+                <w:color w:val="1D2021"/>
+                <w:sz w:val="22"/>
+                <w:szCs w:val="22"/>
+              </w:rPr>
+              <w:t xml:space="preserve">Governing Law</w:t>
+            </w:r>
+          </w:p>
+        </w:tc>
+        <w:tc>
+          <w:tcPr>
+            <w:tcBorders>
+              <w:top w:val="single" w:color="C7C7C7" w:sz="4"/>
+              <w:left w:val="nil" w:color="FFFFFF" w:sz="0"/>
+              <w:bottom w:val="single" w:color="C7C7C7" w:sz="4"/>
+              <w:right w:val="nil" w:color="FFFFFF" w:sz="0"/>
+            </w:tcBorders>
+            <w:tcMar>
+              <w:top w:type="dxa" w:w="80"/>
+              <w:left w:type="dxa" w:w="115"/>
+              <w:bottom w:type="dxa" w:w="80"/>
+              <w:right w:type="dxa" w:w="115"/>
+            </w:tcMar>
+            <w:vAlign w:val="center"/>
+          </w:tcPr>
+          <w:p>
+            <w:pPr>
+              <w:spacing w:after="0" w:before="0" w:line="340" w:beforeAutospacing="false" w:afterAutospacing="false"/>
+              <w:contextualSpacing w:val="false"/>
+            </w:pPr>
+            <w:r>
+              <w:rPr>
+                <w:rFonts w:ascii="Arial" w:cs="Arial" w:eastAsia="Arial" w:hAnsi="Arial"/>
+                <w:b w:val="false"/>
+                <w:bCs w:val="false"/>
+                <w:i w:val="false"/>
+                <w:iCs w:val="false"/>
+                <w:color w:val="1D2021"/>
+                <w:sz w:val="22"/>
+                <w:szCs w:val="22"/>
+              </w:rPr>
+              <w:t xml:space="preserve">Delaware</w:t>
+            </w:r>
+          </w:p>
+        </w:tc>
+      </w:tr>
+    </w:tbl>
+    <w:p>
+      <w:pPr>
+        <w:sectPr>
+          <w:headerReference w:type="default" r:id="rId7"/>
+          <w:footerReference w:type="default" r:id="rId8"/>
+          <w:pgSz w:w="11906" w:h="16838" w:orient="portrait"/>
+          <w:pgMar w:top="936" w:right="1080" w:bottom="720" w:left="1080" w:header="360" w:footer="432" w:gutter="0"/>
+          <w:pgNumType/>
+          <w:docGrid w:linePitch="360"/>
+        </w:sectPr>
+      </w:pPr>
+    </w:p>
+    <w:p>
+      <w:pPr>
+        <w:spacing w:after="240" w:before="0" w:line="340" w:beforeAutospacing="false" w:afterAutospacing="false"/>
+        <w:contextualSpacing w:val="false"/>
+      </w:pPr>
+      <w:r>
+        <w:rPr>
+          <w:rFonts w:ascii="Arial" w:cs="Arial" w:eastAsia="Arial" w:hAnsi="Arial"/>
           <w:b/>
           <w:bCs/>
-        </w:rPr>
-        <w:t xml:space="preserve">WHEREAS</w:t>
-      </w:r>
-      <w:r>
-        <w:t xml:space="preserve">, the Company’s Board of Directors (the “Board”) believes it is in the best interest of the Company to enter into one or more Simple Agreements for Future Equity (each, a “SAFE”), providing for the sale of rights to future shares of the Company’s capital stock for an aggregate purchase amount of up to $</w:t>
-      </w:r>
-      <w:r>
-        <w:t xml:space="preserve">{purchase_amount}</w:t>
-      </w:r>
-      <w:r>
-        <w:t xml:space="preserve"> (the “SAFE Financing”); and</w:t>
-      </w:r>
-    </w:p>
-    <w:p>
-      <w:pPr>
-        <w:pStyle w:val="Normal"/>
-      </w:pPr>
-      <w:r>
-        <w:rPr>
+          <w:color w:val="117086"/>
+          <w:sz w:val="22"/>
+          <w:szCs w:val="22"/>
+        </w:rPr>
+        <w:t xml:space="preserve">Standard Terms</w:t>
+      </w:r>
+    </w:p>
+    <w:p>
+      <w:pPr>
+        <w:pStyle w:val="OAClauseHeading"/>
+        <w:spacing w:after="120" w:before="320" w:line="340" w:beforeAutospacing="false" w:afterAutospacing="false"/>
+        <w:contextualSpacing w:val="false"/>
+      </w:pPr>
+      <w:r>
+        <w:rPr>
+          <w:rFonts w:ascii="Arial" w:cs="Arial" w:eastAsia="Arial" w:hAnsi="Arial"/>
           <w:b/>
           <w:bCs/>
-        </w:rPr>
-        <w:t xml:space="preserve">WHEREAS</w:t>
-      </w:r>
-      <w:r>
-        <w:t xml:space="preserve">, after careful consideration, the undersigned stockholders have determined that the terms and conditions of the SAFE Financing are just and equitable and fair as to the Company and that it is in the best interests of the Company and the stockholders of the Company to enter into the SAFE Financing subject to the terms and conditions set forth in each SAFE.</w:t>
-      </w:r>
-    </w:p>
-    <w:p>
-      <w:pPr>
-        <w:pStyle w:val="Normal"/>
-      </w:pPr>
-      <w:r>
-        <w:rPr>
+          <w:color w:val="1D2021"/>
+          <w:sz w:val="22"/>
+          <w:szCs w:val="22"/>
+        </w:rPr>
+        <w:t xml:space="preserve">1. Stockholder Action Under Delaware Law.</w:t>
+      </w:r>
+    </w:p>
+    <w:p>
+      <w:pPr>
+        <w:pStyle w:val="OAClauseBody"/>
+        <w:spacing w:after="280" w:before="0" w:line="340" w:beforeAutospacing="false" w:afterAutospacing="false"/>
+        <w:contextualSpacing w:val="false"/>
+      </w:pPr>
+      <w:r>
+        <w:rPr>
+          <w:rFonts w:ascii="Arial" w:cs="Arial" w:eastAsia="Arial" w:hAnsi="Arial"/>
+          <w:b w:val="false"/>
+          <w:bCs w:val="false"/>
+          <w:i w:val="false"/>
+          <w:iCs w:val="false"/>
+          <w:color w:val="1D2021"/>
+          <w:sz w:val="22"/>
+          <w:szCs w:val="22"/>
+        </w:rPr>
+        <w:t xml:space="preserve">The undersigned stockholders of Company adopt this action by written consent pursuant to Section 228 of the Delaware General Corporation Law.</w:t>
+      </w:r>
+    </w:p>
+    <w:p>
+      <w:pPr>
+        <w:pStyle w:val="OAClauseHeading"/>
+        <w:spacing w:after="120" w:before="320" w:line="340" w:beforeAutospacing="false" w:afterAutospacing="false"/>
+        <w:contextualSpacing w:val="false"/>
+      </w:pPr>
+      <w:r>
+        <w:rPr>
+          <w:rFonts w:ascii="Arial" w:cs="Arial" w:eastAsia="Arial" w:hAnsi="Arial"/>
           <w:b/>
           <w:bCs/>
-        </w:rPr>
-        <w:t xml:space="preserve">RESOLVED</w:t>
-      </w:r>
-      <w:r>
-        <w:t xml:space="preserve">, that each SAFE, in substantially the form presented to the stockholders, be, and it hereby is, approved in all respects;</w:t>
-      </w:r>
-    </w:p>
-    <w:p>
-      <w:pPr>
-        <w:pStyle w:val="Normal"/>
-      </w:pPr>
-      <w:r>
-        <w:rPr>
+          <w:color w:val="1D2021"/>
+          <w:sz w:val="22"/>
+          <w:szCs w:val="22"/>
+        </w:rPr>
+        <w:t xml:space="preserve">2. SAFE Financing Approval.</w:t>
+      </w:r>
+    </w:p>
+    <w:p>
+      <w:pPr>
+        <w:pStyle w:val="OAClauseBody"/>
+        <w:spacing w:after="280" w:before="0" w:line="340" w:beforeAutospacing="false" w:afterAutospacing="false"/>
+        <w:contextualSpacing w:val="false"/>
+      </w:pPr>
+      <w:r>
+        <w:rPr>
+          <w:rFonts w:ascii="Arial" w:cs="Arial" w:eastAsia="Arial" w:hAnsi="Arial"/>
+          <w:b w:val="false"/>
+          <w:bCs w:val="false"/>
+          <w:i w:val="false"/>
+          <w:iCs w:val="false"/>
+          <w:color w:val="1D2021"/>
+          <w:sz w:val="22"/>
+          <w:szCs w:val="22"/>
+        </w:rPr>
+        <w:t xml:space="preserve">The undersigned stockholders approve Company entering into one or more Simple Agreements for Future Equity, or SAFEs, for the aggregate purchase amount listed in Cover Terms. This approval is effective only after any required Board of Directors approvals are obtained, and in all cases no later than 60 days after the earliest date on which this stockholder consent is delivered.</w:t>
+      </w:r>
+    </w:p>
+    <w:p>
+      <w:pPr>
+        <w:pStyle w:val="OAClauseHeading"/>
+        <w:spacing w:after="120" w:before="320" w:line="340" w:beforeAutospacing="false" w:afterAutospacing="false"/>
+        <w:contextualSpacing w:val="false"/>
+      </w:pPr>
+      <w:r>
+        <w:rPr>
+          <w:rFonts w:ascii="Arial" w:cs="Arial" w:eastAsia="Arial" w:hAnsi="Arial"/>
           <w:b/>
           <w:bCs/>
-        </w:rPr>
-        <w:t xml:space="preserve">RESOLVED FURTHER</w:t>
-      </w:r>
-      <w:r>
-        <w:t xml:space="preserve">, that the officers of the Company be, and each of them hereby is, authorized and directed, for and on behalf of the Company, to execute and deliver each SAFE, and any and all other agreements, certificates or documents required or contemplated by any SAFE or deemed necessary or appropriate in connection therewith, and to take all actions deemed necessary or appropriate to cause the Company’s obligations thereunder to be performed; and</w:t>
-      </w:r>
-    </w:p>
-    <w:p>
-      <w:pPr>
-        <w:pStyle w:val="Normal"/>
-      </w:pPr>
-      <w:r>
-        <w:rPr>
+          <w:color w:val="1D2021"/>
+          <w:sz w:val="22"/>
+          <w:szCs w:val="22"/>
+        </w:rPr>
+        <w:t xml:space="preserve">3. Fairness and Company Benefit.</w:t>
+      </w:r>
+    </w:p>
+    <w:p>
+      <w:pPr>
+        <w:pStyle w:val="OAClauseBody"/>
+        <w:spacing w:after="280" w:before="0" w:line="340" w:beforeAutospacing="false" w:afterAutospacing="false"/>
+        <w:contextualSpacing w:val="false"/>
+      </w:pPr>
+      <w:r>
+        <w:rPr>
+          <w:rFonts w:ascii="Arial" w:cs="Arial" w:eastAsia="Arial" w:hAnsi="Arial"/>
+          <w:b w:val="false"/>
+          <w:bCs w:val="false"/>
+          <w:i w:val="false"/>
+          <w:iCs w:val="false"/>
+          <w:color w:val="1D2021"/>
+          <w:sz w:val="22"/>
+          <w:szCs w:val="22"/>
+        </w:rPr>
+        <w:t xml:space="preserve">The undersigned stockholders determine that the SAFE financing is just, equitable, and fair to Company and its stockholders and is in the best interests of Company.</w:t>
+      </w:r>
+    </w:p>
+    <w:p>
+      <w:pPr>
+        <w:pStyle w:val="OAClauseHeading"/>
+        <w:spacing w:after="120" w:before="320" w:line="340" w:beforeAutospacing="false" w:afterAutospacing="false"/>
+        <w:contextualSpacing w:val="false"/>
+      </w:pPr>
+      <w:r>
+        <w:rPr>
+          <w:rFonts w:ascii="Arial" w:cs="Arial" w:eastAsia="Arial" w:hAnsi="Arial"/>
           <w:b/>
           <w:bCs/>
-        </w:rPr>
-        <w:t xml:space="preserve">RESOLVED FURTHER</w:t>
-      </w:r>
-      <w:r>
-        <w:t xml:space="preserve">, that the officers of the Company be, and each of them hereby is, authorized and directed, for and on behalf of the Company, to negotiate or otherwise cause such additions, modifications, amendments or deletions to be made to any SAFE, and such other agreements, certificates or documents, as any such officer may approve, and the execution and delivery thereof by such officer shall be deemed conclusive evidence of the approval of any such addition, modification, amendment or deletion.</w:t>
-      </w:r>
-    </w:p>
-    <w:p>
-      <w:pPr>
-        <w:pStyle w:val="OAHeading2"/>
-      </w:pPr>
-      <w:r>
-        <w:t xml:space="preserve">General Authorizing Resolution</w:t>
-      </w:r>
-    </w:p>
-    <w:p>
-      <w:pPr>
-        <w:pStyle w:val="Normal"/>
-      </w:pPr>
-      <w:r>
-        <w:rPr>
+          <w:color w:val="1D2021"/>
+          <w:sz w:val="22"/>
+          <w:szCs w:val="22"/>
+        </w:rPr>
+        <w:t xml:space="preserve">4. Officer Authority.</w:t>
+      </w:r>
+    </w:p>
+    <w:p>
+      <w:pPr>
+        <w:pStyle w:val="OAClauseBody"/>
+        <w:spacing w:after="280" w:before="0" w:line="340" w:beforeAutospacing="false" w:afterAutospacing="false"/>
+        <w:contextualSpacing w:val="false"/>
+      </w:pPr>
+      <w:r>
+        <w:rPr>
+          <w:rFonts w:ascii="Arial" w:cs="Arial" w:eastAsia="Arial" w:hAnsi="Arial"/>
+          <w:b w:val="false"/>
+          <w:bCs w:val="false"/>
+          <w:i w:val="false"/>
+          <w:iCs w:val="false"/>
+          <w:color w:val="1D2021"/>
+          <w:sz w:val="22"/>
+          <w:szCs w:val="22"/>
+        </w:rPr>
+        <w:t xml:space="preserve">Each officer of Company is authorized and directed, for and on behalf of Company, to execute and deliver each SAFE and any related agreements, certificates, notices, or other documents required or contemplated by any SAFE or otherwise necessary or appropriate in connection with the SAFE financing.</w:t>
+      </w:r>
+    </w:p>
+    <w:p>
+      <w:pPr>
+        <w:pStyle w:val="OAClauseHeading"/>
+        <w:spacing w:after="120" w:before="320" w:line="340" w:beforeAutospacing="false" w:afterAutospacing="false"/>
+        <w:contextualSpacing w:val="false"/>
+      </w:pPr>
+      <w:r>
+        <w:rPr>
+          <w:rFonts w:ascii="Arial" w:cs="Arial" w:eastAsia="Arial" w:hAnsi="Arial"/>
           <w:b/>
           <w:bCs/>
-        </w:rPr>
-        <w:t xml:space="preserve">RESOLVED</w:t>
-      </w:r>
-      <w:r>
-        <w:t xml:space="preserve">, that the officers of the Company be, and each of them hereby is, authorized and directed, for and on behalf of the Company, to take such further actions and execute such documents as may be necessary or appropriate in order to implement the foregoing resolutions.</w:t>
-      </w:r>
-    </w:p>
-    <w:p>
-      <w:pPr>
-        <w:pStyle w:val="OABlockSignatureFollow"/>
-      </w:pPr>
-      <w:r>
-        <w:t xml:space="preserve">[Signature Page Follows]</w:t>
-      </w:r>
-    </w:p>
-    <w:p>
-      <w:r>
-        <w:br w:type="page"/>
-      </w:r>
-    </w:p>
-    <w:p>
-      <w:pPr>
-        <w:pStyle w:val="OABlockSignatureIntro"/>
-      </w:pPr>
-      <w:r>
-        <w:t xml:space="preserve">This Action by Written Consent shall be filed with the minutes of the proceedings of the Company’s stockholders.</w:t>
-      </w:r>
-    </w:p>
-    <w:p>
-      <w:pPr>
-        <w:pStyle w:val="Normal"/>
-      </w:pPr>
-      <w:r>
-        <w:t xml:space="preserve">The undersigned has executed this Action by Written Consent as of the date set forth under such signatory’s name below. Any copy, facsimile, .PDF or other reliable reproduction of this Action by Written Consent may be substituted or used in lieu of the original writing for any and all purposes for which the original writing could be used, provided that such copy, facsimile, .PDF or other reproduction be a complete reproduction of the entire original writing.</w:t>
-      </w:r>
-    </w:p>
-    <w:p>
-      <w:pPr>
-        <w:pStyle w:val="Normal"/>
-      </w:pPr>
-      <w:r>
+          <w:color w:val="1D2021"/>
+          <w:sz w:val="22"/>
+          <w:szCs w:val="22"/>
+        </w:rPr>
+        <w:t xml:space="preserve">5. Negotiated Changes.</w:t>
+      </w:r>
+    </w:p>
+    <w:p>
+      <w:pPr>
+        <w:pStyle w:val="OAClauseBody"/>
+        <w:spacing w:after="280" w:before="0" w:line="340" w:beforeAutospacing="false" w:afterAutospacing="false"/>
+        <w:contextualSpacing w:val="false"/>
+      </w:pPr>
+      <w:r>
+        <w:rPr>
+          <w:rFonts w:ascii="Arial" w:cs="Arial" w:eastAsia="Arial" w:hAnsi="Arial"/>
+          <w:b w:val="false"/>
+          <w:bCs w:val="false"/>
+          <w:i w:val="false"/>
+          <w:iCs w:val="false"/>
+          <w:color w:val="1D2021"/>
+          <w:sz w:val="22"/>
+          <w:szCs w:val="22"/>
+        </w:rPr>
+        <w:t xml:space="preserve">Each officer of Company is further authorized to negotiate and approve additions, modifications, amendments, or deletions to any SAFE or related document, and execution and delivery by that officer will be conclusive evidence of that approval.</w:t>
+      </w:r>
+    </w:p>
+    <w:p>
+      <w:pPr>
+        <w:pStyle w:val="OAClauseHeading"/>
+        <w:spacing w:after="120" w:before="320" w:line="340" w:beforeAutospacing="false" w:afterAutospacing="false"/>
+        <w:contextualSpacing w:val="false"/>
+      </w:pPr>
+      <w:r>
+        <w:rPr>
+          <w:rFonts w:ascii="Arial" w:cs="Arial" w:eastAsia="Arial" w:hAnsi="Arial"/>
+          <w:b/>
+          <w:bCs/>
+          <w:color w:val="1D2021"/>
+          <w:sz w:val="22"/>
+          <w:szCs w:val="22"/>
+        </w:rPr>
+        <w:t xml:space="preserve">6. Further Actions.</w:t>
+      </w:r>
+    </w:p>
+    <w:p>
+      <w:pPr>
+        <w:pStyle w:val="OAClauseBody"/>
+        <w:spacing w:after="280" w:before="0" w:line="340" w:beforeAutospacing="false" w:afterAutospacing="false"/>
+        <w:contextualSpacing w:val="false"/>
+      </w:pPr>
+      <w:r>
+        <w:rPr>
+          <w:rFonts w:ascii="Arial" w:cs="Arial" w:eastAsia="Arial" w:hAnsi="Arial"/>
+          <w:b w:val="false"/>
+          <w:bCs w:val="false"/>
+          <w:i w:val="false"/>
+          <w:iCs w:val="false"/>
+          <w:color w:val="1D2021"/>
+          <w:sz w:val="22"/>
+          <w:szCs w:val="22"/>
+        </w:rPr>
+        <w:t xml:space="preserve">Each officer of Company is authorized and directed to take any further actions and execute any additional documents necessary or appropriate to implement these approvals.</w:t>
+      </w:r>
+    </w:p>
+    <w:p>
+      <w:pPr>
+        <w:sectPr>
+          <w:headerReference w:type="default" r:id="rId9"/>
+          <w:footerReference w:type="default" r:id="rId10"/>
+          <w:pgSz w:w="11906" w:h="16838" w:orient="portrait"/>
+          <w:pgMar w:top="936" w:right="1080" w:bottom="720" w:left="1080" w:header="360" w:footer="432" w:gutter="0"/>
+          <w:pgNumType/>
+          <w:docGrid w:linePitch="360"/>
+        </w:sectPr>
+      </w:pPr>
+    </w:p>
+    <w:p>
+      <w:pPr>
+        <w:spacing w:after="240" w:before="0" w:line="340" w:beforeAutospacing="false" w:afterAutospacing="false"/>
+        <w:contextualSpacing w:val="false"/>
+      </w:pPr>
+      <w:r>
+        <w:rPr>
+          <w:rFonts w:ascii="Arial" w:cs="Arial" w:eastAsia="Arial" w:hAnsi="Arial"/>
+          <w:b/>
+          <w:bCs/>
+          <w:color w:val="117086"/>
+          <w:sz w:val="22"/>
+          <w:szCs w:val="22"/>
+        </w:rPr>
+        <w:t xml:space="preserve">Signatures</w:t>
+      </w:r>
+    </w:p>
+    <w:p>
+      <w:pPr>
+        <w:spacing w:after="280" w:before="0" w:line="340" w:beforeAutospacing="false" w:afterAutospacing="false"/>
+        <w:contextualSpacing w:val="false"/>
+      </w:pPr>
+      <w:r>
+        <w:rPr>
+          <w:rFonts w:ascii="Arial" w:cs="Arial" w:eastAsia="Arial" w:hAnsi="Arial"/>
+          <w:b w:val="false"/>
+          <w:bCs w:val="false"/>
+          <w:i w:val="false"/>
+          <w:iCs w:val="false"/>
+          <w:color w:val="1D2021"/>
+          <w:sz w:val="16"/>
+          <w:szCs w:val="16"/>
+        </w:rPr>
+        <w:t xml:space="preserve">This Action by Written Consent shall be filed with the minutes of the proceedings of Company stockholders.</w:t>
+      </w:r>
+    </w:p>
+    <w:p>
+      <w:pPr>
+        <w:spacing w:after="280" w:before="0" w:line="340" w:beforeAutospacing="false" w:afterAutospacing="false"/>
+        <w:contextualSpacing w:val="false"/>
+      </w:pPr>
+    </w:p>
+    <w:p>
+      <w:pPr>
+        <w:spacing w:after="280" w:before="0" w:line="340" w:beforeAutospacing="false" w:afterAutospacing="false"/>
+        <w:contextualSpacing w:val="false"/>
+      </w:pPr>
+      <w:r>
+        <w:rPr>
+          <w:rFonts w:ascii="Arial" w:cs="Arial" w:eastAsia="Arial" w:hAnsi="Arial"/>
+          <w:b w:val="false"/>
+          <w:bCs w:val="false"/>
+          <w:i w:val="false"/>
+          <w:iCs w:val="false"/>
+          <w:color w:val="1D2021"/>
+          <w:sz w:val="16"/>
+          <w:szCs w:val="16"/>
+        </w:rPr>
+        <w:t xml:space="preserve">By signing below, each stockholder adopts this stockholder consent as of the effective date listed in Cover Terms. Any copy, facsimile, PDF, or other reliable reproduction of this stockholder consent may be substituted or used in lieu of the original writing for any purpose for which the original writing could be used, provided that the reproduction is a complete reproduction of the entire original writing.</w:t>
+      </w:r>
+    </w:p>
+    <w:p>
+      <w:pPr>
+        <w:spacing w:after="0" w:before="0" w:line="340" w:beforeAutospacing="false" w:afterAutospacing="false"/>
+        <w:contextualSpacing w:val="false"/>
+      </w:pPr>
+      <w:r>
+        <w:rPr>
+          <w:rFonts w:ascii="Arial" w:cs="Arial" w:eastAsia="Arial" w:hAnsi="Arial"/>
+          <w:b w:val="false"/>
+          <w:bCs w:val="false"/>
+          <w:i w:val="false"/>
+          <w:iCs w:val="false"/>
+          <w:color w:val="1D2021"/>
+          <w:sz w:val="22"/>
+          <w:szCs w:val="22"/>
+        </w:rPr>
         <w:t xml:space="preserve">{FOR stockholder IN stockholders}</w:t>
       </w:r>
     </w:p>
     <w:p>
       <w:pPr>
-        <w:pStyle w:val="OABlockSignatureLine"/>
-      </w:pPr>
-      <w:r>
+        <w:spacing w:after="0" w:before="320" w:line="340" w:beforeAutospacing="false" w:afterAutospacing="false"/>
+        <w:contextualSpacing w:val="false"/>
+      </w:pPr>
+      <w:r>
+        <w:rPr>
+          <w:rFonts w:ascii="Arial" w:cs="Arial" w:eastAsia="Arial" w:hAnsi="Arial"/>
+          <w:b w:val="false"/>
+          <w:bCs w:val="false"/>
+          <w:i w:val="false"/>
+          <w:iCs w:val="false"/>
+          <w:color w:val="1D2021"/>
+          <w:sz w:val="22"/>
+          <w:szCs w:val="22"/>
+        </w:rPr>
         <w:t xml:space="preserve">______________________________</w:t>
       </w:r>
     </w:p>
     <w:p>
       <w:pPr>
-        <w:pStyle w:val="OABlockSignatureName"/>
-      </w:pPr>
-      <w:r>
+        <w:spacing w:after="0" w:before="0" w:line="340" w:beforeAutospacing="false" w:afterAutospacing="false"/>
+        <w:contextualSpacing w:val="false"/>
+      </w:pPr>
+      <w:r>
+        <w:rPr>
+          <w:rFonts w:ascii="Arial" w:cs="Arial" w:eastAsia="Arial" w:hAnsi="Arial"/>
+          <w:b w:val="false"/>
+          <w:bCs w:val="false"/>
+          <w:i w:val="false"/>
+          <w:iCs w:val="false"/>
+          <w:color w:val="1D2021"/>
+          <w:sz w:val="22"/>
+          <w:szCs w:val="22"/>
+        </w:rPr>
         <w:t xml:space="preserve">{$stockholder.name}</w:t>
       </w:r>
     </w:p>
     <w:p>
       <w:pPr>
-        <w:pStyle w:val="OABlockSignatureDate"/>
-      </w:pPr>
-      <w:r>
-        <w:t xml:space="preserve">Date: </w:t>
-      </w:r>
-      <w:r>
-        <w:t xml:space="preserve">{effective_date}</w:t>
-      </w:r>
-    </w:p>
-    <w:p>
-      <w:pPr>
-        <w:pStyle w:val="Normal"/>
-      </w:pPr>
-      <w:r>
+        <w:spacing w:after="280" w:before="0" w:line="340" w:beforeAutospacing="false" w:afterAutospacing="false"/>
+        <w:contextualSpacing w:val="false"/>
+      </w:pPr>
+      <w:r>
+        <w:rPr>
+          <w:rFonts w:ascii="Arial" w:cs="Arial" w:eastAsia="Arial" w:hAnsi="Arial"/>
+          <w:b w:val="false"/>
+          <w:bCs w:val="false"/>
+          <w:i w:val="false"/>
+          <w:iCs w:val="false"/>
+          <w:color w:val="1D2021"/>
+          <w:sz w:val="22"/>
+          <w:szCs w:val="22"/>
+        </w:rPr>
+        <w:t xml:space="preserve">Date: {effective_date}</w:t>
+      </w:r>
+    </w:p>
+    <w:p>
+      <w:pPr>
+        <w:spacing w:after="280" w:before="0" w:line="340" w:beforeAutospacing="false" w:afterAutospacing="false"/>
+        <w:contextualSpacing w:val="false"/>
+      </w:pPr>
+      <w:r>
+        <w:rPr>
+          <w:rFonts w:ascii="Arial" w:cs="Arial" w:eastAsia="Arial" w:hAnsi="Arial"/>
+          <w:b w:val="false"/>
+          <w:bCs w:val="false"/>
+          <w:i w:val="false"/>
+          <w:iCs w:val="false"/>
+          <w:color w:val="1D2021"/>
+          <w:sz w:val="22"/>
+          <w:szCs w:val="22"/>
+        </w:rPr>
         <w:t xml:space="preserve">{END-FOR stockholder}</w:t>
       </w:r>
     </w:p>
     <w:sectPr>
-      <w:headerReference w:type="first" r:id="rId7"/>
-      <w:footerReference w:type="default" r:id="rId8"/>
-      <w:footerReference w:type="first" r:id="rId9"/>
-      <w:pgSz w:w="12240" w:h="15840" w:orient="portrait"/>
-      <w:pgMar w:top="1440" w:right="1440" w:bottom="1440" w:left="1440" w:header="720" w:footer="720" w:gutter="0"/>
+      <w:headerReference w:type="default" r:id="rId11"/>
+      <w:footerReference w:type="default" r:id="rId12"/>
+      <w:pgSz w:w="11906" w:h="16838" w:orient="portrait"/>
+      <w:pgMar w:top="936" w:right="1080" w:bottom="720" w:left="1080" w:header="360" w:footer="432" w:gutter="0"/>
       <w:pgNumType/>
-      <w:titlePg/>
       <w:docGrid w:linePitch="360"/>
     </w:sectPr>
   </w:body>
@@ -284,28 +876,28 @@
     </w:pPr>
     <w:r>
       <w:rPr>
-        <w:rFonts w:ascii="Times New Roman" w:cs="Times New Roman" w:eastAsia="Times New Roman" w:hAnsi="Times New Roman"/>
+        <w:rFonts w:ascii="Arial" w:cs="Arial" w:eastAsia="Arial" w:hAnsi="Arial"/>
         <w:color w:val="494A4B"/>
-        <w:sz w:val="20"/>
-        <w:szCs w:val="20"/>
+        <w:sz w:val="13"/>
+        <w:szCs w:val="13"/>
       </w:rPr>
-      <w:t xml:space="preserve">Stockholder Consent for SAFE Financing (v1.0). Free to use under CC BY 4.0.</w:t>
+      <w:t xml:space="preserve">OpenAgreements Stockholder Consent for SAFE Financing (v1.1). Free to use under CC BY 4.0.</w:t>
     </w:r>
     <w:r>
       <w:rPr>
-        <w:rFonts w:ascii="Times New Roman" w:cs="Times New Roman" w:eastAsia="Times New Roman" w:hAnsi="Times New Roman"/>
+        <w:rFonts w:ascii="Arial" w:cs="Arial" w:eastAsia="Arial" w:hAnsi="Arial"/>
         <w:color w:val="494A4B"/>
-        <w:sz w:val="20"/>
-        <w:szCs w:val="20"/>
+        <w:sz w:val="13"/>
+        <w:szCs w:val="13"/>
       </w:rPr>
       <w:t xml:space="preserve">	Page </w:t>
     </w:r>
     <w:r>
       <w:rPr>
-        <w:rFonts w:ascii="Times New Roman" w:cs="Times New Roman" w:eastAsia="Times New Roman" w:hAnsi="Times New Roman"/>
+        <w:rFonts w:ascii="Arial" w:cs="Arial" w:eastAsia="Arial" w:hAnsi="Arial"/>
         <w:color w:val="494A4B"/>
-        <w:sz w:val="20"/>
-        <w:szCs w:val="20"/>
+        <w:sz w:val="13"/>
+        <w:szCs w:val="13"/>
       </w:rPr>
       <w:fldChar w:fldCharType="begin"/>
       <w:instrText xml:space="preserve">PAGE</w:instrText>
@@ -314,19 +906,19 @@
     </w:r>
     <w:r>
       <w:rPr>
-        <w:rFonts w:ascii="Times New Roman" w:cs="Times New Roman" w:eastAsia="Times New Roman" w:hAnsi="Times New Roman"/>
+        <w:rFonts w:ascii="Arial" w:cs="Arial" w:eastAsia="Arial" w:hAnsi="Arial"/>
         <w:color w:val="494A4B"/>
-        <w:sz w:val="20"/>
-        <w:szCs w:val="20"/>
+        <w:sz w:val="13"/>
+        <w:szCs w:val="13"/>
       </w:rPr>
       <w:t xml:space="preserve"> of </w:t>
     </w:r>
     <w:r>
       <w:rPr>
-        <w:rFonts w:ascii="Times New Roman" w:cs="Times New Roman" w:eastAsia="Times New Roman" w:hAnsi="Times New Roman"/>
+        <w:rFonts w:ascii="Arial" w:cs="Arial" w:eastAsia="Arial" w:hAnsi="Arial"/>
         <w:color w:val="494A4B"/>
-        <w:sz w:val="20"/>
-        <w:szCs w:val="20"/>
+        <w:sz w:val="13"/>
+        <w:szCs w:val="13"/>
       </w:rPr>
       <w:fldChar w:fldCharType="begin"/>
       <w:instrText xml:space="preserve">NUMPAGES</w:instrText>
@@ -347,28 +939,28 @@
     </w:pPr>
     <w:r>
       <w:rPr>
-        <w:rFonts w:ascii="Times New Roman" w:cs="Times New Roman" w:eastAsia="Times New Roman" w:hAnsi="Times New Roman"/>
+        <w:rFonts w:ascii="Arial" w:cs="Arial" w:eastAsia="Arial" w:hAnsi="Arial"/>
         <w:color w:val="494A4B"/>
-        <w:sz w:val="20"/>
-        <w:szCs w:val="20"/>
+        <w:sz w:val="13"/>
+        <w:szCs w:val="13"/>
       </w:rPr>
-      <w:t xml:space="preserve">Stockholder Consent for SAFE Financing (v1.0). Free to use under CC BY 4.0.</w:t>
+      <w:t xml:space="preserve">OpenAgreements Stockholder Consent for SAFE Financing (v1.1). Free to use under CC BY 4.0.</w:t>
     </w:r>
     <w:r>
       <w:rPr>
-        <w:rFonts w:ascii="Times New Roman" w:cs="Times New Roman" w:eastAsia="Times New Roman" w:hAnsi="Times New Roman"/>
+        <w:rFonts w:ascii="Arial" w:cs="Arial" w:eastAsia="Arial" w:hAnsi="Arial"/>
         <w:color w:val="494A4B"/>
-        <w:sz w:val="20"/>
-        <w:szCs w:val="20"/>
+        <w:sz w:val="13"/>
+        <w:szCs w:val="13"/>
       </w:rPr>
       <w:t xml:space="preserve">	Page </w:t>
     </w:r>
     <w:r>
       <w:rPr>
-        <w:rFonts w:ascii="Times New Roman" w:cs="Times New Roman" w:eastAsia="Times New Roman" w:hAnsi="Times New Roman"/>
+        <w:rFonts w:ascii="Arial" w:cs="Arial" w:eastAsia="Arial" w:hAnsi="Arial"/>
         <w:color w:val="494A4B"/>
-        <w:sz w:val="20"/>
-        <w:szCs w:val="20"/>
+        <w:sz w:val="13"/>
+        <w:szCs w:val="13"/>
       </w:rPr>
       <w:fldChar w:fldCharType="begin"/>
       <w:instrText xml:space="preserve">PAGE</w:instrText>
@@ -377,19 +969,82 @@
     </w:r>
     <w:r>
       <w:rPr>
-        <w:rFonts w:ascii="Times New Roman" w:cs="Times New Roman" w:eastAsia="Times New Roman" w:hAnsi="Times New Roman"/>
+        <w:rFonts w:ascii="Arial" w:cs="Arial" w:eastAsia="Arial" w:hAnsi="Arial"/>
         <w:color w:val="494A4B"/>
-        <w:sz w:val="20"/>
-        <w:szCs w:val="20"/>
+        <w:sz w:val="13"/>
+        <w:szCs w:val="13"/>
       </w:rPr>
       <w:t xml:space="preserve"> of </w:t>
     </w:r>
     <w:r>
       <w:rPr>
-        <w:rFonts w:ascii="Times New Roman" w:cs="Times New Roman" w:eastAsia="Times New Roman" w:hAnsi="Times New Roman"/>
+        <w:rFonts w:ascii="Arial" w:cs="Arial" w:eastAsia="Arial" w:hAnsi="Arial"/>
         <w:color w:val="494A4B"/>
-        <w:sz w:val="20"/>
-        <w:szCs w:val="20"/>
+        <w:sz w:val="13"/>
+        <w:szCs w:val="13"/>
+      </w:rPr>
+      <w:fldChar w:fldCharType="begin"/>
+      <w:instrText xml:space="preserve">NUMPAGES</w:instrText>
+      <w:fldChar w:fldCharType="separate"/>
+      <w:fldChar w:fldCharType="end"/>
+    </w:r>
+  </w:p>
+</w:ftr>
+</file>
+
+<file path=word/footer3.xml><?xml version="1.0" encoding="utf-8"?>
+<w:ftr xmlns:wpc="http://schemas.microsoft.com/office/word/2010/wordprocessingCanvas" xmlns:mc="http://schemas.openxmlformats.org/markup-compatibility/2006" xmlns:o="urn:schemas-microsoft-com:office:office" xmlns:r="http://schemas.openxmlformats.org/officeDocument/2006/relationships" xmlns:m="http://schemas.openxmlformats.org/officeDocument/2006/math" xmlns:v="urn:schemas-microsoft-com:vml" xmlns:wp14="http://schemas.microsoft.com/office/word/2010/wordprocessingDrawing" xmlns:wp="http://schemas.openxmlformats.org/drawingml/2006/wordprocessingDrawing" xmlns:w10="urn:schemas-microsoft-com:office:word" xmlns:w="http://schemas.openxmlformats.org/wordprocessingml/2006/main" xmlns:w14="http://schemas.microsoft.com/office/word/2010/wordml" xmlns:w15="http://schemas.microsoft.com/office/word/2012/wordml" xmlns:wpg="http://schemas.microsoft.com/office/word/2010/wordprocessingGroup" xmlns:wpi="http://schemas.microsoft.com/office/word/2010/wordprocessingInk" xmlns:wne="http://schemas.microsoft.com/office/word/2006/wordml" xmlns:wps="http://schemas.microsoft.com/office/word/2010/wordprocessingShape">
+  <w:p>
+    <w:pPr>
+      <w:tabs>
+        <w:tab w:val="right" w:pos="9026"/>
+      </w:tabs>
+    </w:pPr>
+    <w:r>
+      <w:rPr>
+        <w:rFonts w:ascii="Arial" w:cs="Arial" w:eastAsia="Arial" w:hAnsi="Arial"/>
+        <w:color w:val="494A4B"/>
+        <w:sz w:val="13"/>
+        <w:szCs w:val="13"/>
+      </w:rPr>
+      <w:t xml:space="preserve">OpenAgreements Stockholder Consent for SAFE Financing (v1.1). Free to use under CC BY 4.0.</w:t>
+    </w:r>
+    <w:r>
+      <w:rPr>
+        <w:rFonts w:ascii="Arial" w:cs="Arial" w:eastAsia="Arial" w:hAnsi="Arial"/>
+        <w:color w:val="494A4B"/>
+        <w:sz w:val="13"/>
+        <w:szCs w:val="13"/>
+      </w:rPr>
+      <w:t xml:space="preserve">	Page </w:t>
+    </w:r>
+    <w:r>
+      <w:rPr>
+        <w:rFonts w:ascii="Arial" w:cs="Arial" w:eastAsia="Arial" w:hAnsi="Arial"/>
+        <w:color w:val="494A4B"/>
+        <w:sz w:val="13"/>
+        <w:szCs w:val="13"/>
+      </w:rPr>
+      <w:fldChar w:fldCharType="begin"/>
+      <w:instrText xml:space="preserve">PAGE</w:instrText>
+      <w:fldChar w:fldCharType="separate"/>
+      <w:fldChar w:fldCharType="end"/>
+    </w:r>
+    <w:r>
+      <w:rPr>
+        <w:rFonts w:ascii="Arial" w:cs="Arial" w:eastAsia="Arial" w:hAnsi="Arial"/>
+        <w:color w:val="494A4B"/>
+        <w:sz w:val="13"/>
+        <w:szCs w:val="13"/>
+      </w:rPr>
+      <w:t xml:space="preserve"> of </w:t>
+    </w:r>
+    <w:r>
+      <w:rPr>
+        <w:rFonts w:ascii="Arial" w:cs="Arial" w:eastAsia="Arial" w:hAnsi="Arial"/>
+        <w:color w:val="494A4B"/>
+        <w:sz w:val="13"/>
+        <w:szCs w:val="13"/>
       </w:rPr>
       <w:fldChar w:fldCharType="begin"/>
       <w:instrText xml:space="preserve">NUMPAGES</w:instrText>
@@ -441,7 +1096,7 @@
 <w:hdr xmlns:wpc="http://schemas.microsoft.com/office/word/2010/wordprocessingCanvas" xmlns:mc="http://schemas.openxmlformats.org/markup-compatibility/2006" xmlns:o="urn:schemas-microsoft-com:office:office" xmlns:r="http://schemas.openxmlformats.org/officeDocument/2006/relationships" xmlns:m="http://schemas.openxmlformats.org/officeDocument/2006/math" xmlns:v="urn:schemas-microsoft-com:vml" xmlns:wp14="http://schemas.microsoft.com/office/word/2010/wordprocessingDrawing" xmlns:wp="http://schemas.openxmlformats.org/drawingml/2006/wordprocessingDrawing" xmlns:w10="urn:schemas-microsoft-com:office:word" xmlns:w="http://schemas.openxmlformats.org/wordprocessingml/2006/main" xmlns:w14="http://schemas.microsoft.com/office/word/2010/wordml" xmlns:w15="http://schemas.microsoft.com/office/word/2012/wordml" xmlns:wpg="http://schemas.microsoft.com/office/word/2010/wordprocessingGroup" xmlns:wpi="http://schemas.microsoft.com/office/word/2010/wordprocessingInk" xmlns:wne="http://schemas.microsoft.com/office/word/2006/wordml" xmlns:wps="http://schemas.microsoft.com/office/word/2010/wordprocessingShape" xmlns:cx="http://schemas.microsoft.com/office/drawing/2014/chartex" xmlns:cx1="http://schemas.microsoft.com/office/drawing/2015/9/8/chartex" xmlns:cx2="http://schemas.microsoft.com/office/drawing/2015/10/21/chartex" xmlns:cx3="http://schemas.microsoft.com/office/drawing/2016/5/9/chartex" xmlns:cx4="http://schemas.microsoft.com/office/drawing/2016/5/10/chartex" xmlns:cx5="http://schemas.microsoft.com/office/drawing/2016/5/11/chartex" xmlns:cx6="http://schemas.microsoft.com/office/drawing/2016/5/12/chartex" xmlns:cx7="http://schemas.microsoft.com/office/drawing/2016/5/13/chartex" xmlns:cx8="http://schemas.microsoft.com/office/drawing/2016/5/14/chartex" xmlns:w16cid="http://schemas.microsoft.com/office/word/2016/wordml/cid" xmlns:w16se="http://schemas.microsoft.com/office/word/2015/wordml/symex">
   <w:tbl>
     <w:tblPr>
-      <w:tblW w:type="dxa" w:w="9360"/>
+      <w:tblW w:type="dxa" w:w="10070"/>
       <w:tblBorders>
         <w:top w:val="single" w:color="107087" w:sz="14"/>
         <w:left w:val="nil" w:color="FFFFFF" w:sz="0"/>
@@ -453,8 +1108,8 @@
       <w:tblLayout w:type="fixed"/>
     </w:tblPr>
     <w:tblGrid>
-      <w:gridCol w:w="6178"/>
-      <w:gridCol w:w="3182"/>
+      <w:gridCol w:w="7900"/>
+      <w:gridCol w:w="2170"/>
     </w:tblGrid>
     <w:tr>
       <w:trPr>
@@ -504,14 +1159,196 @@
           </w:pPr>
           <w:r>
             <w:rPr>
-              <w:rFonts w:ascii="Times New Roman" w:cs="Times New Roman" w:eastAsia="Times New Roman" w:hAnsi="Times New Roman"/>
+              <w:rFonts w:ascii="Arial" w:cs="Arial" w:eastAsia="Arial" w:hAnsi="Arial"/>
               <w:b/>
               <w:bCs/>
               <w:color w:val="107087"/>
               <w:sz w:val="18"/>
               <w:szCs w:val="18"/>
             </w:rPr>
-            <w:t xml:space="preserve">STOCKHOLDER CONSENT FOR APPROVING SAFE (DELAWARE)</w:t>
+            <w:t xml:space="preserve">COVER TERMS</w:t>
+          </w:r>
+        </w:p>
+      </w:tc>
+    </w:tr>
+  </w:tbl>
+  <w:p>
+    <w:pPr>
+      <w:spacing w:after="60"/>
+    </w:pPr>
+    <w:r>
+      <w:t xml:space="preserve"/>
+    </w:r>
+  </w:p>
+</w:hdr>
+</file>
+
+<file path=word/header2.xml><?xml version="1.0" encoding="utf-8"?>
+<w:hdr xmlns:wpc="http://schemas.microsoft.com/office/word/2010/wordprocessingCanvas" xmlns:mc="http://schemas.openxmlformats.org/markup-compatibility/2006" xmlns:o="urn:schemas-microsoft-com:office:office" xmlns:r="http://schemas.openxmlformats.org/officeDocument/2006/relationships" xmlns:m="http://schemas.openxmlformats.org/officeDocument/2006/math" xmlns:v="urn:schemas-microsoft-com:vml" xmlns:wp14="http://schemas.microsoft.com/office/word/2010/wordprocessingDrawing" xmlns:wp="http://schemas.openxmlformats.org/drawingml/2006/wordprocessingDrawing" xmlns:w10="urn:schemas-microsoft-com:office:word" xmlns:w="http://schemas.openxmlformats.org/wordprocessingml/2006/main" xmlns:w14="http://schemas.microsoft.com/office/word/2010/wordml" xmlns:w15="http://schemas.microsoft.com/office/word/2012/wordml" xmlns:wpg="http://schemas.microsoft.com/office/word/2010/wordprocessingGroup" xmlns:wpi="http://schemas.microsoft.com/office/word/2010/wordprocessingInk" xmlns:wne="http://schemas.microsoft.com/office/word/2006/wordml" xmlns:wps="http://schemas.microsoft.com/office/word/2010/wordprocessingShape" xmlns:cx="http://schemas.microsoft.com/office/drawing/2014/chartex" xmlns:cx1="http://schemas.microsoft.com/office/drawing/2015/9/8/chartex" xmlns:cx2="http://schemas.microsoft.com/office/drawing/2015/10/21/chartex" xmlns:cx3="http://schemas.microsoft.com/office/drawing/2016/5/9/chartex" xmlns:cx4="http://schemas.microsoft.com/office/drawing/2016/5/10/chartex" xmlns:cx5="http://schemas.microsoft.com/office/drawing/2016/5/11/chartex" xmlns:cx6="http://schemas.microsoft.com/office/drawing/2016/5/12/chartex" xmlns:cx7="http://schemas.microsoft.com/office/drawing/2016/5/13/chartex" xmlns:cx8="http://schemas.microsoft.com/office/drawing/2016/5/14/chartex" xmlns:w16cid="http://schemas.microsoft.com/office/word/2016/wordml/cid" xmlns:w16se="http://schemas.microsoft.com/office/word/2015/wordml/symex">
+  <w:tbl>
+    <w:tblPr>
+      <w:tblW w:type="dxa" w:w="10070"/>
+      <w:tblBorders>
+        <w:top w:val="single" w:color="107087" w:sz="14"/>
+        <w:left w:val="nil" w:color="FFFFFF" w:sz="0"/>
+        <w:bottom w:val="nil" w:color="FFFFFF" w:sz="0"/>
+        <w:right w:val="nil" w:color="FFFFFF" w:sz="0"/>
+        <w:insideH w:val="single" w:color="auto" w:sz="4"/>
+        <w:insideV w:val="single" w:color="auto" w:sz="4"/>
+      </w:tblBorders>
+      <w:tblLayout w:type="fixed"/>
+    </w:tblPr>
+    <w:tblGrid>
+      <w:gridCol w:w="7900"/>
+      <w:gridCol w:w="2170"/>
+    </w:tblGrid>
+    <w:tr>
+      <w:trPr>
+        <w:trHeight w:val="360" w:hRule="atLeast"/>
+      </w:trPr>
+      <w:tc>
+        <w:tcPr>
+          <w:tcBorders>
+            <w:top w:val="nil" w:color="FFFFFF" w:sz="0"/>
+            <w:left w:val="nil" w:color="FFFFFF" w:sz="0"/>
+            <w:bottom w:val="nil" w:color="FFFFFF" w:sz="0"/>
+            <w:right w:val="nil" w:color="FFFFFF" w:sz="0"/>
+          </w:tcBorders>
+          <w:tcMar>
+            <w:top w:type="dxa" w:w="36"/>
+            <w:left w:type="dxa" w:w="0"/>
+            <w:bottom w:type="dxa" w:w="0"/>
+            <w:right w:type="dxa" w:w="0"/>
+          </w:tcMar>
+        </w:tcPr>
+        <w:p>
+          <w:r>
+            <w:t xml:space="preserve"/>
+          </w:r>
+        </w:p>
+      </w:tc>
+      <w:tc>
+        <w:tcPr>
+          <w:tcBorders>
+            <w:top w:val="nil" w:color="FFFFFF" w:sz="0"/>
+            <w:left w:val="nil" w:color="FFFFFF" w:sz="0"/>
+            <w:bottom w:val="nil" w:color="FFFFFF" w:sz="0"/>
+            <w:right w:val="nil" w:color="FFFFFF" w:sz="0"/>
+          </w:tcBorders>
+          <w:tcMar>
+            <w:top w:type="dxa" w:w="36"/>
+            <w:left w:type="dxa" w:w="0"/>
+            <w:bottom w:type="dxa" w:w="0"/>
+            <w:right w:type="dxa" w:w="0"/>
+          </w:tcMar>
+          <w:vAlign w:val="center"/>
+        </w:tcPr>
+        <w:p>
+          <w:pPr>
+            <w:spacing w:after="0" w:before="0"/>
+            <w:jc w:val="right"/>
+          </w:pPr>
+          <w:r>
+            <w:rPr>
+              <w:rFonts w:ascii="Arial" w:cs="Arial" w:eastAsia="Arial" w:hAnsi="Arial"/>
+              <w:b/>
+              <w:bCs/>
+              <w:color w:val="107087"/>
+              <w:sz w:val="18"/>
+              <w:szCs w:val="18"/>
+            </w:rPr>
+            <w:t xml:space="preserve">STANDARD TERMS</w:t>
+          </w:r>
+        </w:p>
+      </w:tc>
+    </w:tr>
+  </w:tbl>
+  <w:p>
+    <w:pPr>
+      <w:spacing w:after="60"/>
+    </w:pPr>
+    <w:r>
+      <w:t xml:space="preserve"/>
+    </w:r>
+  </w:p>
+</w:hdr>
+</file>
+
+<file path=word/header3.xml><?xml version="1.0" encoding="utf-8"?>
+<w:hdr xmlns:wpc="http://schemas.microsoft.com/office/word/2010/wordprocessingCanvas" xmlns:mc="http://schemas.openxmlformats.org/markup-compatibility/2006" xmlns:o="urn:schemas-microsoft-com:office:office" xmlns:r="http://schemas.openxmlformats.org/officeDocument/2006/relationships" xmlns:m="http://schemas.openxmlformats.org/officeDocument/2006/math" xmlns:v="urn:schemas-microsoft-com:vml" xmlns:wp14="http://schemas.microsoft.com/office/word/2010/wordprocessingDrawing" xmlns:wp="http://schemas.openxmlformats.org/drawingml/2006/wordprocessingDrawing" xmlns:w10="urn:schemas-microsoft-com:office:word" xmlns:w="http://schemas.openxmlformats.org/wordprocessingml/2006/main" xmlns:w14="http://schemas.microsoft.com/office/word/2010/wordml" xmlns:w15="http://schemas.microsoft.com/office/word/2012/wordml" xmlns:wpg="http://schemas.microsoft.com/office/word/2010/wordprocessingGroup" xmlns:wpi="http://schemas.microsoft.com/office/word/2010/wordprocessingInk" xmlns:wne="http://schemas.microsoft.com/office/word/2006/wordml" xmlns:wps="http://schemas.microsoft.com/office/word/2010/wordprocessingShape" xmlns:cx="http://schemas.microsoft.com/office/drawing/2014/chartex" xmlns:cx1="http://schemas.microsoft.com/office/drawing/2015/9/8/chartex" xmlns:cx2="http://schemas.microsoft.com/office/drawing/2015/10/21/chartex" xmlns:cx3="http://schemas.microsoft.com/office/drawing/2016/5/9/chartex" xmlns:cx4="http://schemas.microsoft.com/office/drawing/2016/5/10/chartex" xmlns:cx5="http://schemas.microsoft.com/office/drawing/2016/5/11/chartex" xmlns:cx6="http://schemas.microsoft.com/office/drawing/2016/5/12/chartex" xmlns:cx7="http://schemas.microsoft.com/office/drawing/2016/5/13/chartex" xmlns:cx8="http://schemas.microsoft.com/office/drawing/2016/5/14/chartex" xmlns:w16cid="http://schemas.microsoft.com/office/word/2016/wordml/cid" xmlns:w16se="http://schemas.microsoft.com/office/word/2015/wordml/symex">
+  <w:tbl>
+    <w:tblPr>
+      <w:tblW w:type="dxa" w:w="10070"/>
+      <w:tblBorders>
+        <w:top w:val="single" w:color="107087" w:sz="14"/>
+        <w:left w:val="nil" w:color="FFFFFF" w:sz="0"/>
+        <w:bottom w:val="nil" w:color="FFFFFF" w:sz="0"/>
+        <w:right w:val="nil" w:color="FFFFFF" w:sz="0"/>
+        <w:insideH w:val="single" w:color="auto" w:sz="4"/>
+        <w:insideV w:val="single" w:color="auto" w:sz="4"/>
+      </w:tblBorders>
+      <w:tblLayout w:type="fixed"/>
+    </w:tblPr>
+    <w:tblGrid>
+      <w:gridCol w:w="7900"/>
+      <w:gridCol w:w="2170"/>
+    </w:tblGrid>
+    <w:tr>
+      <w:trPr>
+        <w:trHeight w:val="360" w:hRule="atLeast"/>
+      </w:trPr>
+      <w:tc>
+        <w:tcPr>
+          <w:tcBorders>
+            <w:top w:val="nil" w:color="FFFFFF" w:sz="0"/>
+            <w:left w:val="nil" w:color="FFFFFF" w:sz="0"/>
+            <w:bottom w:val="nil" w:color="FFFFFF" w:sz="0"/>
+            <w:right w:val="nil" w:color="FFFFFF" w:sz="0"/>
+          </w:tcBorders>
+          <w:tcMar>
+            <w:top w:type="dxa" w:w="36"/>
+            <w:left w:type="dxa" w:w="0"/>
+            <w:bottom w:type="dxa" w:w="0"/>
+            <w:right w:type="dxa" w:w="0"/>
+          </w:tcMar>
+        </w:tcPr>
+        <w:p>
+          <w:r>
+            <w:t xml:space="preserve"/>
+          </w:r>
+        </w:p>
+      </w:tc>
+      <w:tc>
+        <w:tcPr>
+          <w:tcBorders>
+            <w:top w:val="nil" w:color="FFFFFF" w:sz="0"/>
+            <w:left w:val="nil" w:color="FFFFFF" w:sz="0"/>
+            <w:bottom w:val="nil" w:color="FFFFFF" w:sz="0"/>
+            <w:right w:val="nil" w:color="FFFFFF" w:sz="0"/>
+          </w:tcBorders>
+          <w:tcMar>
+            <w:top w:type="dxa" w:w="36"/>
+            <w:left w:type="dxa" w:w="0"/>
+            <w:bottom w:type="dxa" w:w="0"/>
+            <w:right w:type="dxa" w:w="0"/>
+          </w:tcMar>
+          <w:vAlign w:val="center"/>
+        </w:tcPr>
+        <w:p>
+          <w:pPr>
+            <w:spacing w:after="0" w:before="0"/>
+            <w:jc w:val="right"/>
+          </w:pPr>
+          <w:r>
+            <w:rPr>
+              <w:rFonts w:ascii="Arial" w:cs="Arial" w:eastAsia="Arial" w:hAnsi="Arial"/>
+              <w:b/>
+              <w:bCs/>
+              <w:color w:val="107087"/>
+              <w:sz w:val="18"/>
+              <w:szCs w:val="18"/>
+            </w:rPr>
+            <w:t xml:space="preserve">SIGNATURE PAGE</w:t>
           </w:r>
         </w:p>
       </w:tc>
@@ -628,15 +1465,15 @@
   <w:docDefaults>
     <w:rPrDefault>
       <w:rPr>
-        <w:rFonts w:ascii="Times New Roman" w:cs="Times New Roman" w:eastAsia="Times New Roman" w:hAnsi="Times New Roman"/>
-        <w:color w:val="000000"/>
-        <w:sz w:val="24"/>
-        <w:szCs w:val="24"/>
+        <w:rFonts w:ascii="Arial" w:cs="Arial" w:eastAsia="Arial" w:hAnsi="Arial"/>
+        <w:color w:val="1D2021"/>
+        <w:sz w:val="22"/>
+        <w:szCs w:val="22"/>
       </w:rPr>
     </w:rPrDefault>
     <w:pPrDefault>
       <w:pPr>
-        <w:spacing w:after="120" w:before="0" w:line="276" w:lineRule="auto"/>
+        <w:spacing w:after="0" w:before="0" w:line="340" w:lineRule="auto"/>
       </w:pPr>
     </w:pPrDefault>
   </w:docDefaults>
@@ -816,160 +1653,45 @@
     <w:next w:val="Normal"/>
     <w:qFormat/>
     <w:pPr>
-      <w:spacing w:after="120" w:before="0" w:line="276" w:lineRule="auto"/>
+      <w:spacing w:after="0" w:before="0" w:line="340" w:lineRule="auto"/>
     </w:pPr>
     <w:rPr>
-      <w:rFonts w:ascii="Times New Roman" w:cs="Times New Roman" w:eastAsia="Times New Roman" w:hAnsi="Times New Roman"/>
-      <w:color w:val="000000"/>
-      <w:sz w:val="24"/>
-      <w:szCs w:val="24"/>
-    </w:rPr>
-  </w:style>
-  <w:style w:type="paragraph" w:styleId="OAHeading1">
-    <w:name w:val="OA Heading 1"/>
+      <w:rFonts w:ascii="Arial" w:cs="Arial" w:eastAsia="Arial" w:hAnsi="Arial"/>
+      <w:color w:val="1D2021"/>
+      <w:sz w:val="22"/>
+      <w:szCs w:val="22"/>
+    </w:rPr>
+  </w:style>
+  <w:style w:type="paragraph" w:styleId="OAClauseHeading">
+    <w:name w:val="OA Clause Heading"/>
     <w:basedOn w:val="Normal"/>
-    <w:next w:val="Normal"/>
+    <w:next w:val="OAClauseBody"/>
     <w:qFormat/>
     <w:pPr>
-      <w:spacing w:after="120" w:before="0" w:line="276" w:lineRule="auto"/>
-      <w:jc w:val="center"/>
+      <w:spacing w:after="120" w:before="320" w:line="340" w:lineRule="auto"/>
     </w:pPr>
     <w:rPr>
-      <w:rFonts w:ascii="Times New Roman" w:cs="Times New Roman" w:eastAsia="Times New Roman" w:hAnsi="Times New Roman"/>
+      <w:rFonts w:ascii="Arial" w:cs="Arial" w:eastAsia="Arial" w:hAnsi="Arial"/>
       <w:b/>
       <w:bCs/>
-      <w:color w:val="000000"/>
-      <w:sz w:val="28"/>
-      <w:szCs w:val="28"/>
-    </w:rPr>
-  </w:style>
-  <w:style w:type="paragraph" w:styleId="OAHeading2">
-    <w:name w:val="OA Heading 2"/>
+      <w:color w:val="1D2021"/>
+      <w:sz w:val="22"/>
+      <w:szCs w:val="22"/>
+    </w:rPr>
+  </w:style>
+  <w:style w:type="paragraph" w:styleId="OAClauseBody">
+    <w:name w:val="OA Clause Body"/>
     <w:basedOn w:val="Normal"/>
-    <w:next w:val="Normal"/>
+    <w:next w:val="OAClauseHeading"/>
     <w:qFormat/>
     <w:pPr>
-      <w:spacing w:after="120" w:before="0" w:line="276" w:lineRule="auto"/>
-      <w:jc w:val="center"/>
+      <w:spacing w:after="280" w:before="0" w:line="340" w:lineRule="auto"/>
     </w:pPr>
     <w:rPr>
-      <w:rFonts w:ascii="Times New Roman" w:cs="Times New Roman" w:eastAsia="Times New Roman" w:hAnsi="Times New Roman"/>
-      <w:b/>
-      <w:bCs/>
-      <w:color w:val="000000"/>
-      <w:sz w:val="24"/>
-      <w:szCs w:val="24"/>
-      <w:u w:val="single"/>
-    </w:rPr>
-  </w:style>
-  <w:style w:type="paragraph" w:styleId="OAHeading3">
-    <w:name w:val="OA Heading 3"/>
-    <w:basedOn w:val="Normal"/>
-    <w:next w:val="Normal"/>
-    <w:qFormat/>
-    <w:pPr>
-      <w:spacing w:after="120" w:before="0" w:line="276" w:lineRule="auto"/>
-    </w:pPr>
-    <w:rPr>
-      <w:rFonts w:ascii="Times New Roman" w:cs="Times New Roman" w:eastAsia="Times New Roman" w:hAnsi="Times New Roman"/>
-      <w:b/>
-      <w:bCs/>
-      <w:color w:val="000000"/>
-      <w:sz w:val="24"/>
-      <w:szCs w:val="24"/>
-    </w:rPr>
-  </w:style>
-  <w:style w:type="paragraph" w:styleId="OABlockNote">
-    <w:name w:val="OA Block note"/>
-    <w:basedOn w:val="Normal"/>
-    <w:next w:val="Normal"/>
-    <w:qFormat/>
-    <w:pPr>
-      <w:spacing w:after="120" w:before="0" w:line="276" w:lineRule="auto"/>
-    </w:pPr>
-    <w:rPr>
-      <w:rFonts w:ascii="Times New Roman" w:cs="Times New Roman" w:eastAsia="Times New Roman" w:hAnsi="Times New Roman"/>
-      <w:i/>
-      <w:iCs/>
-      <w:color w:val="000000"/>
-      <w:sz w:val="20"/>
-      <w:szCs w:val="20"/>
-    </w:rPr>
-  </w:style>
-  <w:style w:type="paragraph" w:styleId="OABlockSignatureFollow">
-    <w:name w:val="OA Block signature-follow"/>
-    <w:basedOn w:val="Normal"/>
-    <w:next w:val="Normal"/>
-    <w:qFormat/>
-    <w:pPr>
-      <w:spacing w:after="120" w:before="0" w:line="276" w:lineRule="auto"/>
-      <w:jc w:val="center"/>
-    </w:pPr>
-    <w:rPr>
-      <w:rFonts w:ascii="Times New Roman" w:cs="Times New Roman" w:eastAsia="Times New Roman" w:hAnsi="Times New Roman"/>
-      <w:color w:val="000000"/>
-      <w:sz w:val="24"/>
-      <w:szCs w:val="24"/>
-    </w:rPr>
-  </w:style>
-  <w:style w:type="paragraph" w:styleId="OABlockSignatureIntro">
-    <w:name w:val="OA Block signature-intro"/>
-    <w:basedOn w:val="Normal"/>
-    <w:next w:val="Normal"/>
-    <w:qFormat/>
-    <w:pPr>
-      <w:spacing w:after="120" w:before="0" w:line="276" w:lineRule="auto"/>
-    </w:pPr>
-    <w:rPr>
-      <w:rFonts w:ascii="Times New Roman" w:cs="Times New Roman" w:eastAsia="Times New Roman" w:hAnsi="Times New Roman"/>
-      <w:color w:val="000000"/>
-      <w:sz w:val="24"/>
-      <w:szCs w:val="24"/>
-    </w:rPr>
-  </w:style>
-  <w:style w:type="paragraph" w:styleId="OABlockSignatureLine">
-    <w:name w:val="OA Block signature-line"/>
-    <w:basedOn w:val="Normal"/>
-    <w:next w:val="Normal"/>
-    <w:qFormat/>
-    <w:pPr>
-      <w:spacing w:after="0" w:before="480" w:line="276" w:lineRule="auto"/>
-    </w:pPr>
-    <w:rPr>
-      <w:rFonts w:ascii="Times New Roman" w:cs="Times New Roman" w:eastAsia="Times New Roman" w:hAnsi="Times New Roman"/>
-      <w:color w:val="000000"/>
-      <w:sz w:val="24"/>
-      <w:szCs w:val="24"/>
-    </w:rPr>
-  </w:style>
-  <w:style w:type="paragraph" w:styleId="OABlockSignatureName">
-    <w:name w:val="OA Block signature-name"/>
-    <w:basedOn w:val="Normal"/>
-    <w:next w:val="Normal"/>
-    <w:qFormat/>
-    <w:pPr>
-      <w:spacing w:after="120" w:before="0" w:line="276" w:lineRule="auto"/>
-    </w:pPr>
-    <w:rPr>
-      <w:rFonts w:ascii="Times New Roman" w:cs="Times New Roman" w:eastAsia="Times New Roman" w:hAnsi="Times New Roman"/>
-      <w:color w:val="000000"/>
-      <w:sz w:val="24"/>
-      <w:szCs w:val="24"/>
-    </w:rPr>
-  </w:style>
-  <w:style w:type="paragraph" w:styleId="OABlockSignatureDate">
-    <w:name w:val="OA Block signature-date"/>
-    <w:basedOn w:val="Normal"/>
-    <w:next w:val="Normal"/>
-    <w:qFormat/>
-    <w:pPr>
-      <w:spacing w:after="120" w:before="0" w:line="276" w:lineRule="auto"/>
-    </w:pPr>
-    <w:rPr>
-      <w:rFonts w:ascii="Times New Roman" w:cs="Times New Roman" w:eastAsia="Times New Roman" w:hAnsi="Times New Roman"/>
-      <w:color w:val="000000"/>
-      <w:sz w:val="24"/>
-      <w:szCs w:val="24"/>
+      <w:rFonts w:ascii="Arial" w:cs="Arial" w:eastAsia="Arial" w:hAnsi="Arial"/>
+      <w:color w:val="1D2021"/>
+      <w:sz w:val="22"/>
+      <w:szCs w:val="22"/>
     </w:rPr>
   </w:style>
 </w:styles>

--- a/content/templates/openagreements-stockholder-consent-safe/template.docx
+++ b/content/templates/openagreements-stockholder-consent-safe/template.docx
@@ -687,21 +687,15 @@
           <w:i w:val="false"/>
           <w:iCs w:val="false"/>
           <w:color w:val="1D2021"/>
-          <w:sz w:val="16"/>
-          <w:szCs w:val="16"/>
+          <w:sz w:val="22"/>
+          <w:szCs w:val="22"/>
         </w:rPr>
         <w:t xml:space="preserve">This Action by Written Consent shall be filed with the minutes of the proceedings of Company stockholders.</w:t>
       </w:r>
     </w:p>
     <w:p>
       <w:pPr>
-        <w:spacing w:after="280" w:before="0" w:line="340" w:beforeAutospacing="false" w:afterAutospacing="false"/>
-        <w:contextualSpacing w:val="false"/>
-      </w:pPr>
-    </w:p>
-    <w:p>
-      <w:pPr>
-        <w:spacing w:after="280" w:before="0" w:line="340" w:beforeAutospacing="false" w:afterAutospacing="false"/>
+        <w:spacing w:after="280" w:before="280" w:line="340" w:beforeAutospacing="false" w:afterAutospacing="false"/>
         <w:contextualSpacing w:val="false"/>
       </w:pPr>
       <w:r>
@@ -712,8 +706,8 @@
           <w:i w:val="false"/>
           <w:iCs w:val="false"/>
           <w:color w:val="1D2021"/>
-          <w:sz w:val="16"/>
-          <w:szCs w:val="16"/>
+          <w:sz w:val="22"/>
+          <w:szCs w:val="22"/>
         </w:rPr>
         <w:t xml:space="preserve">By signing below, each stockholder adopts this stockholder consent as of the effective date listed in Cover Terms. Any copy, facsimile, PDF, or other reliable reproduction of this stockholder consent may be substituted or used in lieu of the original writing for any purpose for which the original writing could be used, provided that the reproduction is a complete reproduction of the entire original writing.</w:t>
       </w:r>

--- a/content/templates/openagreements-stockholder-consent-safe/template.docx
+++ b/content/templates/openagreements-stockholder-consent-safe/template.docx
@@ -739,6 +739,25 @@
       <w:r>
         <w:rPr>
           <w:rFonts w:ascii="Arial" w:cs="Arial" w:eastAsia="Arial" w:hAnsi="Arial"/>
+          <w:b/>
+          <w:bCs/>
+          <w:i w:val="false"/>
+          <w:iCs w:val="false"/>
+          <w:color w:val="1D2021"/>
+          <w:sz w:val="22"/>
+          <w:szCs w:val="22"/>
+        </w:rPr>
+        <w:t xml:space="preserve">Stockholder</w:t>
+      </w:r>
+    </w:p>
+    <w:p>
+      <w:pPr>
+        <w:spacing w:after="0" w:before="0" w:line="340" w:beforeAutospacing="false" w:afterAutospacing="false"/>
+        <w:contextualSpacing w:val="false"/>
+      </w:pPr>
+      <w:r>
+        <w:rPr>
+          <w:rFonts w:ascii="Arial" w:cs="Arial" w:eastAsia="Arial" w:hAnsi="Arial"/>
           <w:b w:val="false"/>
           <w:bCs w:val="false"/>
           <w:i w:val="false"/>
@@ -766,7 +785,7 @@
           <w:sz w:val="22"/>
           <w:szCs w:val="22"/>
         </w:rPr>
-        <w:t xml:space="preserve">{$stockholder.name}</w:t>
+        <w:t xml:space="preserve">Print Name: {$stockholder.name}</w:t>
       </w:r>
     </w:p>
     <w:p>

--- a/content/templates/openagreements-stockholder-consent-safe/template.docx
+++ b/content/templates/openagreements-stockholder-consent-safe/template.docx
@@ -490,7 +490,7 @@
           <w:sz w:val="22"/>
           <w:szCs w:val="22"/>
         </w:rPr>
-        <w:t xml:space="preserve">The undersigned stockholders approve Company entering into one or more Simple Agreements for Future Equity, or SAFEs, for the aggregate purchase amount listed in Cover Terms. This approval is effective only after any required Board of Directors approvals are obtained, and in all cases no later than 60 days after the earliest date on which this stockholder consent is delivered.</w:t>
+        <w:t xml:space="preserve">The undersigned stockholders approve Company entering into one or more Simple Agreements for Future Equity, or SAFEs, for the aggregate purchase amount listed in Cover Terms. This approval is effective only after any required Board of Directors approvals are obtained.</w:t>
       </w:r>
     </w:p>
     <w:p>

--- a/content/templates/openagreements-stockholder-consent-safe/template.docx
+++ b/content/templates/openagreements-stockholder-consent-safe/template.docx
@@ -4,229 +4,834 @@
   <w:body>
     <w:p>
       <w:pPr>
-        <w:pStyle w:val="OAHeading1"/>
-      </w:pPr>
-      <w:r>
-        <w:t xml:space="preserve">ACTION BY WRITTEN CONSENT OF THE STOCKHOLDERS OF </w:t>
-      </w:r>
-      <w:r>
-        <w:t xml:space="preserve">{company_name}</w:t>
-      </w:r>
-    </w:p>
-    <w:p>
-      <w:pPr>
-        <w:pStyle w:val="OABlockNote"/>
-      </w:pPr>
-      <w:r>
-        <w:t xml:space="preserve">Note: The following resolutions do not cover all matters that may need to be addressed in connection with the SAFE financing. For example, if the Company is concurrently amending its certificate of incorporation, converting outstanding convertible notes, or granting pro rata or information rights pursuant to a side letter, additional resolutions will be needed. Always consult with counsel prior to using this consent.</w:t>
-      </w:r>
-    </w:p>
-    <w:p>
-      <w:pPr>
-        <w:pStyle w:val="Normal"/>
-      </w:pPr>
-      <w:r>
-        <w:t xml:space="preserve">The undersigned stockholders of </w:t>
-      </w:r>
-      <w:r>
-        <w:t xml:space="preserve">{company_name}</w:t>
-      </w:r>
-      <w:r>
-        <w:t xml:space="preserve">, a Delaware corporation (the “Company”), pursuant to Section 228 of the Delaware General Corporation Law, hereby adopt and approve the following resolutions and the taking of the actions referred to in such resolutions, it being agreed that these resolutions will be effective only after such actions have been approved by the Company’s Board of Directors to the extent that such actions require the approval of the Company’s Board of Directors, provided that such later effectiveness shall not exceed 60 days from the earliest date of delivery of this Action by Written Consent:</w:t>
-      </w:r>
-    </w:p>
-    <w:p>
-      <w:pPr>
-        <w:pStyle w:val="OAHeading2"/>
-      </w:pPr>
-      <w:r>
-        <w:t xml:space="preserve">Approval of SAFE Financing</w:t>
-      </w:r>
-    </w:p>
-    <w:p>
-      <w:pPr>
-        <w:pStyle w:val="Normal"/>
-      </w:pPr>
-      <w:r>
-        <w:rPr>
+        <w:spacing w:after="210" w:before="240"/>
+      </w:pPr>
+      <w:r>
+        <w:rPr>
+          <w:rFonts w:ascii="Georgia" w:cs="Georgia" w:eastAsia="Georgia" w:hAnsi="Georgia"/>
+          <w:color w:val="1D2021"/>
+          <w:sz w:val="44"/>
+          <w:szCs w:val="44"/>
+        </w:rPr>
+        <w:t xml:space="preserve">Stockholder Consent for SAFE Financing</w:t>
+      </w:r>
+    </w:p>
+    <w:tbl>
+      <w:tblPr>
+        <w:tblW w:type="dxa" w:w="10070"/>
+        <w:tblBorders>
+          <w:top w:val="nil" w:color="FFFFFF" w:sz="0"/>
+          <w:left w:val="nil" w:color="FFFFFF" w:sz="0"/>
+          <w:bottom w:val="nil" w:color="FFFFFF" w:sz="0"/>
+          <w:right w:val="nil" w:color="FFFFFF" w:sz="0"/>
+          <w:insideH w:val="single" w:color="auto" w:sz="4"/>
+          <w:insideV w:val="single" w:color="auto" w:sz="4"/>
+        </w:tblBorders>
+        <w:tblLayout w:type="fixed"/>
+      </w:tblPr>
+      <w:tblGrid>
+        <w:gridCol w:w="3420"/>
+        <w:gridCol w:w="6650"/>
+      </w:tblGrid>
+      <w:tr>
+        <w:tc>
+          <w:tcPr>
+            <w:gridSpan w:val="2"/>
+            <w:tcBorders>
+              <w:top w:val="nil" w:color="FFFFFF" w:sz="0"/>
+              <w:left w:val="nil" w:color="FFFFFF" w:sz="0"/>
+              <w:bottom w:val="single" w:color="C7C7C7" w:sz="4"/>
+              <w:right w:val="nil" w:color="FFFFFF" w:sz="0"/>
+            </w:tcBorders>
+            <w:tcMar>
+              <w:top w:type="dxa" w:w="80"/>
+              <w:left w:type="dxa" w:w="115"/>
+              <w:bottom w:type="dxa" w:w="80"/>
+              <w:right w:type="dxa" w:w="115"/>
+            </w:tcMar>
+            <w:vAlign w:val="center"/>
+          </w:tcPr>
+          <w:p>
+            <w:pPr>
+              <w:spacing w:after="30" w:line="340"/>
+            </w:pPr>
+            <w:r>
+              <w:rPr>
+                <w:rFonts w:ascii="Arial" w:cs="Arial" w:eastAsia="Arial" w:hAnsi="Arial"/>
+                <w:b/>
+                <w:bCs/>
+                <w:color w:val="117086"/>
+                <w:sz w:val="22"/>
+                <w:szCs w:val="22"/>
+              </w:rPr>
+              <w:t xml:space="preserve">Cover Terms</w:t>
+            </w:r>
+          </w:p>
+          <w:p>
+            <w:pPr>
+              <w:spacing w:after="20" w:line="340"/>
+            </w:pPr>
+            <w:r>
+              <w:rPr>
+                <w:rFonts w:ascii="Arial" w:cs="Arial" w:eastAsia="Arial" w:hAnsi="Arial"/>
+                <w:color w:val="117086"/>
+                <w:sz w:val="16"/>
+                <w:szCs w:val="16"/>
+              </w:rPr>
+              <w:t xml:space="preserve">The key business terms of this stockholder consent are as follows.</w:t>
+            </w:r>
+          </w:p>
+        </w:tc>
+      </w:tr>
+      <w:tr>
+        <w:trPr>
+          <w:trHeight w:val="700" w:hRule="atLeast"/>
+        </w:trPr>
+        <w:tc>
+          <w:tcPr>
+            <w:tcBorders>
+              <w:top w:val="single" w:color="C7C7C7" w:sz="4"/>
+              <w:left w:val="nil" w:color="FFFFFF" w:sz="0"/>
+              <w:bottom w:val="single" w:color="C7C7C7" w:sz="4"/>
+              <w:right w:val="nil" w:color="FFFFFF" w:sz="0"/>
+            </w:tcBorders>
+            <w:tcMar>
+              <w:top w:type="dxa" w:w="80"/>
+              <w:left w:type="dxa" w:w="115"/>
+              <w:bottom w:type="dxa" w:w="80"/>
+              <w:right w:type="dxa" w:w="115"/>
+            </w:tcMar>
+            <w:vAlign w:val="center"/>
+          </w:tcPr>
+          <w:p>
+            <w:pPr>
+              <w:spacing w:after="0" w:before="0" w:line="340"/>
+            </w:pPr>
+            <w:r>
+              <w:rPr>
+                <w:rFonts w:ascii="Arial" w:cs="Arial" w:eastAsia="Arial" w:hAnsi="Arial"/>
+                <w:b/>
+                <w:bCs/>
+                <w:i w:val="false"/>
+                <w:iCs w:val="false"/>
+                <w:color w:val="1D2021"/>
+                <w:sz w:val="22"/>
+                <w:szCs w:val="22"/>
+              </w:rPr>
+              <w:t xml:space="preserve">Company</w:t>
+            </w:r>
+          </w:p>
+        </w:tc>
+        <w:tc>
+          <w:tcPr>
+            <w:tcBorders>
+              <w:top w:val="single" w:color="C7C7C7" w:sz="4"/>
+              <w:left w:val="nil" w:color="FFFFFF" w:sz="0"/>
+              <w:bottom w:val="single" w:color="C7C7C7" w:sz="4"/>
+              <w:right w:val="nil" w:color="FFFFFF" w:sz="0"/>
+            </w:tcBorders>
+            <w:tcMar>
+              <w:top w:type="dxa" w:w="80"/>
+              <w:left w:type="dxa" w:w="115"/>
+              <w:bottom w:type="dxa" w:w="80"/>
+              <w:right w:type="dxa" w:w="115"/>
+            </w:tcMar>
+            <w:vAlign w:val="center"/>
+          </w:tcPr>
+          <w:p>
+            <w:pPr>
+              <w:spacing w:after="0" w:before="0" w:line="340" w:beforeAutospacing="false" w:afterAutospacing="false"/>
+              <w:contextualSpacing w:val="false"/>
+            </w:pPr>
+            <w:r>
+              <w:rPr>
+                <w:rFonts w:ascii="Arial" w:cs="Arial" w:eastAsia="Arial" w:hAnsi="Arial"/>
+                <w:b w:val="false"/>
+                <w:bCs w:val="false"/>
+                <w:i w:val="false"/>
+                <w:iCs w:val="false"/>
+                <w:color w:val="1D2021"/>
+                <w:sz w:val="22"/>
+                <w:szCs w:val="22"/>
+              </w:rPr>
+              <w:t xml:space="preserve">{company_name}</w:t>
+            </w:r>
+          </w:p>
+        </w:tc>
+      </w:tr>
+      <w:tr>
+        <w:trPr>
+          <w:trHeight w:val="700" w:hRule="atLeast"/>
+        </w:trPr>
+        <w:tc>
+          <w:tcPr>
+            <w:tcBorders>
+              <w:top w:val="single" w:color="C7C7C7" w:sz="4"/>
+              <w:left w:val="nil" w:color="FFFFFF" w:sz="0"/>
+              <w:bottom w:val="single" w:color="C7C7C7" w:sz="4"/>
+              <w:right w:val="nil" w:color="FFFFFF" w:sz="0"/>
+            </w:tcBorders>
+            <w:tcMar>
+              <w:top w:type="dxa" w:w="80"/>
+              <w:left w:type="dxa" w:w="115"/>
+              <w:bottom w:type="dxa" w:w="80"/>
+              <w:right w:type="dxa" w:w="115"/>
+            </w:tcMar>
+            <w:vAlign w:val="center"/>
+          </w:tcPr>
+          <w:p>
+            <w:pPr>
+              <w:spacing w:after="0" w:before="0" w:line="340"/>
+            </w:pPr>
+            <w:r>
+              <w:rPr>
+                <w:rFonts w:ascii="Arial" w:cs="Arial" w:eastAsia="Arial" w:hAnsi="Arial"/>
+                <w:b/>
+                <w:bCs/>
+                <w:i w:val="false"/>
+                <w:iCs w:val="false"/>
+                <w:color w:val="1D2021"/>
+                <w:sz w:val="22"/>
+                <w:szCs w:val="22"/>
+              </w:rPr>
+              <w:t xml:space="preserve">Effective Date</w:t>
+            </w:r>
+          </w:p>
+        </w:tc>
+        <w:tc>
+          <w:tcPr>
+            <w:tcBorders>
+              <w:top w:val="single" w:color="C7C7C7" w:sz="4"/>
+              <w:left w:val="nil" w:color="FFFFFF" w:sz="0"/>
+              <w:bottom w:val="single" w:color="C7C7C7" w:sz="4"/>
+              <w:right w:val="nil" w:color="FFFFFF" w:sz="0"/>
+            </w:tcBorders>
+            <w:tcMar>
+              <w:top w:type="dxa" w:w="80"/>
+              <w:left w:type="dxa" w:w="115"/>
+              <w:bottom w:type="dxa" w:w="80"/>
+              <w:right w:type="dxa" w:w="115"/>
+            </w:tcMar>
+            <w:vAlign w:val="center"/>
+          </w:tcPr>
+          <w:p>
+            <w:pPr>
+              <w:spacing w:after="0" w:before="0" w:line="340" w:beforeAutospacing="false" w:afterAutospacing="false"/>
+              <w:contextualSpacing w:val="false"/>
+            </w:pPr>
+            <w:r>
+              <w:rPr>
+                <w:rFonts w:ascii="Arial" w:cs="Arial" w:eastAsia="Arial" w:hAnsi="Arial"/>
+                <w:b w:val="false"/>
+                <w:bCs w:val="false"/>
+                <w:i w:val="false"/>
+                <w:iCs w:val="false"/>
+                <w:color w:val="1D2021"/>
+                <w:sz w:val="22"/>
+                <w:szCs w:val="22"/>
+              </w:rPr>
+              <w:t xml:space="preserve">{effective_date}</w:t>
+            </w:r>
+          </w:p>
+        </w:tc>
+      </w:tr>
+      <w:tr>
+        <w:trPr>
+          <w:trHeight w:val="700" w:hRule="atLeast"/>
+        </w:trPr>
+        <w:tc>
+          <w:tcPr>
+            <w:tcBorders>
+              <w:top w:val="single" w:color="C7C7C7" w:sz="4"/>
+              <w:left w:val="nil" w:color="FFFFFF" w:sz="0"/>
+              <w:bottom w:val="single" w:color="C7C7C7" w:sz="4"/>
+              <w:right w:val="nil" w:color="FFFFFF" w:sz="0"/>
+            </w:tcBorders>
+            <w:tcMar>
+              <w:top w:type="dxa" w:w="80"/>
+              <w:left w:type="dxa" w:w="115"/>
+              <w:bottom w:type="dxa" w:w="80"/>
+              <w:right w:type="dxa" w:w="115"/>
+            </w:tcMar>
+            <w:vAlign w:val="center"/>
+          </w:tcPr>
+          <w:p>
+            <w:pPr>
+              <w:spacing w:after="0" w:before="0" w:line="340"/>
+            </w:pPr>
+            <w:r>
+              <w:rPr>
+                <w:rFonts w:ascii="Arial" w:cs="Arial" w:eastAsia="Arial" w:hAnsi="Arial"/>
+                <w:b/>
+                <w:bCs/>
+                <w:i w:val="false"/>
+                <w:iCs w:val="false"/>
+                <w:color w:val="1D2021"/>
+                <w:sz w:val="22"/>
+                <w:szCs w:val="22"/>
+              </w:rPr>
+              <w:t xml:space="preserve">Aggregate SAFE Purchase Amount</w:t>
+            </w:r>
+          </w:p>
+        </w:tc>
+        <w:tc>
+          <w:tcPr>
+            <w:tcBorders>
+              <w:top w:val="single" w:color="C7C7C7" w:sz="4"/>
+              <w:left w:val="nil" w:color="FFFFFF" w:sz="0"/>
+              <w:bottom w:val="single" w:color="C7C7C7" w:sz="4"/>
+              <w:right w:val="nil" w:color="FFFFFF" w:sz="0"/>
+            </w:tcBorders>
+            <w:tcMar>
+              <w:top w:type="dxa" w:w="80"/>
+              <w:left w:type="dxa" w:w="115"/>
+              <w:bottom w:type="dxa" w:w="80"/>
+              <w:right w:type="dxa" w:w="115"/>
+            </w:tcMar>
+            <w:vAlign w:val="center"/>
+          </w:tcPr>
+          <w:p>
+            <w:pPr>
+              <w:spacing w:after="0" w:before="0" w:line="340" w:beforeAutospacing="false" w:afterAutospacing="false"/>
+              <w:contextualSpacing w:val="false"/>
+            </w:pPr>
+            <w:r>
+              <w:rPr>
+                <w:rFonts w:ascii="Arial" w:cs="Arial" w:eastAsia="Arial" w:hAnsi="Arial"/>
+                <w:b w:val="false"/>
+                <w:bCs w:val="false"/>
+                <w:i w:val="false"/>
+                <w:iCs w:val="false"/>
+                <w:color w:val="1D2021"/>
+                <w:sz w:val="22"/>
+                <w:szCs w:val="22"/>
+              </w:rPr>
+              <w:t xml:space="preserve">${purchase_amount}</w:t>
+            </w:r>
+          </w:p>
+        </w:tc>
+      </w:tr>
+      <w:tr>
+        <w:trPr>
+          <w:trHeight w:val="700" w:hRule="atLeast"/>
+        </w:trPr>
+        <w:tc>
+          <w:tcPr>
+            <w:tcBorders>
+              <w:top w:val="single" w:color="C7C7C7" w:sz="4"/>
+              <w:left w:val="nil" w:color="FFFFFF" w:sz="0"/>
+              <w:bottom w:val="single" w:color="C7C7C7" w:sz="4"/>
+              <w:right w:val="nil" w:color="FFFFFF" w:sz="0"/>
+            </w:tcBorders>
+            <w:tcMar>
+              <w:top w:type="dxa" w:w="80"/>
+              <w:left w:type="dxa" w:w="115"/>
+              <w:bottom w:type="dxa" w:w="80"/>
+              <w:right w:type="dxa" w:w="115"/>
+            </w:tcMar>
+            <w:vAlign w:val="center"/>
+          </w:tcPr>
+          <w:p>
+            <w:pPr>
+              <w:spacing w:after="0" w:before="0" w:line="340"/>
+            </w:pPr>
+            <w:r>
+              <w:rPr>
+                <w:rFonts w:ascii="Arial" w:cs="Arial" w:eastAsia="Arial" w:hAnsi="Arial"/>
+                <w:b/>
+                <w:bCs/>
+                <w:i w:val="false"/>
+                <w:iCs w:val="false"/>
+                <w:color w:val="1D2021"/>
+                <w:sz w:val="22"/>
+                <w:szCs w:val="22"/>
+              </w:rPr>
+              <w:t xml:space="preserve">Governing Law</w:t>
+            </w:r>
+          </w:p>
+        </w:tc>
+        <w:tc>
+          <w:tcPr>
+            <w:tcBorders>
+              <w:top w:val="single" w:color="C7C7C7" w:sz="4"/>
+              <w:left w:val="nil" w:color="FFFFFF" w:sz="0"/>
+              <w:bottom w:val="single" w:color="C7C7C7" w:sz="4"/>
+              <w:right w:val="nil" w:color="FFFFFF" w:sz="0"/>
+            </w:tcBorders>
+            <w:tcMar>
+              <w:top w:type="dxa" w:w="80"/>
+              <w:left w:type="dxa" w:w="115"/>
+              <w:bottom w:type="dxa" w:w="80"/>
+              <w:right w:type="dxa" w:w="115"/>
+            </w:tcMar>
+            <w:vAlign w:val="center"/>
+          </w:tcPr>
+          <w:p>
+            <w:pPr>
+              <w:spacing w:after="0" w:before="0" w:line="340" w:beforeAutospacing="false" w:afterAutospacing="false"/>
+              <w:contextualSpacing w:val="false"/>
+            </w:pPr>
+            <w:r>
+              <w:rPr>
+                <w:rFonts w:ascii="Arial" w:cs="Arial" w:eastAsia="Arial" w:hAnsi="Arial"/>
+                <w:b w:val="false"/>
+                <w:bCs w:val="false"/>
+                <w:i w:val="false"/>
+                <w:iCs w:val="false"/>
+                <w:color w:val="1D2021"/>
+                <w:sz w:val="22"/>
+                <w:szCs w:val="22"/>
+              </w:rPr>
+              <w:t xml:space="preserve">Delaware</w:t>
+            </w:r>
+          </w:p>
+        </w:tc>
+      </w:tr>
+    </w:tbl>
+    <w:p>
+      <w:pPr>
+        <w:sectPr>
+          <w:headerReference w:type="default" r:id="rId7"/>
+          <w:footerReference w:type="default" r:id="rId8"/>
+          <w:pgSz w:w="11906" w:h="16838" w:orient="portrait"/>
+          <w:pgMar w:top="936" w:right="1080" w:bottom="720" w:left="1080" w:header="360" w:footer="432" w:gutter="0"/>
+          <w:pgNumType/>
+          <w:docGrid w:linePitch="360"/>
+        </w:sectPr>
+      </w:pPr>
+    </w:p>
+    <w:p>
+      <w:pPr>
+        <w:spacing w:after="240" w:before="0" w:line="340" w:beforeAutospacing="false" w:afterAutospacing="false"/>
+        <w:contextualSpacing w:val="false"/>
+      </w:pPr>
+      <w:r>
+        <w:rPr>
+          <w:rFonts w:ascii="Arial" w:cs="Arial" w:eastAsia="Arial" w:hAnsi="Arial"/>
           <w:b/>
           <w:bCs/>
-        </w:rPr>
-        <w:t xml:space="preserve">WHEREAS</w:t>
-      </w:r>
-      <w:r>
-        <w:t xml:space="preserve">, the Company’s Board of Directors (the “Board”) believes it is in the best interest of the Company to enter into one or more Simple Agreements for Future Equity (each, a “SAFE”), providing for the sale of rights to future shares of the Company’s capital stock for an aggregate purchase amount of up to $</w:t>
-      </w:r>
-      <w:r>
-        <w:t xml:space="preserve">{purchase_amount}</w:t>
-      </w:r>
-      <w:r>
-        <w:t xml:space="preserve"> (the “SAFE Financing”); and</w:t>
-      </w:r>
-    </w:p>
-    <w:p>
-      <w:pPr>
-        <w:pStyle w:val="Normal"/>
-      </w:pPr>
-      <w:r>
-        <w:rPr>
+          <w:color w:val="117086"/>
+          <w:sz w:val="22"/>
+          <w:szCs w:val="22"/>
+        </w:rPr>
+        <w:t xml:space="preserve">Standard Terms</w:t>
+      </w:r>
+    </w:p>
+    <w:p>
+      <w:pPr>
+        <w:pStyle w:val="OAClauseHeading"/>
+        <w:spacing w:after="120" w:before="320" w:line="340" w:beforeAutospacing="false" w:afterAutospacing="false"/>
+        <w:contextualSpacing w:val="false"/>
+      </w:pPr>
+      <w:r>
+        <w:rPr>
+          <w:rFonts w:ascii="Arial" w:cs="Arial" w:eastAsia="Arial" w:hAnsi="Arial"/>
           <w:b/>
           <w:bCs/>
-        </w:rPr>
-        <w:t xml:space="preserve">WHEREAS</w:t>
-      </w:r>
-      <w:r>
-        <w:t xml:space="preserve">, after careful consideration, the undersigned stockholders have determined that the terms and conditions of the SAFE Financing are just and equitable and fair as to the Company and that it is in the best interests of the Company and the stockholders of the Company to enter into the SAFE Financing subject to the terms and conditions set forth in each SAFE.</w:t>
-      </w:r>
-    </w:p>
-    <w:p>
-      <w:pPr>
-        <w:pStyle w:val="Normal"/>
-      </w:pPr>
-      <w:r>
-        <w:rPr>
+          <w:color w:val="1D2021"/>
+          <w:sz w:val="22"/>
+          <w:szCs w:val="22"/>
+        </w:rPr>
+        <w:t xml:space="preserve">1. Stockholder Action Under Delaware Law.</w:t>
+      </w:r>
+    </w:p>
+    <w:p>
+      <w:pPr>
+        <w:pStyle w:val="OAClauseBody"/>
+        <w:spacing w:after="280" w:before="0" w:line="340" w:beforeAutospacing="false" w:afterAutospacing="false"/>
+        <w:contextualSpacing w:val="false"/>
+      </w:pPr>
+      <w:r>
+        <w:rPr>
+          <w:rFonts w:ascii="Arial" w:cs="Arial" w:eastAsia="Arial" w:hAnsi="Arial"/>
+          <w:b w:val="false"/>
+          <w:bCs w:val="false"/>
+          <w:i w:val="false"/>
+          <w:iCs w:val="false"/>
+          <w:color w:val="1D2021"/>
+          <w:sz w:val="22"/>
+          <w:szCs w:val="22"/>
+        </w:rPr>
+        <w:t xml:space="preserve">The undersigned stockholders of Company adopt this action by written consent pursuant to Section 228 of the Delaware General Corporation Law.</w:t>
+      </w:r>
+    </w:p>
+    <w:p>
+      <w:pPr>
+        <w:pStyle w:val="OAClauseHeading"/>
+        <w:spacing w:after="120" w:before="320" w:line="340" w:beforeAutospacing="false" w:afterAutospacing="false"/>
+        <w:contextualSpacing w:val="false"/>
+      </w:pPr>
+      <w:r>
+        <w:rPr>
+          <w:rFonts w:ascii="Arial" w:cs="Arial" w:eastAsia="Arial" w:hAnsi="Arial"/>
           <w:b/>
           <w:bCs/>
-        </w:rPr>
-        <w:t xml:space="preserve">RESOLVED</w:t>
-      </w:r>
-      <w:r>
-        <w:t xml:space="preserve">, that each SAFE, in substantially the form presented to the stockholders, be, and it hereby is, approved in all respects;</w:t>
-      </w:r>
-    </w:p>
-    <w:p>
-      <w:pPr>
-        <w:pStyle w:val="Normal"/>
-      </w:pPr>
-      <w:r>
-        <w:rPr>
+          <w:color w:val="1D2021"/>
+          <w:sz w:val="22"/>
+          <w:szCs w:val="22"/>
+        </w:rPr>
+        <w:t xml:space="preserve">2. SAFE Financing Approval.</w:t>
+      </w:r>
+    </w:p>
+    <w:p>
+      <w:pPr>
+        <w:pStyle w:val="OAClauseBody"/>
+        <w:spacing w:after="280" w:before="0" w:line="340" w:beforeAutospacing="false" w:afterAutospacing="false"/>
+        <w:contextualSpacing w:val="false"/>
+      </w:pPr>
+      <w:r>
+        <w:rPr>
+          <w:rFonts w:ascii="Arial" w:cs="Arial" w:eastAsia="Arial" w:hAnsi="Arial"/>
+          <w:b w:val="false"/>
+          <w:bCs w:val="false"/>
+          <w:i w:val="false"/>
+          <w:iCs w:val="false"/>
+          <w:color w:val="1D2021"/>
+          <w:sz w:val="22"/>
+          <w:szCs w:val="22"/>
+        </w:rPr>
+        <w:t xml:space="preserve">The undersigned stockholders approve Company entering into one or more Simple Agreements for Future Equity, or SAFEs, for the aggregate purchase amount listed in Cover Terms. This approval is effective only after any required Board of Directors approvals are obtained.</w:t>
+      </w:r>
+    </w:p>
+    <w:p>
+      <w:pPr>
+        <w:pStyle w:val="OAClauseHeading"/>
+        <w:spacing w:after="120" w:before="320" w:line="340" w:beforeAutospacing="false" w:afterAutospacing="false"/>
+        <w:contextualSpacing w:val="false"/>
+      </w:pPr>
+      <w:r>
+        <w:rPr>
+          <w:rFonts w:ascii="Arial" w:cs="Arial" w:eastAsia="Arial" w:hAnsi="Arial"/>
           <w:b/>
           <w:bCs/>
-        </w:rPr>
-        <w:t xml:space="preserve">RESOLVED FURTHER</w:t>
-      </w:r>
-      <w:r>
-        <w:t xml:space="preserve">, that the officers of the Company be, and each of them hereby is, authorized and directed, for and on behalf of the Company, to execute and deliver each SAFE, and any and all other agreements, certificates or documents required or contemplated by any SAFE or deemed necessary or appropriate in connection therewith, and to take all actions deemed necessary or appropriate to cause the Company’s obligations thereunder to be performed; and</w:t>
-      </w:r>
-    </w:p>
-    <w:p>
-      <w:pPr>
-        <w:pStyle w:val="Normal"/>
-      </w:pPr>
-      <w:r>
-        <w:rPr>
+          <w:color w:val="1D2021"/>
+          <w:sz w:val="22"/>
+          <w:szCs w:val="22"/>
+        </w:rPr>
+        <w:t xml:space="preserve">3. Fairness and Company Benefit.</w:t>
+      </w:r>
+    </w:p>
+    <w:p>
+      <w:pPr>
+        <w:pStyle w:val="OAClauseBody"/>
+        <w:spacing w:after="280" w:before="0" w:line="340" w:beforeAutospacing="false" w:afterAutospacing="false"/>
+        <w:contextualSpacing w:val="false"/>
+      </w:pPr>
+      <w:r>
+        <w:rPr>
+          <w:rFonts w:ascii="Arial" w:cs="Arial" w:eastAsia="Arial" w:hAnsi="Arial"/>
+          <w:b w:val="false"/>
+          <w:bCs w:val="false"/>
+          <w:i w:val="false"/>
+          <w:iCs w:val="false"/>
+          <w:color w:val="1D2021"/>
+          <w:sz w:val="22"/>
+          <w:szCs w:val="22"/>
+        </w:rPr>
+        <w:t xml:space="preserve">The undersigned stockholders determine that the SAFE financing is just, equitable, and fair to Company and its stockholders and is in the best interests of Company.</w:t>
+      </w:r>
+    </w:p>
+    <w:p>
+      <w:pPr>
+        <w:pStyle w:val="OAClauseHeading"/>
+        <w:spacing w:after="120" w:before="320" w:line="340" w:beforeAutospacing="false" w:afterAutospacing="false"/>
+        <w:contextualSpacing w:val="false"/>
+      </w:pPr>
+      <w:r>
+        <w:rPr>
+          <w:rFonts w:ascii="Arial" w:cs="Arial" w:eastAsia="Arial" w:hAnsi="Arial"/>
           <w:b/>
           <w:bCs/>
-        </w:rPr>
-        <w:t xml:space="preserve">RESOLVED FURTHER</w:t>
-      </w:r>
-      <w:r>
-        <w:t xml:space="preserve">, that the officers of the Company be, and each of them hereby is, authorized and directed, for and on behalf of the Company, to negotiate or otherwise cause such additions, modifications, amendments or deletions to be made to any SAFE, and such other agreements, certificates or documents, as any such officer may approve, and the execution and delivery thereof by such officer shall be deemed conclusive evidence of the approval of any such addition, modification, amendment or deletion.</w:t>
-      </w:r>
-    </w:p>
-    <w:p>
-      <w:pPr>
-        <w:pStyle w:val="OAHeading2"/>
-      </w:pPr>
-      <w:r>
-        <w:t xml:space="preserve">General Authorizing Resolution</w:t>
-      </w:r>
-    </w:p>
-    <w:p>
-      <w:pPr>
-        <w:pStyle w:val="Normal"/>
-      </w:pPr>
-      <w:r>
-        <w:rPr>
+          <w:color w:val="1D2021"/>
+          <w:sz w:val="22"/>
+          <w:szCs w:val="22"/>
+        </w:rPr>
+        <w:t xml:space="preserve">4. Officer Authority.</w:t>
+      </w:r>
+    </w:p>
+    <w:p>
+      <w:pPr>
+        <w:pStyle w:val="OAClauseBody"/>
+        <w:spacing w:after="280" w:before="0" w:line="340" w:beforeAutospacing="false" w:afterAutospacing="false"/>
+        <w:contextualSpacing w:val="false"/>
+      </w:pPr>
+      <w:r>
+        <w:rPr>
+          <w:rFonts w:ascii="Arial" w:cs="Arial" w:eastAsia="Arial" w:hAnsi="Arial"/>
+          <w:b w:val="false"/>
+          <w:bCs w:val="false"/>
+          <w:i w:val="false"/>
+          <w:iCs w:val="false"/>
+          <w:color w:val="1D2021"/>
+          <w:sz w:val="22"/>
+          <w:szCs w:val="22"/>
+        </w:rPr>
+        <w:t xml:space="preserve">Each officer of Company is authorized and directed, for and on behalf of Company, to execute and deliver each SAFE and any related agreements, certificates, notices, or other documents required or contemplated by any SAFE or otherwise necessary or appropriate in connection with the SAFE financing.</w:t>
+      </w:r>
+    </w:p>
+    <w:p>
+      <w:pPr>
+        <w:pStyle w:val="OAClauseHeading"/>
+        <w:spacing w:after="120" w:before="320" w:line="340" w:beforeAutospacing="false" w:afterAutospacing="false"/>
+        <w:contextualSpacing w:val="false"/>
+      </w:pPr>
+      <w:r>
+        <w:rPr>
+          <w:rFonts w:ascii="Arial" w:cs="Arial" w:eastAsia="Arial" w:hAnsi="Arial"/>
           <w:b/>
           <w:bCs/>
-        </w:rPr>
-        <w:t xml:space="preserve">RESOLVED</w:t>
-      </w:r>
-      <w:r>
-        <w:t xml:space="preserve">, that the officers of the Company be, and each of them hereby is, authorized and directed, for and on behalf of the Company, to take such further actions and execute such documents as may be necessary or appropriate in order to implement the foregoing resolutions.</w:t>
-      </w:r>
-    </w:p>
-    <w:p>
-      <w:pPr>
-        <w:pStyle w:val="OABlockSignatureFollow"/>
-      </w:pPr>
-      <w:r>
-        <w:t xml:space="preserve">[Signature Page Follows]</w:t>
-      </w:r>
-    </w:p>
-    <w:p>
-      <w:r>
-        <w:br w:type="page"/>
-      </w:r>
-    </w:p>
-    <w:p>
-      <w:pPr>
-        <w:pStyle w:val="OABlockSignatureIntro"/>
-      </w:pPr>
-      <w:r>
-        <w:t xml:space="preserve">This Action by Written Consent shall be filed with the minutes of the proceedings of the Company’s stockholders.</w:t>
-      </w:r>
-    </w:p>
-    <w:p>
-      <w:pPr>
-        <w:pStyle w:val="Normal"/>
-      </w:pPr>
-      <w:r>
-        <w:t xml:space="preserve">The undersigned has executed this Action by Written Consent as of the date set forth under such signatory’s name below. Any copy, facsimile, .PDF or other reliable reproduction of this Action by Written Consent may be substituted or used in lieu of the original writing for any and all purposes for which the original writing could be used, provided that such copy, facsimile, .PDF or other reproduction be a complete reproduction of the entire original writing.</w:t>
-      </w:r>
-    </w:p>
-    <w:p>
-      <w:pPr>
-        <w:pStyle w:val="Normal"/>
-      </w:pPr>
-      <w:r>
+          <w:color w:val="1D2021"/>
+          <w:sz w:val="22"/>
+          <w:szCs w:val="22"/>
+        </w:rPr>
+        <w:t xml:space="preserve">5. Negotiated Changes.</w:t>
+      </w:r>
+    </w:p>
+    <w:p>
+      <w:pPr>
+        <w:pStyle w:val="OAClauseBody"/>
+        <w:spacing w:after="280" w:before="0" w:line="340" w:beforeAutospacing="false" w:afterAutospacing="false"/>
+        <w:contextualSpacing w:val="false"/>
+      </w:pPr>
+      <w:r>
+        <w:rPr>
+          <w:rFonts w:ascii="Arial" w:cs="Arial" w:eastAsia="Arial" w:hAnsi="Arial"/>
+          <w:b w:val="false"/>
+          <w:bCs w:val="false"/>
+          <w:i w:val="false"/>
+          <w:iCs w:val="false"/>
+          <w:color w:val="1D2021"/>
+          <w:sz w:val="22"/>
+          <w:szCs w:val="22"/>
+        </w:rPr>
+        <w:t xml:space="preserve">Each officer of Company is further authorized to negotiate and approve additions, modifications, amendments, or deletions to any SAFE or related document, and execution and delivery by that officer will be conclusive evidence of that approval.</w:t>
+      </w:r>
+    </w:p>
+    <w:p>
+      <w:pPr>
+        <w:pStyle w:val="OAClauseHeading"/>
+        <w:spacing w:after="120" w:before="320" w:line="340" w:beforeAutospacing="false" w:afterAutospacing="false"/>
+        <w:contextualSpacing w:val="false"/>
+      </w:pPr>
+      <w:r>
+        <w:rPr>
+          <w:rFonts w:ascii="Arial" w:cs="Arial" w:eastAsia="Arial" w:hAnsi="Arial"/>
+          <w:b/>
+          <w:bCs/>
+          <w:color w:val="1D2021"/>
+          <w:sz w:val="22"/>
+          <w:szCs w:val="22"/>
+        </w:rPr>
+        <w:t xml:space="preserve">6. Further Actions.</w:t>
+      </w:r>
+    </w:p>
+    <w:p>
+      <w:pPr>
+        <w:pStyle w:val="OAClauseBody"/>
+        <w:spacing w:after="280" w:before="0" w:line="340" w:beforeAutospacing="false" w:afterAutospacing="false"/>
+        <w:contextualSpacing w:val="false"/>
+      </w:pPr>
+      <w:r>
+        <w:rPr>
+          <w:rFonts w:ascii="Arial" w:cs="Arial" w:eastAsia="Arial" w:hAnsi="Arial"/>
+          <w:b w:val="false"/>
+          <w:bCs w:val="false"/>
+          <w:i w:val="false"/>
+          <w:iCs w:val="false"/>
+          <w:color w:val="1D2021"/>
+          <w:sz w:val="22"/>
+          <w:szCs w:val="22"/>
+        </w:rPr>
+        <w:t xml:space="preserve">Each officer of Company is authorized and directed to take any further actions and execute any additional documents necessary or appropriate to implement these approvals.</w:t>
+      </w:r>
+    </w:p>
+    <w:p>
+      <w:pPr>
+        <w:sectPr>
+          <w:headerReference w:type="default" r:id="rId9"/>
+          <w:footerReference w:type="default" r:id="rId10"/>
+          <w:pgSz w:w="11906" w:h="16838" w:orient="portrait"/>
+          <w:pgMar w:top="936" w:right="1080" w:bottom="720" w:left="1080" w:header="360" w:footer="432" w:gutter="0"/>
+          <w:pgNumType/>
+          <w:docGrid w:linePitch="360"/>
+        </w:sectPr>
+      </w:pPr>
+    </w:p>
+    <w:p>
+      <w:pPr>
+        <w:spacing w:after="240" w:before="0" w:line="340" w:beforeAutospacing="false" w:afterAutospacing="false"/>
+        <w:contextualSpacing w:val="false"/>
+      </w:pPr>
+      <w:r>
+        <w:rPr>
+          <w:rFonts w:ascii="Arial" w:cs="Arial" w:eastAsia="Arial" w:hAnsi="Arial"/>
+          <w:b/>
+          <w:bCs/>
+          <w:color w:val="117086"/>
+          <w:sz w:val="22"/>
+          <w:szCs w:val="22"/>
+        </w:rPr>
+        <w:t xml:space="preserve">Signatures</w:t>
+      </w:r>
+    </w:p>
+    <w:p>
+      <w:pPr>
+        <w:spacing w:after="280" w:before="0" w:line="340" w:beforeAutospacing="false" w:afterAutospacing="false"/>
+        <w:contextualSpacing w:val="false"/>
+      </w:pPr>
+      <w:r>
+        <w:rPr>
+          <w:rFonts w:ascii="Arial" w:cs="Arial" w:eastAsia="Arial" w:hAnsi="Arial"/>
+          <w:b w:val="false"/>
+          <w:bCs w:val="false"/>
+          <w:i w:val="false"/>
+          <w:iCs w:val="false"/>
+          <w:color w:val="1D2021"/>
+          <w:sz w:val="22"/>
+          <w:szCs w:val="22"/>
+        </w:rPr>
+        <w:t xml:space="preserve">This Action by Written Consent shall be filed with the minutes of the proceedings of Company stockholders.</w:t>
+      </w:r>
+    </w:p>
+    <w:p>
+      <w:pPr>
+        <w:spacing w:after="280" w:before="280" w:line="340" w:beforeAutospacing="false" w:afterAutospacing="false"/>
+        <w:contextualSpacing w:val="false"/>
+      </w:pPr>
+      <w:r>
+        <w:rPr>
+          <w:rFonts w:ascii="Arial" w:cs="Arial" w:eastAsia="Arial" w:hAnsi="Arial"/>
+          <w:b w:val="false"/>
+          <w:bCs w:val="false"/>
+          <w:i w:val="false"/>
+          <w:iCs w:val="false"/>
+          <w:color w:val="1D2021"/>
+          <w:sz w:val="22"/>
+          <w:szCs w:val="22"/>
+        </w:rPr>
+        <w:t xml:space="preserve">By signing below, each stockholder adopts this stockholder consent as of the effective date listed in Cover Terms. Any copy, facsimile, PDF, or other reliable reproduction of this stockholder consent may be substituted or used in lieu of the original writing for any purpose for which the original writing could be used, provided that the reproduction is a complete reproduction of the entire original writing.</w:t>
+      </w:r>
+    </w:p>
+    <w:p>
+      <w:pPr>
+        <w:spacing w:after="0" w:before="0" w:line="340" w:beforeAutospacing="false" w:afterAutospacing="false"/>
+        <w:contextualSpacing w:val="false"/>
+      </w:pPr>
+      <w:r>
+        <w:rPr>
+          <w:rFonts w:ascii="Arial" w:cs="Arial" w:eastAsia="Arial" w:hAnsi="Arial"/>
+          <w:b w:val="false"/>
+          <w:bCs w:val="false"/>
+          <w:i w:val="false"/>
+          <w:iCs w:val="false"/>
+          <w:color w:val="1D2021"/>
+          <w:sz w:val="22"/>
+          <w:szCs w:val="22"/>
+        </w:rPr>
         <w:t xml:space="preserve">{FOR stockholder IN stockholders}</w:t>
       </w:r>
     </w:p>
     <w:p>
       <w:pPr>
-        <w:pStyle w:val="OABlockSignatureLine"/>
-      </w:pPr>
-      <w:r>
+        <w:spacing w:after="0" w:before="320" w:line="340" w:beforeAutospacing="false" w:afterAutospacing="false"/>
+        <w:contextualSpacing w:val="false"/>
+      </w:pPr>
+      <w:r>
+        <w:rPr>
+          <w:rFonts w:ascii="Arial" w:cs="Arial" w:eastAsia="Arial" w:hAnsi="Arial"/>
+          <w:b/>
+          <w:bCs/>
+          <w:i w:val="false"/>
+          <w:iCs w:val="false"/>
+          <w:color w:val="1D2021"/>
+          <w:sz w:val="22"/>
+          <w:szCs w:val="22"/>
+        </w:rPr>
+        <w:t xml:space="preserve">Stockholder</w:t>
+      </w:r>
+    </w:p>
+    <w:p>
+      <w:pPr>
+        <w:spacing w:after="0" w:before="0" w:line="340" w:beforeAutospacing="false" w:afterAutospacing="false"/>
+        <w:contextualSpacing w:val="false"/>
+      </w:pPr>
+      <w:r>
+        <w:rPr>
+          <w:rFonts w:ascii="Arial" w:cs="Arial" w:eastAsia="Arial" w:hAnsi="Arial"/>
+          <w:b w:val="false"/>
+          <w:bCs w:val="false"/>
+          <w:i w:val="false"/>
+          <w:iCs w:val="false"/>
+          <w:color w:val="1D2021"/>
+          <w:sz w:val="22"/>
+          <w:szCs w:val="22"/>
+        </w:rPr>
         <w:t xml:space="preserve">______________________________</w:t>
       </w:r>
     </w:p>
     <w:p>
       <w:pPr>
-        <w:pStyle w:val="OABlockSignatureName"/>
-      </w:pPr>
-      <w:r>
-        <w:t xml:space="preserve">{$stockholder.name}</w:t>
-      </w:r>
-    </w:p>
-    <w:p>
-      <w:pPr>
-        <w:pStyle w:val="OABlockSignatureDate"/>
-      </w:pPr>
-      <w:r>
-        <w:t xml:space="preserve">Date: </w:t>
-      </w:r>
-      <w:r>
-        <w:t xml:space="preserve">{effective_date}</w:t>
-      </w:r>
-    </w:p>
-    <w:p>
-      <w:pPr>
-        <w:pStyle w:val="Normal"/>
-      </w:pPr>
-      <w:r>
+        <w:spacing w:after="0" w:before="0" w:line="340" w:beforeAutospacing="false" w:afterAutospacing="false"/>
+        <w:contextualSpacing w:val="false"/>
+      </w:pPr>
+      <w:r>
+        <w:rPr>
+          <w:rFonts w:ascii="Arial" w:cs="Arial" w:eastAsia="Arial" w:hAnsi="Arial"/>
+          <w:b w:val="false"/>
+          <w:bCs w:val="false"/>
+          <w:i w:val="false"/>
+          <w:iCs w:val="false"/>
+          <w:color w:val="1D2021"/>
+          <w:sz w:val="22"/>
+          <w:szCs w:val="22"/>
+        </w:rPr>
+        <w:t xml:space="preserve">Print Name: {$stockholder.name}</w:t>
+      </w:r>
+    </w:p>
+    <w:p>
+      <w:pPr>
+        <w:spacing w:after="280" w:before="0" w:line="340" w:beforeAutospacing="false" w:afterAutospacing="false"/>
+        <w:contextualSpacing w:val="false"/>
+      </w:pPr>
+      <w:r>
+        <w:rPr>
+          <w:rFonts w:ascii="Arial" w:cs="Arial" w:eastAsia="Arial" w:hAnsi="Arial"/>
+          <w:b w:val="false"/>
+          <w:bCs w:val="false"/>
+          <w:i w:val="false"/>
+          <w:iCs w:val="false"/>
+          <w:color w:val="1D2021"/>
+          <w:sz w:val="22"/>
+          <w:szCs w:val="22"/>
+        </w:rPr>
+        <w:t xml:space="preserve">Date: {effective_date}</w:t>
+      </w:r>
+    </w:p>
+    <w:p>
+      <w:pPr>
+        <w:spacing w:after="280" w:before="0" w:line="340" w:beforeAutospacing="false" w:afterAutospacing="false"/>
+        <w:contextualSpacing w:val="false"/>
+      </w:pPr>
+      <w:r>
+        <w:rPr>
+          <w:rFonts w:ascii="Arial" w:cs="Arial" w:eastAsia="Arial" w:hAnsi="Arial"/>
+          <w:b w:val="false"/>
+          <w:bCs w:val="false"/>
+          <w:i w:val="false"/>
+          <w:iCs w:val="false"/>
+          <w:color w:val="1D2021"/>
+          <w:sz w:val="22"/>
+          <w:szCs w:val="22"/>
+        </w:rPr>
         <w:t xml:space="preserve">{END-FOR stockholder}</w:t>
       </w:r>
     </w:p>
     <w:sectPr>
-      <w:headerReference w:type="first" r:id="rId7"/>
-      <w:footerReference w:type="default" r:id="rId8"/>
-      <w:footerReference w:type="first" r:id="rId9"/>
-      <w:pgSz w:w="12240" w:h="15840" w:orient="portrait"/>
-      <w:pgMar w:top="1440" w:right="1440" w:bottom="1440" w:left="1440" w:header="720" w:footer="720" w:gutter="0"/>
+      <w:headerReference w:type="default" r:id="rId11"/>
+      <w:footerReference w:type="default" r:id="rId12"/>
+      <w:pgSz w:w="11906" w:h="16838" w:orient="portrait"/>
+      <w:pgMar w:top="936" w:right="1080" w:bottom="720" w:left="1080" w:header="360" w:footer="432" w:gutter="0"/>
       <w:pgNumType/>
-      <w:titlePg/>
       <w:docGrid w:linePitch="360"/>
     </w:sectPr>
   </w:body>
@@ -284,28 +889,28 @@
     </w:pPr>
     <w:r>
       <w:rPr>
-        <w:rFonts w:ascii="Times New Roman" w:cs="Times New Roman" w:eastAsia="Times New Roman" w:hAnsi="Times New Roman"/>
+        <w:rFonts w:ascii="Arial" w:cs="Arial" w:eastAsia="Arial" w:hAnsi="Arial"/>
         <w:color w:val="494A4B"/>
-        <w:sz w:val="20"/>
-        <w:szCs w:val="20"/>
+        <w:sz w:val="13"/>
+        <w:szCs w:val="13"/>
       </w:rPr>
-      <w:t xml:space="preserve">Stockholder Consent for SAFE Financing (v1.0). Free to use under CC BY 4.0.</w:t>
+      <w:t xml:space="preserve">OpenAgreements Stockholder Consent for SAFE Financing (v1.1). Free to use under CC BY 4.0.</w:t>
     </w:r>
     <w:r>
       <w:rPr>
-        <w:rFonts w:ascii="Times New Roman" w:cs="Times New Roman" w:eastAsia="Times New Roman" w:hAnsi="Times New Roman"/>
+        <w:rFonts w:ascii="Arial" w:cs="Arial" w:eastAsia="Arial" w:hAnsi="Arial"/>
         <w:color w:val="494A4B"/>
-        <w:sz w:val="20"/>
-        <w:szCs w:val="20"/>
+        <w:sz w:val="13"/>
+        <w:szCs w:val="13"/>
       </w:rPr>
       <w:t xml:space="preserve">	Page </w:t>
     </w:r>
     <w:r>
       <w:rPr>
-        <w:rFonts w:ascii="Times New Roman" w:cs="Times New Roman" w:eastAsia="Times New Roman" w:hAnsi="Times New Roman"/>
+        <w:rFonts w:ascii="Arial" w:cs="Arial" w:eastAsia="Arial" w:hAnsi="Arial"/>
         <w:color w:val="494A4B"/>
-        <w:sz w:val="20"/>
-        <w:szCs w:val="20"/>
+        <w:sz w:val="13"/>
+        <w:szCs w:val="13"/>
       </w:rPr>
       <w:fldChar w:fldCharType="begin"/>
       <w:instrText xml:space="preserve">PAGE</w:instrText>
@@ -314,19 +919,19 @@
     </w:r>
     <w:r>
       <w:rPr>
-        <w:rFonts w:ascii="Times New Roman" w:cs="Times New Roman" w:eastAsia="Times New Roman" w:hAnsi="Times New Roman"/>
+        <w:rFonts w:ascii="Arial" w:cs="Arial" w:eastAsia="Arial" w:hAnsi="Arial"/>
         <w:color w:val="494A4B"/>
-        <w:sz w:val="20"/>
-        <w:szCs w:val="20"/>
+        <w:sz w:val="13"/>
+        <w:szCs w:val="13"/>
       </w:rPr>
       <w:t xml:space="preserve"> of </w:t>
     </w:r>
     <w:r>
       <w:rPr>
-        <w:rFonts w:ascii="Times New Roman" w:cs="Times New Roman" w:eastAsia="Times New Roman" w:hAnsi="Times New Roman"/>
+        <w:rFonts w:ascii="Arial" w:cs="Arial" w:eastAsia="Arial" w:hAnsi="Arial"/>
         <w:color w:val="494A4B"/>
-        <w:sz w:val="20"/>
-        <w:szCs w:val="20"/>
+        <w:sz w:val="13"/>
+        <w:szCs w:val="13"/>
       </w:rPr>
       <w:fldChar w:fldCharType="begin"/>
       <w:instrText xml:space="preserve">NUMPAGES</w:instrText>
@@ -347,28 +952,28 @@
     </w:pPr>
     <w:r>
       <w:rPr>
-        <w:rFonts w:ascii="Times New Roman" w:cs="Times New Roman" w:eastAsia="Times New Roman" w:hAnsi="Times New Roman"/>
+        <w:rFonts w:ascii="Arial" w:cs="Arial" w:eastAsia="Arial" w:hAnsi="Arial"/>
         <w:color w:val="494A4B"/>
-        <w:sz w:val="20"/>
-        <w:szCs w:val="20"/>
+        <w:sz w:val="13"/>
+        <w:szCs w:val="13"/>
       </w:rPr>
-      <w:t xml:space="preserve">Stockholder Consent for SAFE Financing (v1.0). Free to use under CC BY 4.0.</w:t>
+      <w:t xml:space="preserve">OpenAgreements Stockholder Consent for SAFE Financing (v1.1). Free to use under CC BY 4.0.</w:t>
     </w:r>
     <w:r>
       <w:rPr>
-        <w:rFonts w:ascii="Times New Roman" w:cs="Times New Roman" w:eastAsia="Times New Roman" w:hAnsi="Times New Roman"/>
+        <w:rFonts w:ascii="Arial" w:cs="Arial" w:eastAsia="Arial" w:hAnsi="Arial"/>
         <w:color w:val="494A4B"/>
-        <w:sz w:val="20"/>
-        <w:szCs w:val="20"/>
+        <w:sz w:val="13"/>
+        <w:szCs w:val="13"/>
       </w:rPr>
       <w:t xml:space="preserve">	Page </w:t>
     </w:r>
     <w:r>
       <w:rPr>
-        <w:rFonts w:ascii="Times New Roman" w:cs="Times New Roman" w:eastAsia="Times New Roman" w:hAnsi="Times New Roman"/>
+        <w:rFonts w:ascii="Arial" w:cs="Arial" w:eastAsia="Arial" w:hAnsi="Arial"/>
         <w:color w:val="494A4B"/>
-        <w:sz w:val="20"/>
-        <w:szCs w:val="20"/>
+        <w:sz w:val="13"/>
+        <w:szCs w:val="13"/>
       </w:rPr>
       <w:fldChar w:fldCharType="begin"/>
       <w:instrText xml:space="preserve">PAGE</w:instrText>
@@ -377,19 +982,82 @@
     </w:r>
     <w:r>
       <w:rPr>
-        <w:rFonts w:ascii="Times New Roman" w:cs="Times New Roman" w:eastAsia="Times New Roman" w:hAnsi="Times New Roman"/>
+        <w:rFonts w:ascii="Arial" w:cs="Arial" w:eastAsia="Arial" w:hAnsi="Arial"/>
         <w:color w:val="494A4B"/>
-        <w:sz w:val="20"/>
-        <w:szCs w:val="20"/>
+        <w:sz w:val="13"/>
+        <w:szCs w:val="13"/>
       </w:rPr>
       <w:t xml:space="preserve"> of </w:t>
     </w:r>
     <w:r>
       <w:rPr>
-        <w:rFonts w:ascii="Times New Roman" w:cs="Times New Roman" w:eastAsia="Times New Roman" w:hAnsi="Times New Roman"/>
+        <w:rFonts w:ascii="Arial" w:cs="Arial" w:eastAsia="Arial" w:hAnsi="Arial"/>
         <w:color w:val="494A4B"/>
-        <w:sz w:val="20"/>
-        <w:szCs w:val="20"/>
+        <w:sz w:val="13"/>
+        <w:szCs w:val="13"/>
+      </w:rPr>
+      <w:fldChar w:fldCharType="begin"/>
+      <w:instrText xml:space="preserve">NUMPAGES</w:instrText>
+      <w:fldChar w:fldCharType="separate"/>
+      <w:fldChar w:fldCharType="end"/>
+    </w:r>
+  </w:p>
+</w:ftr>
+</file>
+
+<file path=word/footer3.xml><?xml version="1.0" encoding="utf-8"?>
+<w:ftr xmlns:wpc="http://schemas.microsoft.com/office/word/2010/wordprocessingCanvas" xmlns:mc="http://schemas.openxmlformats.org/markup-compatibility/2006" xmlns:o="urn:schemas-microsoft-com:office:office" xmlns:r="http://schemas.openxmlformats.org/officeDocument/2006/relationships" xmlns:m="http://schemas.openxmlformats.org/officeDocument/2006/math" xmlns:v="urn:schemas-microsoft-com:vml" xmlns:wp14="http://schemas.microsoft.com/office/word/2010/wordprocessingDrawing" xmlns:wp="http://schemas.openxmlformats.org/drawingml/2006/wordprocessingDrawing" xmlns:w10="urn:schemas-microsoft-com:office:word" xmlns:w="http://schemas.openxmlformats.org/wordprocessingml/2006/main" xmlns:w14="http://schemas.microsoft.com/office/word/2010/wordml" xmlns:w15="http://schemas.microsoft.com/office/word/2012/wordml" xmlns:wpg="http://schemas.microsoft.com/office/word/2010/wordprocessingGroup" xmlns:wpi="http://schemas.microsoft.com/office/word/2010/wordprocessingInk" xmlns:wne="http://schemas.microsoft.com/office/word/2006/wordml" xmlns:wps="http://schemas.microsoft.com/office/word/2010/wordprocessingShape">
+  <w:p>
+    <w:pPr>
+      <w:tabs>
+        <w:tab w:val="right" w:pos="9026"/>
+      </w:tabs>
+    </w:pPr>
+    <w:r>
+      <w:rPr>
+        <w:rFonts w:ascii="Arial" w:cs="Arial" w:eastAsia="Arial" w:hAnsi="Arial"/>
+        <w:color w:val="494A4B"/>
+        <w:sz w:val="13"/>
+        <w:szCs w:val="13"/>
+      </w:rPr>
+      <w:t xml:space="preserve">OpenAgreements Stockholder Consent for SAFE Financing (v1.1). Free to use under CC BY 4.0.</w:t>
+    </w:r>
+    <w:r>
+      <w:rPr>
+        <w:rFonts w:ascii="Arial" w:cs="Arial" w:eastAsia="Arial" w:hAnsi="Arial"/>
+        <w:color w:val="494A4B"/>
+        <w:sz w:val="13"/>
+        <w:szCs w:val="13"/>
+      </w:rPr>
+      <w:t xml:space="preserve">	Page </w:t>
+    </w:r>
+    <w:r>
+      <w:rPr>
+        <w:rFonts w:ascii="Arial" w:cs="Arial" w:eastAsia="Arial" w:hAnsi="Arial"/>
+        <w:color w:val="494A4B"/>
+        <w:sz w:val="13"/>
+        <w:szCs w:val="13"/>
+      </w:rPr>
+      <w:fldChar w:fldCharType="begin"/>
+      <w:instrText xml:space="preserve">PAGE</w:instrText>
+      <w:fldChar w:fldCharType="separate"/>
+      <w:fldChar w:fldCharType="end"/>
+    </w:r>
+    <w:r>
+      <w:rPr>
+        <w:rFonts w:ascii="Arial" w:cs="Arial" w:eastAsia="Arial" w:hAnsi="Arial"/>
+        <w:color w:val="494A4B"/>
+        <w:sz w:val="13"/>
+        <w:szCs w:val="13"/>
+      </w:rPr>
+      <w:t xml:space="preserve"> of </w:t>
+    </w:r>
+    <w:r>
+      <w:rPr>
+        <w:rFonts w:ascii="Arial" w:cs="Arial" w:eastAsia="Arial" w:hAnsi="Arial"/>
+        <w:color w:val="494A4B"/>
+        <w:sz w:val="13"/>
+        <w:szCs w:val="13"/>
       </w:rPr>
       <w:fldChar w:fldCharType="begin"/>
       <w:instrText xml:space="preserve">NUMPAGES</w:instrText>
@@ -441,7 +1109,7 @@
 <w:hdr xmlns:wpc="http://schemas.microsoft.com/office/word/2010/wordprocessingCanvas" xmlns:mc="http://schemas.openxmlformats.org/markup-compatibility/2006" xmlns:o="urn:schemas-microsoft-com:office:office" xmlns:r="http://schemas.openxmlformats.org/officeDocument/2006/relationships" xmlns:m="http://schemas.openxmlformats.org/officeDocument/2006/math" xmlns:v="urn:schemas-microsoft-com:vml" xmlns:wp14="http://schemas.microsoft.com/office/word/2010/wordprocessingDrawing" xmlns:wp="http://schemas.openxmlformats.org/drawingml/2006/wordprocessingDrawing" xmlns:w10="urn:schemas-microsoft-com:office:word" xmlns:w="http://schemas.openxmlformats.org/wordprocessingml/2006/main" xmlns:w14="http://schemas.microsoft.com/office/word/2010/wordml" xmlns:w15="http://schemas.microsoft.com/office/word/2012/wordml" xmlns:wpg="http://schemas.microsoft.com/office/word/2010/wordprocessingGroup" xmlns:wpi="http://schemas.microsoft.com/office/word/2010/wordprocessingInk" xmlns:wne="http://schemas.microsoft.com/office/word/2006/wordml" xmlns:wps="http://schemas.microsoft.com/office/word/2010/wordprocessingShape" xmlns:cx="http://schemas.microsoft.com/office/drawing/2014/chartex" xmlns:cx1="http://schemas.microsoft.com/office/drawing/2015/9/8/chartex" xmlns:cx2="http://schemas.microsoft.com/office/drawing/2015/10/21/chartex" xmlns:cx3="http://schemas.microsoft.com/office/drawing/2016/5/9/chartex" xmlns:cx4="http://schemas.microsoft.com/office/drawing/2016/5/10/chartex" xmlns:cx5="http://schemas.microsoft.com/office/drawing/2016/5/11/chartex" xmlns:cx6="http://schemas.microsoft.com/office/drawing/2016/5/12/chartex" xmlns:cx7="http://schemas.microsoft.com/office/drawing/2016/5/13/chartex" xmlns:cx8="http://schemas.microsoft.com/office/drawing/2016/5/14/chartex" xmlns:w16cid="http://schemas.microsoft.com/office/word/2016/wordml/cid" xmlns:w16se="http://schemas.microsoft.com/office/word/2015/wordml/symex">
   <w:tbl>
     <w:tblPr>
-      <w:tblW w:type="dxa" w:w="9360"/>
+      <w:tblW w:type="dxa" w:w="10070"/>
       <w:tblBorders>
         <w:top w:val="single" w:color="107087" w:sz="14"/>
         <w:left w:val="nil" w:color="FFFFFF" w:sz="0"/>
@@ -453,8 +1121,8 @@
       <w:tblLayout w:type="fixed"/>
     </w:tblPr>
     <w:tblGrid>
-      <w:gridCol w:w="6178"/>
-      <w:gridCol w:w="3182"/>
+      <w:gridCol w:w="7900"/>
+      <w:gridCol w:w="2170"/>
     </w:tblGrid>
     <w:tr>
       <w:trPr>
@@ -504,14 +1172,196 @@
           </w:pPr>
           <w:r>
             <w:rPr>
-              <w:rFonts w:ascii="Times New Roman" w:cs="Times New Roman" w:eastAsia="Times New Roman" w:hAnsi="Times New Roman"/>
+              <w:rFonts w:ascii="Arial" w:cs="Arial" w:eastAsia="Arial" w:hAnsi="Arial"/>
               <w:b/>
               <w:bCs/>
               <w:color w:val="107087"/>
               <w:sz w:val="18"/>
               <w:szCs w:val="18"/>
             </w:rPr>
-            <w:t xml:space="preserve">STOCKHOLDER CONSENT FOR APPROVING SAFE (DELAWARE)</w:t>
+            <w:t xml:space="preserve">COVER TERMS</w:t>
+          </w:r>
+        </w:p>
+      </w:tc>
+    </w:tr>
+  </w:tbl>
+  <w:p>
+    <w:pPr>
+      <w:spacing w:after="60"/>
+    </w:pPr>
+    <w:r>
+      <w:t xml:space="preserve"/>
+    </w:r>
+  </w:p>
+</w:hdr>
+</file>
+
+<file path=word/header2.xml><?xml version="1.0" encoding="utf-8"?>
+<w:hdr xmlns:wpc="http://schemas.microsoft.com/office/word/2010/wordprocessingCanvas" xmlns:mc="http://schemas.openxmlformats.org/markup-compatibility/2006" xmlns:o="urn:schemas-microsoft-com:office:office" xmlns:r="http://schemas.openxmlformats.org/officeDocument/2006/relationships" xmlns:m="http://schemas.openxmlformats.org/officeDocument/2006/math" xmlns:v="urn:schemas-microsoft-com:vml" xmlns:wp14="http://schemas.microsoft.com/office/word/2010/wordprocessingDrawing" xmlns:wp="http://schemas.openxmlformats.org/drawingml/2006/wordprocessingDrawing" xmlns:w10="urn:schemas-microsoft-com:office:word" xmlns:w="http://schemas.openxmlformats.org/wordprocessingml/2006/main" xmlns:w14="http://schemas.microsoft.com/office/word/2010/wordml" xmlns:w15="http://schemas.microsoft.com/office/word/2012/wordml" xmlns:wpg="http://schemas.microsoft.com/office/word/2010/wordprocessingGroup" xmlns:wpi="http://schemas.microsoft.com/office/word/2010/wordprocessingInk" xmlns:wne="http://schemas.microsoft.com/office/word/2006/wordml" xmlns:wps="http://schemas.microsoft.com/office/word/2010/wordprocessingShape" xmlns:cx="http://schemas.microsoft.com/office/drawing/2014/chartex" xmlns:cx1="http://schemas.microsoft.com/office/drawing/2015/9/8/chartex" xmlns:cx2="http://schemas.microsoft.com/office/drawing/2015/10/21/chartex" xmlns:cx3="http://schemas.microsoft.com/office/drawing/2016/5/9/chartex" xmlns:cx4="http://schemas.microsoft.com/office/drawing/2016/5/10/chartex" xmlns:cx5="http://schemas.microsoft.com/office/drawing/2016/5/11/chartex" xmlns:cx6="http://schemas.microsoft.com/office/drawing/2016/5/12/chartex" xmlns:cx7="http://schemas.microsoft.com/office/drawing/2016/5/13/chartex" xmlns:cx8="http://schemas.microsoft.com/office/drawing/2016/5/14/chartex" xmlns:w16cid="http://schemas.microsoft.com/office/word/2016/wordml/cid" xmlns:w16se="http://schemas.microsoft.com/office/word/2015/wordml/symex">
+  <w:tbl>
+    <w:tblPr>
+      <w:tblW w:type="dxa" w:w="10070"/>
+      <w:tblBorders>
+        <w:top w:val="single" w:color="107087" w:sz="14"/>
+        <w:left w:val="nil" w:color="FFFFFF" w:sz="0"/>
+        <w:bottom w:val="nil" w:color="FFFFFF" w:sz="0"/>
+        <w:right w:val="nil" w:color="FFFFFF" w:sz="0"/>
+        <w:insideH w:val="single" w:color="auto" w:sz="4"/>
+        <w:insideV w:val="single" w:color="auto" w:sz="4"/>
+      </w:tblBorders>
+      <w:tblLayout w:type="fixed"/>
+    </w:tblPr>
+    <w:tblGrid>
+      <w:gridCol w:w="7900"/>
+      <w:gridCol w:w="2170"/>
+    </w:tblGrid>
+    <w:tr>
+      <w:trPr>
+        <w:trHeight w:val="360" w:hRule="atLeast"/>
+      </w:trPr>
+      <w:tc>
+        <w:tcPr>
+          <w:tcBorders>
+            <w:top w:val="nil" w:color="FFFFFF" w:sz="0"/>
+            <w:left w:val="nil" w:color="FFFFFF" w:sz="0"/>
+            <w:bottom w:val="nil" w:color="FFFFFF" w:sz="0"/>
+            <w:right w:val="nil" w:color="FFFFFF" w:sz="0"/>
+          </w:tcBorders>
+          <w:tcMar>
+            <w:top w:type="dxa" w:w="36"/>
+            <w:left w:type="dxa" w:w="0"/>
+            <w:bottom w:type="dxa" w:w="0"/>
+            <w:right w:type="dxa" w:w="0"/>
+          </w:tcMar>
+        </w:tcPr>
+        <w:p>
+          <w:r>
+            <w:t xml:space="preserve"/>
+          </w:r>
+        </w:p>
+      </w:tc>
+      <w:tc>
+        <w:tcPr>
+          <w:tcBorders>
+            <w:top w:val="nil" w:color="FFFFFF" w:sz="0"/>
+            <w:left w:val="nil" w:color="FFFFFF" w:sz="0"/>
+            <w:bottom w:val="nil" w:color="FFFFFF" w:sz="0"/>
+            <w:right w:val="nil" w:color="FFFFFF" w:sz="0"/>
+          </w:tcBorders>
+          <w:tcMar>
+            <w:top w:type="dxa" w:w="36"/>
+            <w:left w:type="dxa" w:w="0"/>
+            <w:bottom w:type="dxa" w:w="0"/>
+            <w:right w:type="dxa" w:w="0"/>
+          </w:tcMar>
+          <w:vAlign w:val="center"/>
+        </w:tcPr>
+        <w:p>
+          <w:pPr>
+            <w:spacing w:after="0" w:before="0"/>
+            <w:jc w:val="right"/>
+          </w:pPr>
+          <w:r>
+            <w:rPr>
+              <w:rFonts w:ascii="Arial" w:cs="Arial" w:eastAsia="Arial" w:hAnsi="Arial"/>
+              <w:b/>
+              <w:bCs/>
+              <w:color w:val="107087"/>
+              <w:sz w:val="18"/>
+              <w:szCs w:val="18"/>
+            </w:rPr>
+            <w:t xml:space="preserve">STANDARD TERMS</w:t>
+          </w:r>
+        </w:p>
+      </w:tc>
+    </w:tr>
+  </w:tbl>
+  <w:p>
+    <w:pPr>
+      <w:spacing w:after="60"/>
+    </w:pPr>
+    <w:r>
+      <w:t xml:space="preserve"/>
+    </w:r>
+  </w:p>
+</w:hdr>
+</file>
+
+<file path=word/header3.xml><?xml version="1.0" encoding="utf-8"?>
+<w:hdr xmlns:wpc="http://schemas.microsoft.com/office/word/2010/wordprocessingCanvas" xmlns:mc="http://schemas.openxmlformats.org/markup-compatibility/2006" xmlns:o="urn:schemas-microsoft-com:office:office" xmlns:r="http://schemas.openxmlformats.org/officeDocument/2006/relationships" xmlns:m="http://schemas.openxmlformats.org/officeDocument/2006/math" xmlns:v="urn:schemas-microsoft-com:vml" xmlns:wp14="http://schemas.microsoft.com/office/word/2010/wordprocessingDrawing" xmlns:wp="http://schemas.openxmlformats.org/drawingml/2006/wordprocessingDrawing" xmlns:w10="urn:schemas-microsoft-com:office:word" xmlns:w="http://schemas.openxmlformats.org/wordprocessingml/2006/main" xmlns:w14="http://schemas.microsoft.com/office/word/2010/wordml" xmlns:w15="http://schemas.microsoft.com/office/word/2012/wordml" xmlns:wpg="http://schemas.microsoft.com/office/word/2010/wordprocessingGroup" xmlns:wpi="http://schemas.microsoft.com/office/word/2010/wordprocessingInk" xmlns:wne="http://schemas.microsoft.com/office/word/2006/wordml" xmlns:wps="http://schemas.microsoft.com/office/word/2010/wordprocessingShape" xmlns:cx="http://schemas.microsoft.com/office/drawing/2014/chartex" xmlns:cx1="http://schemas.microsoft.com/office/drawing/2015/9/8/chartex" xmlns:cx2="http://schemas.microsoft.com/office/drawing/2015/10/21/chartex" xmlns:cx3="http://schemas.microsoft.com/office/drawing/2016/5/9/chartex" xmlns:cx4="http://schemas.microsoft.com/office/drawing/2016/5/10/chartex" xmlns:cx5="http://schemas.microsoft.com/office/drawing/2016/5/11/chartex" xmlns:cx6="http://schemas.microsoft.com/office/drawing/2016/5/12/chartex" xmlns:cx7="http://schemas.microsoft.com/office/drawing/2016/5/13/chartex" xmlns:cx8="http://schemas.microsoft.com/office/drawing/2016/5/14/chartex" xmlns:w16cid="http://schemas.microsoft.com/office/word/2016/wordml/cid" xmlns:w16se="http://schemas.microsoft.com/office/word/2015/wordml/symex">
+  <w:tbl>
+    <w:tblPr>
+      <w:tblW w:type="dxa" w:w="10070"/>
+      <w:tblBorders>
+        <w:top w:val="single" w:color="107087" w:sz="14"/>
+        <w:left w:val="nil" w:color="FFFFFF" w:sz="0"/>
+        <w:bottom w:val="nil" w:color="FFFFFF" w:sz="0"/>
+        <w:right w:val="nil" w:color="FFFFFF" w:sz="0"/>
+        <w:insideH w:val="single" w:color="auto" w:sz="4"/>
+        <w:insideV w:val="single" w:color="auto" w:sz="4"/>
+      </w:tblBorders>
+      <w:tblLayout w:type="fixed"/>
+    </w:tblPr>
+    <w:tblGrid>
+      <w:gridCol w:w="7900"/>
+      <w:gridCol w:w="2170"/>
+    </w:tblGrid>
+    <w:tr>
+      <w:trPr>
+        <w:trHeight w:val="360" w:hRule="atLeast"/>
+      </w:trPr>
+      <w:tc>
+        <w:tcPr>
+          <w:tcBorders>
+            <w:top w:val="nil" w:color="FFFFFF" w:sz="0"/>
+            <w:left w:val="nil" w:color="FFFFFF" w:sz="0"/>
+            <w:bottom w:val="nil" w:color="FFFFFF" w:sz="0"/>
+            <w:right w:val="nil" w:color="FFFFFF" w:sz="0"/>
+          </w:tcBorders>
+          <w:tcMar>
+            <w:top w:type="dxa" w:w="36"/>
+            <w:left w:type="dxa" w:w="0"/>
+            <w:bottom w:type="dxa" w:w="0"/>
+            <w:right w:type="dxa" w:w="0"/>
+          </w:tcMar>
+        </w:tcPr>
+        <w:p>
+          <w:r>
+            <w:t xml:space="preserve"/>
+          </w:r>
+        </w:p>
+      </w:tc>
+      <w:tc>
+        <w:tcPr>
+          <w:tcBorders>
+            <w:top w:val="nil" w:color="FFFFFF" w:sz="0"/>
+            <w:left w:val="nil" w:color="FFFFFF" w:sz="0"/>
+            <w:bottom w:val="nil" w:color="FFFFFF" w:sz="0"/>
+            <w:right w:val="nil" w:color="FFFFFF" w:sz="0"/>
+          </w:tcBorders>
+          <w:tcMar>
+            <w:top w:type="dxa" w:w="36"/>
+            <w:left w:type="dxa" w:w="0"/>
+            <w:bottom w:type="dxa" w:w="0"/>
+            <w:right w:type="dxa" w:w="0"/>
+          </w:tcMar>
+          <w:vAlign w:val="center"/>
+        </w:tcPr>
+        <w:p>
+          <w:pPr>
+            <w:spacing w:after="0" w:before="0"/>
+            <w:jc w:val="right"/>
+          </w:pPr>
+          <w:r>
+            <w:rPr>
+              <w:rFonts w:ascii="Arial" w:cs="Arial" w:eastAsia="Arial" w:hAnsi="Arial"/>
+              <w:b/>
+              <w:bCs/>
+              <w:color w:val="107087"/>
+              <w:sz w:val="18"/>
+              <w:szCs w:val="18"/>
+            </w:rPr>
+            <w:t xml:space="preserve">SIGNATURE PAGE</w:t>
           </w:r>
         </w:p>
       </w:tc>
@@ -628,15 +1478,15 @@
   <w:docDefaults>
     <w:rPrDefault>
       <w:rPr>
-        <w:rFonts w:ascii="Times New Roman" w:cs="Times New Roman" w:eastAsia="Times New Roman" w:hAnsi="Times New Roman"/>
-        <w:color w:val="000000"/>
-        <w:sz w:val="24"/>
-        <w:szCs w:val="24"/>
+        <w:rFonts w:ascii="Arial" w:cs="Arial" w:eastAsia="Arial" w:hAnsi="Arial"/>
+        <w:color w:val="1D2021"/>
+        <w:sz w:val="22"/>
+        <w:szCs w:val="22"/>
       </w:rPr>
     </w:rPrDefault>
     <w:pPrDefault>
       <w:pPr>
-        <w:spacing w:after="120" w:before="0" w:line="276" w:lineRule="auto"/>
+        <w:spacing w:after="0" w:before="0" w:line="340" w:lineRule="auto"/>
       </w:pPr>
     </w:pPrDefault>
   </w:docDefaults>
@@ -816,160 +1666,45 @@
     <w:next w:val="Normal"/>
     <w:qFormat/>
     <w:pPr>
-      <w:spacing w:after="120" w:before="0" w:line="276" w:lineRule="auto"/>
+      <w:spacing w:after="0" w:before="0" w:line="340" w:lineRule="auto"/>
     </w:pPr>
     <w:rPr>
-      <w:rFonts w:ascii="Times New Roman" w:cs="Times New Roman" w:eastAsia="Times New Roman" w:hAnsi="Times New Roman"/>
-      <w:color w:val="000000"/>
-      <w:sz w:val="24"/>
-      <w:szCs w:val="24"/>
+      <w:rFonts w:ascii="Arial" w:cs="Arial" w:eastAsia="Arial" w:hAnsi="Arial"/>
+      <w:color w:val="1D2021"/>
+      <w:sz w:val="22"/>
+      <w:szCs w:val="22"/>
     </w:rPr>
   </w:style>
-  <w:style w:type="paragraph" w:styleId="OAHeading1">
-    <w:name w:val="OA Heading 1"/>
+  <w:style w:type="paragraph" w:styleId="OAClauseHeading">
+    <w:name w:val="OA Clause Heading"/>
     <w:basedOn w:val="Normal"/>
-    <w:next w:val="Normal"/>
+    <w:next w:val="OAClauseBody"/>
     <w:qFormat/>
     <w:pPr>
-      <w:spacing w:after="120" w:before="0" w:line="276" w:lineRule="auto"/>
-      <w:jc w:val="center"/>
+      <w:spacing w:after="120" w:before="320" w:line="340" w:lineRule="auto"/>
     </w:pPr>
     <w:rPr>
-      <w:rFonts w:ascii="Times New Roman" w:cs="Times New Roman" w:eastAsia="Times New Roman" w:hAnsi="Times New Roman"/>
+      <w:rFonts w:ascii="Arial" w:cs="Arial" w:eastAsia="Arial" w:hAnsi="Arial"/>
       <w:b/>
       <w:bCs/>
-      <w:color w:val="000000"/>
-      <w:sz w:val="28"/>
-      <w:szCs w:val="28"/>
+      <w:color w:val="1D2021"/>
+      <w:sz w:val="22"/>
+      <w:szCs w:val="22"/>
     </w:rPr>
   </w:style>
-  <w:style w:type="paragraph" w:styleId="OAHeading2">
-    <w:name w:val="OA Heading 2"/>
+  <w:style w:type="paragraph" w:styleId="OAClauseBody">
+    <w:name w:val="OA Clause Body"/>
     <w:basedOn w:val="Normal"/>
-    <w:next w:val="Normal"/>
+    <w:next w:val="OAClauseHeading"/>
     <w:qFormat/>
     <w:pPr>
-      <w:spacing w:after="120" w:before="0" w:line="276" w:lineRule="auto"/>
-      <w:jc w:val="center"/>
+      <w:spacing w:after="280" w:before="0" w:line="340" w:lineRule="auto"/>
     </w:pPr>
     <w:rPr>
-      <w:rFonts w:ascii="Times New Roman" w:cs="Times New Roman" w:eastAsia="Times New Roman" w:hAnsi="Times New Roman"/>
-      <w:b/>
-      <w:bCs/>
-      <w:color w:val="000000"/>
-      <w:sz w:val="24"/>
-      <w:szCs w:val="24"/>
-      <w:u w:val="single"/>
-    </w:rPr>
-  </w:style>
-  <w:style w:type="paragraph" w:styleId="OAHeading3">
-    <w:name w:val="OA Heading 3"/>
-    <w:basedOn w:val="Normal"/>
-    <w:next w:val="Normal"/>
-    <w:qFormat/>
-    <w:pPr>
-      <w:spacing w:after="120" w:before="0" w:line="276" w:lineRule="auto"/>
-    </w:pPr>
-    <w:rPr>
-      <w:rFonts w:ascii="Times New Roman" w:cs="Times New Roman" w:eastAsia="Times New Roman" w:hAnsi="Times New Roman"/>
-      <w:b/>
-      <w:bCs/>
-      <w:color w:val="000000"/>
-      <w:sz w:val="24"/>
-      <w:szCs w:val="24"/>
-    </w:rPr>
-  </w:style>
-  <w:style w:type="paragraph" w:styleId="OABlockNote">
-    <w:name w:val="OA Block note"/>
-    <w:basedOn w:val="Normal"/>
-    <w:next w:val="Normal"/>
-    <w:qFormat/>
-    <w:pPr>
-      <w:spacing w:after="120" w:before="0" w:line="276" w:lineRule="auto"/>
-    </w:pPr>
-    <w:rPr>
-      <w:rFonts w:ascii="Times New Roman" w:cs="Times New Roman" w:eastAsia="Times New Roman" w:hAnsi="Times New Roman"/>
-      <w:i/>
-      <w:iCs/>
-      <w:color w:val="000000"/>
-      <w:sz w:val="20"/>
-      <w:szCs w:val="20"/>
-    </w:rPr>
-  </w:style>
-  <w:style w:type="paragraph" w:styleId="OABlockSignatureFollow">
-    <w:name w:val="OA Block signature-follow"/>
-    <w:basedOn w:val="Normal"/>
-    <w:next w:val="Normal"/>
-    <w:qFormat/>
-    <w:pPr>
-      <w:spacing w:after="120" w:before="0" w:line="276" w:lineRule="auto"/>
-      <w:jc w:val="center"/>
-    </w:pPr>
-    <w:rPr>
-      <w:rFonts w:ascii="Times New Roman" w:cs="Times New Roman" w:eastAsia="Times New Roman" w:hAnsi="Times New Roman"/>
-      <w:color w:val="000000"/>
-      <w:sz w:val="24"/>
-      <w:szCs w:val="24"/>
-    </w:rPr>
-  </w:style>
-  <w:style w:type="paragraph" w:styleId="OABlockSignatureIntro">
-    <w:name w:val="OA Block signature-intro"/>
-    <w:basedOn w:val="Normal"/>
-    <w:next w:val="Normal"/>
-    <w:qFormat/>
-    <w:pPr>
-      <w:spacing w:after="120" w:before="0" w:line="276" w:lineRule="auto"/>
-    </w:pPr>
-    <w:rPr>
-      <w:rFonts w:ascii="Times New Roman" w:cs="Times New Roman" w:eastAsia="Times New Roman" w:hAnsi="Times New Roman"/>
-      <w:color w:val="000000"/>
-      <w:sz w:val="24"/>
-      <w:szCs w:val="24"/>
-    </w:rPr>
-  </w:style>
-  <w:style w:type="paragraph" w:styleId="OABlockSignatureLine">
-    <w:name w:val="OA Block signature-line"/>
-    <w:basedOn w:val="Normal"/>
-    <w:next w:val="Normal"/>
-    <w:qFormat/>
-    <w:pPr>
-      <w:spacing w:after="0" w:before="480" w:line="276" w:lineRule="auto"/>
-    </w:pPr>
-    <w:rPr>
-      <w:rFonts w:ascii="Times New Roman" w:cs="Times New Roman" w:eastAsia="Times New Roman" w:hAnsi="Times New Roman"/>
-      <w:color w:val="000000"/>
-      <w:sz w:val="24"/>
-      <w:szCs w:val="24"/>
-    </w:rPr>
-  </w:style>
-  <w:style w:type="paragraph" w:styleId="OABlockSignatureName">
-    <w:name w:val="OA Block signature-name"/>
-    <w:basedOn w:val="Normal"/>
-    <w:next w:val="Normal"/>
-    <w:qFormat/>
-    <w:pPr>
-      <w:spacing w:after="120" w:before="0" w:line="276" w:lineRule="auto"/>
-    </w:pPr>
-    <w:rPr>
-      <w:rFonts w:ascii="Times New Roman" w:cs="Times New Roman" w:eastAsia="Times New Roman" w:hAnsi="Times New Roman"/>
-      <w:color w:val="000000"/>
-      <w:sz w:val="24"/>
-      <w:szCs w:val="24"/>
-    </w:rPr>
-  </w:style>
-  <w:style w:type="paragraph" w:styleId="OABlockSignatureDate">
-    <w:name w:val="OA Block signature-date"/>
-    <w:basedOn w:val="Normal"/>
-    <w:next w:val="Normal"/>
-    <w:qFormat/>
-    <w:pPr>
-      <w:spacing w:after="120" w:before="0" w:line="276" w:lineRule="auto"/>
-    </w:pPr>
-    <w:rPr>
-      <w:rFonts w:ascii="Times New Roman" w:cs="Times New Roman" w:eastAsia="Times New Roman" w:hAnsi="Times New Roman"/>
-      <w:color w:val="000000"/>
-      <w:sz w:val="24"/>
-      <w:szCs w:val="24"/>
+      <w:rFonts w:ascii="Arial" w:cs="Arial" w:eastAsia="Arial" w:hAnsi="Arial"/>
+      <w:color w:val="1D2021"/>
+      <w:sz w:val="22"/>
+      <w:szCs w:val="22"/>
     </w:rPr>
   </w:style>
 </w:styles>

--- a/content/templates/openagreements-stockholder-consent-safe/template.docx
+++ b/content/templates/openagreements-stockholder-consent-safe/template.docx
@@ -9,39 +9,23 @@
       </w:pPr>
       <w:r>
         <w:rPr>
-          <w:rFonts w:ascii="Arial" w:cs="Arial" w:eastAsia="Arial" w:hAnsi="Arial"/>
+          <w:rFonts w:ascii="Times New Roman" w:cs="Times New Roman" w:eastAsia="Times New Roman" w:hAnsi="Times New Roman"/>
           <w:b/>
           <w:bCs/>
           <w:color w:val="1D2021"/>
-          <w:sz w:val="24"/>
-          <w:szCs w:val="24"/>
+          <w:sz w:val="22"/>
+          <w:szCs w:val="22"/>
         </w:rPr>
         <w:t xml:space="preserve">ACTION BY WRITTEN CONSENT OF THE STOCKHOLDERS OF {company_name}</w:t>
       </w:r>
     </w:p>
     <w:p>
       <w:pPr>
-        <w:spacing w:after="280" w:before="280" w:line="340"/>
-      </w:pPr>
-      <w:r>
-        <w:rPr>
-          <w:rFonts w:ascii="Arial" w:cs="Arial" w:eastAsia="Arial" w:hAnsi="Arial"/>
-          <w:i/>
-          <w:iCs/>
-          <w:color w:val="494A4B"/>
-          <w:sz w:val="18"/>
-          <w:szCs w:val="18"/>
-        </w:rPr>
-        <w:t xml:space="preserve">Note: The following resolutions do not cover all matters that may need to be addressed in connection with the SAFE financing. For example, if the Company is concurrently amending its certificate of incorporation, converting outstanding convertible notes, or granting pro rata or information rights pursuant to a side letter, additional resolutions will be needed. Always consult with counsel prior to using this consent.</w:t>
-      </w:r>
-    </w:p>
-    <w:p>
-      <w:pPr>
-        <w:spacing w:after="280" w:before="0" w:line="340"/>
-      </w:pPr>
-      <w:r>
-        <w:rPr>
-          <w:rFonts w:ascii="Arial" w:cs="Arial" w:eastAsia="Arial" w:hAnsi="Arial"/>
+        <w:spacing w:after="280" w:before="0" w:line="340"/>
+      </w:pPr>
+      <w:r>
+        <w:rPr>
+          <w:rFonts w:ascii="Times New Roman" w:cs="Times New Roman" w:eastAsia="Times New Roman" w:hAnsi="Times New Roman"/>
           <w:b w:val="false"/>
           <w:bCs w:val="false"/>
           <w:i w:val="false"/>
@@ -60,7 +44,7 @@
       </w:pPr>
       <w:r>
         <w:rPr>
-          <w:rFonts w:ascii="Arial" w:cs="Arial" w:eastAsia="Arial" w:hAnsi="Arial"/>
+          <w:rFonts w:ascii="Times New Roman" w:cs="Times New Roman" w:eastAsia="Times New Roman" w:hAnsi="Times New Roman"/>
           <w:b/>
           <w:bCs/>
           <w:color w:val="1D2021"/>
@@ -77,7 +61,7 @@
       </w:pPr>
       <w:r>
         <w:rPr>
-          <w:rFonts w:ascii="Arial" w:cs="Arial" w:eastAsia="Arial" w:hAnsi="Arial"/>
+          <w:rFonts w:ascii="Times New Roman" w:cs="Times New Roman" w:eastAsia="Times New Roman" w:hAnsi="Times New Roman"/>
           <w:b/>
           <w:bCs/>
           <w:i w:val="false"/>
@@ -90,7 +74,7 @@
       </w:r>
       <w:r>
         <w:rPr>
-          <w:rFonts w:ascii="Arial" w:cs="Arial" w:eastAsia="Arial" w:hAnsi="Arial"/>
+          <w:rFonts w:ascii="Times New Roman" w:cs="Times New Roman" w:eastAsia="Times New Roman" w:hAnsi="Times New Roman"/>
           <w:b w:val="false"/>
           <w:bCs w:val="false"/>
           <w:i w:val="false"/>
@@ -108,7 +92,7 @@
       </w:pPr>
       <w:r>
         <w:rPr>
-          <w:rFonts w:ascii="Arial" w:cs="Arial" w:eastAsia="Arial" w:hAnsi="Arial"/>
+          <w:rFonts w:ascii="Times New Roman" w:cs="Times New Roman" w:eastAsia="Times New Roman" w:hAnsi="Times New Roman"/>
           <w:b/>
           <w:bCs/>
           <w:i w:val="false"/>
@@ -121,7 +105,7 @@
       </w:r>
       <w:r>
         <w:rPr>
-          <w:rFonts w:ascii="Arial" w:cs="Arial" w:eastAsia="Arial" w:hAnsi="Arial"/>
+          <w:rFonts w:ascii="Times New Roman" w:cs="Times New Roman" w:eastAsia="Times New Roman" w:hAnsi="Times New Roman"/>
           <w:b w:val="false"/>
           <w:bCs w:val="false"/>
           <w:i w:val="false"/>
@@ -139,7 +123,7 @@
       </w:pPr>
       <w:r>
         <w:rPr>
-          <w:rFonts w:ascii="Arial" w:cs="Arial" w:eastAsia="Arial" w:hAnsi="Arial"/>
+          <w:rFonts w:ascii="Times New Roman" w:cs="Times New Roman" w:eastAsia="Times New Roman" w:hAnsi="Times New Roman"/>
           <w:b/>
           <w:bCs/>
           <w:i w:val="false"/>
@@ -152,7 +136,7 @@
       </w:r>
       <w:r>
         <w:rPr>
-          <w:rFonts w:ascii="Arial" w:cs="Arial" w:eastAsia="Arial" w:hAnsi="Arial"/>
+          <w:rFonts w:ascii="Times New Roman" w:cs="Times New Roman" w:eastAsia="Times New Roman" w:hAnsi="Times New Roman"/>
           <w:b w:val="false"/>
           <w:bCs w:val="false"/>
           <w:i w:val="false"/>
@@ -170,7 +154,7 @@
       </w:pPr>
       <w:r>
         <w:rPr>
-          <w:rFonts w:ascii="Arial" w:cs="Arial" w:eastAsia="Arial" w:hAnsi="Arial"/>
+          <w:rFonts w:ascii="Times New Roman" w:cs="Times New Roman" w:eastAsia="Times New Roman" w:hAnsi="Times New Roman"/>
           <w:b/>
           <w:bCs/>
           <w:i w:val="false"/>
@@ -183,7 +167,7 @@
       </w:r>
       <w:r>
         <w:rPr>
-          <w:rFonts w:ascii="Arial" w:cs="Arial" w:eastAsia="Arial" w:hAnsi="Arial"/>
+          <w:rFonts w:ascii="Times New Roman" w:cs="Times New Roman" w:eastAsia="Times New Roman" w:hAnsi="Times New Roman"/>
           <w:b w:val="false"/>
           <w:bCs w:val="false"/>
           <w:i w:val="false"/>
@@ -201,7 +185,7 @@
       </w:pPr>
       <w:r>
         <w:rPr>
-          <w:rFonts w:ascii="Arial" w:cs="Arial" w:eastAsia="Arial" w:hAnsi="Arial"/>
+          <w:rFonts w:ascii="Times New Roman" w:cs="Times New Roman" w:eastAsia="Times New Roman" w:hAnsi="Times New Roman"/>
           <w:b/>
           <w:bCs/>
           <w:i w:val="false"/>
@@ -214,7 +198,7 @@
       </w:r>
       <w:r>
         <w:rPr>
-          <w:rFonts w:ascii="Arial" w:cs="Arial" w:eastAsia="Arial" w:hAnsi="Arial"/>
+          <w:rFonts w:ascii="Times New Roman" w:cs="Times New Roman" w:eastAsia="Times New Roman" w:hAnsi="Times New Roman"/>
           <w:b w:val="false"/>
           <w:bCs w:val="false"/>
           <w:i w:val="false"/>
@@ -233,7 +217,7 @@
       </w:pPr>
       <w:r>
         <w:rPr>
-          <w:rFonts w:ascii="Arial" w:cs="Arial" w:eastAsia="Arial" w:hAnsi="Arial"/>
+          <w:rFonts w:ascii="Times New Roman" w:cs="Times New Roman" w:eastAsia="Times New Roman" w:hAnsi="Times New Roman"/>
           <w:b/>
           <w:bCs/>
           <w:color w:val="1D2021"/>
@@ -250,7 +234,7 @@
       </w:pPr>
       <w:r>
         <w:rPr>
-          <w:rFonts w:ascii="Arial" w:cs="Arial" w:eastAsia="Arial" w:hAnsi="Arial"/>
+          <w:rFonts w:ascii="Times New Roman" w:cs="Times New Roman" w:eastAsia="Times New Roman" w:hAnsi="Times New Roman"/>
           <w:b/>
           <w:bCs/>
           <w:i w:val="false"/>
@@ -263,7 +247,7 @@
       </w:r>
       <w:r>
         <w:rPr>
-          <w:rFonts w:ascii="Arial" w:cs="Arial" w:eastAsia="Arial" w:hAnsi="Arial"/>
+          <w:rFonts w:ascii="Times New Roman" w:cs="Times New Roman" w:eastAsia="Times New Roman" w:hAnsi="Times New Roman"/>
           <w:b w:val="false"/>
           <w:bCs w:val="false"/>
           <w:i w:val="false"/>
@@ -282,7 +266,7 @@
       </w:pPr>
       <w:r>
         <w:rPr>
-          <w:rFonts w:ascii="Arial" w:cs="Arial" w:eastAsia="Arial" w:hAnsi="Arial"/>
+          <w:rFonts w:ascii="Times New Roman" w:cs="Times New Roman" w:eastAsia="Times New Roman" w:hAnsi="Times New Roman"/>
           <w:color w:val="1D2021"/>
           <w:sz w:val="22"/>
           <w:szCs w:val="22"/>
@@ -307,7 +291,7 @@
       </w:pPr>
       <w:r>
         <w:rPr>
-          <w:rFonts w:ascii="Arial" w:cs="Arial" w:eastAsia="Arial" w:hAnsi="Arial"/>
+          <w:rFonts w:ascii="Times New Roman" w:cs="Times New Roman" w:eastAsia="Times New Roman" w:hAnsi="Times New Roman"/>
           <w:b w:val="false"/>
           <w:bCs w:val="false"/>
           <w:i w:val="false"/>
@@ -325,7 +309,7 @@
       </w:pPr>
       <w:r>
         <w:rPr>
-          <w:rFonts w:ascii="Arial" w:cs="Arial" w:eastAsia="Arial" w:hAnsi="Arial"/>
+          <w:rFonts w:ascii="Times New Roman" w:cs="Times New Roman" w:eastAsia="Times New Roman" w:hAnsi="Times New Roman"/>
           <w:b w:val="false"/>
           <w:bCs w:val="false"/>
           <w:i w:val="false"/>
@@ -343,7 +327,7 @@
       </w:pPr>
       <w:r>
         <w:rPr>
-          <w:rFonts w:ascii="Arial" w:cs="Arial" w:eastAsia="Arial" w:hAnsi="Arial"/>
+          <w:rFonts w:ascii="Times New Roman" w:cs="Times New Roman" w:eastAsia="Times New Roman" w:hAnsi="Times New Roman"/>
           <w:b w:val="false"/>
           <w:bCs w:val="false"/>
           <w:i w:val="false"/>
@@ -364,7 +348,7 @@
       </w:pPr>
       <w:r>
         <w:rPr>
-          <w:rFonts w:ascii="Arial" w:cs="Arial" w:eastAsia="Arial" w:hAnsi="Arial"/>
+          <w:rFonts w:ascii="Times New Roman" w:cs="Times New Roman" w:eastAsia="Times New Roman" w:hAnsi="Times New Roman"/>
           <w:color w:val="1D2021"/>
           <w:sz w:val="22"/>
           <w:szCs w:val="22"/>
@@ -381,7 +365,7 @@
       </w:pPr>
       <w:r>
         <w:rPr>
-          <w:rFonts w:ascii="Arial" w:cs="Arial" w:eastAsia="Arial" w:hAnsi="Arial"/>
+          <w:rFonts w:ascii="Times New Roman" w:cs="Times New Roman" w:eastAsia="Times New Roman" w:hAnsi="Times New Roman"/>
           <w:color w:val="1D2021"/>
           <w:sz w:val="22"/>
           <w:szCs w:val="22"/>
@@ -398,7 +382,7 @@
       </w:pPr>
       <w:r>
         <w:rPr>
-          <w:rFonts w:ascii="Arial" w:cs="Arial" w:eastAsia="Arial" w:hAnsi="Arial"/>
+          <w:rFonts w:ascii="Times New Roman" w:cs="Times New Roman" w:eastAsia="Times New Roman" w:hAnsi="Times New Roman"/>
           <w:color w:val="1D2021"/>
           <w:sz w:val="22"/>
           <w:szCs w:val="22"/>
@@ -412,7 +396,7 @@
       </w:pPr>
       <w:r>
         <w:rPr>
-          <w:rFonts w:ascii="Arial" w:cs="Arial" w:eastAsia="Arial" w:hAnsi="Arial"/>
+          <w:rFonts w:ascii="Times New Roman" w:cs="Times New Roman" w:eastAsia="Times New Roman" w:hAnsi="Times New Roman"/>
           <w:b w:val="false"/>
           <w:bCs w:val="false"/>
           <w:i w:val="false"/>
@@ -486,7 +470,7 @@
     </w:pPr>
     <w:r>
       <w:rPr>
-        <w:rFonts w:ascii="Arial" w:cs="Arial" w:eastAsia="Arial" w:hAnsi="Arial"/>
+        <w:rFonts w:ascii="Times New Roman" w:cs="Times New Roman" w:eastAsia="Times New Roman" w:hAnsi="Times New Roman"/>
         <w:color w:val="494A4B"/>
         <w:sz w:val="13"/>
         <w:szCs w:val="13"/>
@@ -495,7 +479,7 @@
     </w:r>
     <w:r>
       <w:rPr>
-        <w:rFonts w:ascii="Arial" w:cs="Arial" w:eastAsia="Arial" w:hAnsi="Arial"/>
+        <w:rFonts w:ascii="Times New Roman" w:cs="Times New Roman" w:eastAsia="Times New Roman" w:hAnsi="Times New Roman"/>
         <w:color w:val="494A4B"/>
         <w:sz w:val="13"/>
         <w:szCs w:val="13"/>
@@ -504,7 +488,7 @@
     </w:r>
     <w:r>
       <w:rPr>
-        <w:rFonts w:ascii="Arial" w:cs="Arial" w:eastAsia="Arial" w:hAnsi="Arial"/>
+        <w:rFonts w:ascii="Times New Roman" w:cs="Times New Roman" w:eastAsia="Times New Roman" w:hAnsi="Times New Roman"/>
         <w:color w:val="494A4B"/>
         <w:sz w:val="13"/>
         <w:szCs w:val="13"/>
@@ -516,7 +500,7 @@
     </w:r>
     <w:r>
       <w:rPr>
-        <w:rFonts w:ascii="Arial" w:cs="Arial" w:eastAsia="Arial" w:hAnsi="Arial"/>
+        <w:rFonts w:ascii="Times New Roman" w:cs="Times New Roman" w:eastAsia="Times New Roman" w:hAnsi="Times New Roman"/>
         <w:color w:val="494A4B"/>
         <w:sz w:val="13"/>
         <w:szCs w:val="13"/>
@@ -525,7 +509,7 @@
     </w:r>
     <w:r>
       <w:rPr>
-        <w:rFonts w:ascii="Arial" w:cs="Arial" w:eastAsia="Arial" w:hAnsi="Arial"/>
+        <w:rFonts w:ascii="Times New Roman" w:cs="Times New Roman" w:eastAsia="Times New Roman" w:hAnsi="Times New Roman"/>
         <w:color w:val="494A4B"/>
         <w:sz w:val="13"/>
         <w:szCs w:val="13"/>
@@ -549,7 +533,7 @@
     </w:pPr>
     <w:r>
       <w:rPr>
-        <w:rFonts w:ascii="Arial" w:cs="Arial" w:eastAsia="Arial" w:hAnsi="Arial"/>
+        <w:rFonts w:ascii="Times New Roman" w:cs="Times New Roman" w:eastAsia="Times New Roman" w:hAnsi="Times New Roman"/>
         <w:color w:val="494A4B"/>
         <w:sz w:val="13"/>
         <w:szCs w:val="13"/>
@@ -558,7 +542,7 @@
     </w:r>
     <w:r>
       <w:rPr>
-        <w:rFonts w:ascii="Arial" w:cs="Arial" w:eastAsia="Arial" w:hAnsi="Arial"/>
+        <w:rFonts w:ascii="Times New Roman" w:cs="Times New Roman" w:eastAsia="Times New Roman" w:hAnsi="Times New Roman"/>
         <w:color w:val="494A4B"/>
         <w:sz w:val="13"/>
         <w:szCs w:val="13"/>
@@ -567,7 +551,7 @@
     </w:r>
     <w:r>
       <w:rPr>
-        <w:rFonts w:ascii="Arial" w:cs="Arial" w:eastAsia="Arial" w:hAnsi="Arial"/>
+        <w:rFonts w:ascii="Times New Roman" w:cs="Times New Roman" w:eastAsia="Times New Roman" w:hAnsi="Times New Roman"/>
         <w:color w:val="494A4B"/>
         <w:sz w:val="13"/>
         <w:szCs w:val="13"/>
@@ -579,7 +563,7 @@
     </w:r>
     <w:r>
       <w:rPr>
-        <w:rFonts w:ascii="Arial" w:cs="Arial" w:eastAsia="Arial" w:hAnsi="Arial"/>
+        <w:rFonts w:ascii="Times New Roman" w:cs="Times New Roman" w:eastAsia="Times New Roman" w:hAnsi="Times New Roman"/>
         <w:color w:val="494A4B"/>
         <w:sz w:val="13"/>
         <w:szCs w:val="13"/>
@@ -588,7 +572,7 @@
     </w:r>
     <w:r>
       <w:rPr>
-        <w:rFonts w:ascii="Arial" w:cs="Arial" w:eastAsia="Arial" w:hAnsi="Arial"/>
+        <w:rFonts w:ascii="Times New Roman" w:cs="Times New Roman" w:eastAsia="Times New Roman" w:hAnsi="Times New Roman"/>
         <w:color w:val="494A4B"/>
         <w:sz w:val="13"/>
         <w:szCs w:val="13"/>
@@ -739,7 +723,7 @@
   <w:docDefaults>
     <w:rPrDefault>
       <w:rPr>
-        <w:rFonts w:ascii="Arial" w:cs="Arial" w:eastAsia="Arial" w:hAnsi="Arial"/>
+        <w:rFonts w:ascii="Times New Roman" w:cs="Times New Roman" w:eastAsia="Times New Roman" w:hAnsi="Times New Roman"/>
         <w:color w:val="1D2021"/>
         <w:sz w:val="22"/>
         <w:szCs w:val="22"/>
@@ -930,7 +914,7 @@
       <w:spacing w:after="0" w:before="0" w:line="340" w:lineRule="auto"/>
     </w:pPr>
     <w:rPr>
-      <w:rFonts w:ascii="Arial" w:cs="Arial" w:eastAsia="Arial" w:hAnsi="Arial"/>
+      <w:rFonts w:ascii="Times New Roman" w:cs="Times New Roman" w:eastAsia="Times New Roman" w:hAnsi="Times New Roman"/>
       <w:color w:val="1D2021"/>
       <w:sz w:val="22"/>
       <w:szCs w:val="22"/>

--- a/content/templates/openagreements-stockholder-consent-safe/template.docx
+++ b/content/templates/openagreements-stockholder-consent-safe/template.docx
@@ -731,7 +731,7 @@
     </w:rPrDefault>
     <w:pPrDefault>
       <w:pPr>
-        <w:spacing w:after="0" w:before="0" w:line="340" w:lineRule="auto"/>
+        <w:spacing w:after="280" w:before="0" w:line="340" w:lineRule="auto"/>
       </w:pPr>
     </w:pPrDefault>
   </w:docDefaults>
@@ -911,7 +911,7 @@
     <w:next w:val="Normal"/>
     <w:qFormat/>
     <w:pPr>
-      <w:spacing w:after="0" w:before="0" w:line="340" w:lineRule="auto"/>
+      <w:spacing w:after="280" w:before="0" w:line="340" w:lineRule="auto"/>
     </w:pPr>
     <w:rPr>
       <w:rFonts w:ascii="Times New Roman" w:cs="Times New Roman" w:eastAsia="Times New Roman" w:hAnsi="Times New Roman"/>

--- a/content/templates/openagreements-stockholder-consent-safe/template.docx
+++ b/content/templates/openagreements-stockholder-consent-safe/template.docx
@@ -4,8 +4,7 @@
   <w:body>
     <w:p>
       <w:pPr>
-        <w:spacing w:after="280" w:before="0" w:line="340"/>
-        <w:jc w:val="center"/>
+        <w:pStyle w:val="OATitle"/>
       </w:pPr>
       <w:r>
         <w:rPr>
@@ -21,6 +20,7 @@
     </w:p>
     <w:p>
       <w:pPr>
+        <w:pStyle w:val="Normal"/>
         <w:spacing w:after="280" w:before="0" w:line="340"/>
       </w:pPr>
       <w:r>
@@ -39,8 +39,7 @@
     </w:p>
     <w:p>
       <w:pPr>
-        <w:spacing w:after="120" w:before="320" w:line="340"/>
-        <w:jc w:val="center"/>
+        <w:pStyle w:val="OAClauseHeading"/>
       </w:pPr>
       <w:r>
         <w:rPr>
@@ -57,6 +56,7 @@
     </w:p>
     <w:p>
       <w:pPr>
+        <w:pStyle w:val="Normal"/>
         <w:spacing w:after="280" w:before="0" w:line="340"/>
       </w:pPr>
       <w:r>
@@ -88,6 +88,7 @@
     </w:p>
     <w:p>
       <w:pPr>
+        <w:pStyle w:val="Normal"/>
         <w:spacing w:after="280" w:before="0" w:line="340"/>
       </w:pPr>
       <w:r>
@@ -119,6 +120,7 @@
     </w:p>
     <w:p>
       <w:pPr>
+        <w:pStyle w:val="Normal"/>
         <w:spacing w:after="280" w:before="0" w:line="340"/>
       </w:pPr>
       <w:r>
@@ -150,6 +152,7 @@
     </w:p>
     <w:p>
       <w:pPr>
+        <w:pStyle w:val="Normal"/>
         <w:spacing w:after="280" w:before="0" w:line="340"/>
       </w:pPr>
       <w:r>
@@ -181,6 +184,7 @@
     </w:p>
     <w:p>
       <w:pPr>
+        <w:pStyle w:val="Normal"/>
         <w:spacing w:after="280" w:before="0" w:line="340"/>
       </w:pPr>
       <w:r>
@@ -212,8 +216,7 @@
     </w:p>
     <w:p>
       <w:pPr>
-        <w:spacing w:after="120" w:before="320" w:line="340"/>
-        <w:jc w:val="center"/>
+        <w:pStyle w:val="OAClauseHeading"/>
       </w:pPr>
       <w:r>
         <w:rPr>
@@ -230,6 +233,7 @@
     </w:p>
     <w:p>
       <w:pPr>
+        <w:pStyle w:val="Normal"/>
         <w:spacing w:after="280" w:before="0" w:line="340"/>
       </w:pPr>
       <w:r>
@@ -261,8 +265,7 @@
     </w:p>
     <w:p>
       <w:pPr>
-        <w:spacing w:after="280" w:before="280" w:line="340"/>
-        <w:jc w:val="center"/>
+        <w:pStyle w:val="OABlockSignatureFollow"/>
       </w:pPr>
       <w:r>
         <w:rPr>
@@ -287,6 +290,7 @@
     </w:p>
     <w:p>
       <w:pPr>
+        <w:pStyle w:val="Normal"/>
         <w:spacing w:after="280" w:before="0" w:line="340"/>
       </w:pPr>
       <w:r>
@@ -305,6 +309,7 @@
     </w:p>
     <w:p>
       <w:pPr>
+        <w:pStyle w:val="Normal"/>
         <w:spacing w:after="280" w:before="0" w:line="340"/>
       </w:pPr>
       <w:r>
@@ -323,6 +328,7 @@
     </w:p>
     <w:p>
       <w:pPr>
+        <w:pStyle w:val="Normal"/>
         <w:spacing w:after="0" w:before="0" w:line="340"/>
       </w:pPr>
       <w:r>
@@ -341,6 +347,7 @@
     </w:p>
     <w:p>
       <w:pPr>
+        <w:pStyle w:val="Normal"/>
         <w:keepNext/>
         <w:keepLines/>
         <w:widowControl/>
@@ -358,6 +365,7 @@
     </w:p>
     <w:p>
       <w:pPr>
+        <w:pStyle w:val="Normal"/>
         <w:keepNext/>
         <w:keepLines/>
         <w:widowControl/>
@@ -375,6 +383,7 @@
     </w:p>
     <w:p>
       <w:pPr>
+        <w:pStyle w:val="Normal"/>
         <w:keepNext w:val="false"/>
         <w:keepLines/>
         <w:widowControl/>
@@ -392,6 +401,7 @@
     </w:p>
     <w:p>
       <w:pPr>
+        <w:pStyle w:val="Normal"/>
         <w:spacing w:after="280" w:before="0" w:line="340"/>
       </w:pPr>
       <w:r>
@@ -920,5 +930,58 @@
       <w:szCs w:val="22"/>
     </w:rPr>
   </w:style>
+  <w:style w:type="paragraph" w:styleId="OATitle">
+    <w:name w:val="OA Title"/>
+    <w:basedOn w:val="Normal"/>
+    <w:next w:val="Normal"/>
+    <w:qFormat/>
+    <w:pPr>
+      <w:spacing w:after="280" w:before="0" w:line="340" w:lineRule="auto"/>
+      <w:jc w:val="center"/>
+    </w:pPr>
+    <w:rPr>
+      <w:rFonts w:ascii="Times New Roman" w:cs="Times New Roman" w:eastAsia="Times New Roman" w:hAnsi="Times New Roman"/>
+      <w:b/>
+      <w:bCs/>
+      <w:color w:val="1D2021"/>
+      <w:sz w:val="22"/>
+      <w:szCs w:val="22"/>
+    </w:rPr>
+  </w:style>
+  <w:style w:type="paragraph" w:styleId="OAClauseHeading">
+    <w:name w:val="OA Clause Heading"/>
+    <w:basedOn w:val="Normal"/>
+    <w:next w:val="Normal"/>
+    <w:qFormat/>
+    <w:pPr>
+      <w:spacing w:after="120" w:before="320" w:line="340" w:lineRule="auto"/>
+      <w:jc w:val="center"/>
+    </w:pPr>
+    <w:rPr>
+      <w:rFonts w:ascii="Times New Roman" w:cs="Times New Roman" w:eastAsia="Times New Roman" w:hAnsi="Times New Roman"/>
+      <w:b/>
+      <w:bCs/>
+      <w:color w:val="1D2021"/>
+      <w:sz w:val="22"/>
+      <w:szCs w:val="22"/>
+      <w:u w:val="single" w:color="1D2021"/>
+    </w:rPr>
+  </w:style>
+  <w:style w:type="paragraph" w:styleId="OABlockSignatureFollow">
+    <w:name w:val="OA Block Signature Follow"/>
+    <w:basedOn w:val="Normal"/>
+    <w:next w:val="Normal"/>
+    <w:qFormat/>
+    <w:pPr>
+      <w:spacing w:after="280" w:before="280" w:line="340" w:lineRule="auto"/>
+      <w:jc w:val="center"/>
+    </w:pPr>
+    <w:rPr>
+      <w:rFonts w:ascii="Times New Roman" w:cs="Times New Roman" w:eastAsia="Times New Roman" w:hAnsi="Times New Roman"/>
+      <w:color w:val="1D2021"/>
+      <w:sz w:val="22"/>
+      <w:szCs w:val="22"/>
+    </w:rPr>
+  </w:style>
 </w:styles>
 </file>
--- a/content/templates/openagreements-stockholder-consent-safe/template.docx
+++ b/content/templates/openagreements-stockholder-consent-safe/template.docx
@@ -4,8 +4,7 @@
   <w:body>
     <w:p>
       <w:pPr>
-        <w:spacing w:after="280" w:before="0" w:line="340"/>
-        <w:jc w:val="center"/>
+        <w:pStyle w:val="OATitle"/>
       </w:pPr>
       <w:r>
         <w:rPr>
@@ -21,6 +20,7 @@
     </w:p>
     <w:p>
       <w:pPr>
+        <w:pStyle w:val="Normal"/>
         <w:spacing w:after="280" w:before="0" w:line="340"/>
       </w:pPr>
       <w:r>
@@ -39,8 +39,7 @@
     </w:p>
     <w:p>
       <w:pPr>
-        <w:spacing w:after="120" w:before="320" w:line="340"/>
-        <w:jc w:val="center"/>
+        <w:pStyle w:val="OAClauseHeading"/>
       </w:pPr>
       <w:r>
         <w:rPr>
@@ -57,6 +56,7 @@
     </w:p>
     <w:p>
       <w:pPr>
+        <w:pStyle w:val="Normal"/>
         <w:spacing w:after="280" w:before="0" w:line="340"/>
       </w:pPr>
       <w:r>
@@ -88,6 +88,7 @@
     </w:p>
     <w:p>
       <w:pPr>
+        <w:pStyle w:val="Normal"/>
         <w:spacing w:after="280" w:before="0" w:line="340"/>
       </w:pPr>
       <w:r>
@@ -119,6 +120,7 @@
     </w:p>
     <w:p>
       <w:pPr>
+        <w:pStyle w:val="Normal"/>
         <w:spacing w:after="280" w:before="0" w:line="340"/>
       </w:pPr>
       <w:r>
@@ -150,6 +152,7 @@
     </w:p>
     <w:p>
       <w:pPr>
+        <w:pStyle w:val="Normal"/>
         <w:spacing w:after="280" w:before="0" w:line="340"/>
       </w:pPr>
       <w:r>
@@ -181,6 +184,7 @@
     </w:p>
     <w:p>
       <w:pPr>
+        <w:pStyle w:val="Normal"/>
         <w:spacing w:after="280" w:before="0" w:line="340"/>
       </w:pPr>
       <w:r>
@@ -212,8 +216,7 @@
     </w:p>
     <w:p>
       <w:pPr>
-        <w:spacing w:after="120" w:before="320" w:line="340"/>
-        <w:jc w:val="center"/>
+        <w:pStyle w:val="OAClauseHeading"/>
       </w:pPr>
       <w:r>
         <w:rPr>
@@ -230,6 +233,7 @@
     </w:p>
     <w:p>
       <w:pPr>
+        <w:pStyle w:val="Normal"/>
         <w:spacing w:after="280" w:before="0" w:line="340"/>
       </w:pPr>
       <w:r>
@@ -261,8 +265,7 @@
     </w:p>
     <w:p>
       <w:pPr>
-        <w:spacing w:after="280" w:before="280" w:line="340"/>
-        <w:jc w:val="center"/>
+        <w:pStyle w:val="OABlockSignatureFollow"/>
       </w:pPr>
       <w:r>
         <w:rPr>
@@ -287,6 +290,7 @@
     </w:p>
     <w:p>
       <w:pPr>
+        <w:pStyle w:val="Normal"/>
         <w:spacing w:after="280" w:before="0" w:line="340"/>
       </w:pPr>
       <w:r>
@@ -305,6 +309,7 @@
     </w:p>
     <w:p>
       <w:pPr>
+        <w:pStyle w:val="Normal"/>
         <w:spacing w:after="280" w:before="0" w:line="340"/>
       </w:pPr>
       <w:r>
@@ -323,6 +328,7 @@
     </w:p>
     <w:p>
       <w:pPr>
+        <w:pStyle w:val="Normal"/>
         <w:spacing w:after="0" w:before="0" w:line="340"/>
       </w:pPr>
       <w:r>
@@ -341,6 +347,7 @@
     </w:p>
     <w:p>
       <w:pPr>
+        <w:pStyle w:val="Normal"/>
         <w:keepNext/>
         <w:keepLines/>
         <w:widowControl/>
@@ -358,6 +365,7 @@
     </w:p>
     <w:p>
       <w:pPr>
+        <w:pStyle w:val="Normal"/>
         <w:keepNext/>
         <w:keepLines/>
         <w:widowControl/>
@@ -375,6 +383,7 @@
     </w:p>
     <w:p>
       <w:pPr>
+        <w:pStyle w:val="Normal"/>
         <w:keepNext w:val="false"/>
         <w:keepLines/>
         <w:widowControl/>
@@ -392,6 +401,7 @@
     </w:p>
     <w:p>
       <w:pPr>
+        <w:pStyle w:val="Normal"/>
         <w:spacing w:after="280" w:before="0" w:line="340"/>
       </w:pPr>
       <w:r>
@@ -731,7 +741,7 @@
     </w:rPrDefault>
     <w:pPrDefault>
       <w:pPr>
-        <w:spacing w:after="0" w:before="0" w:line="340" w:lineRule="auto"/>
+        <w:spacing w:after="280" w:before="0" w:line="340" w:lineRule="auto"/>
       </w:pPr>
     </w:pPrDefault>
   </w:docDefaults>
@@ -911,7 +921,7 @@
     <w:next w:val="Normal"/>
     <w:qFormat/>
     <w:pPr>
-      <w:spacing w:after="0" w:before="0" w:line="340" w:lineRule="auto"/>
+      <w:spacing w:after="280" w:before="0" w:line="340" w:lineRule="auto"/>
     </w:pPr>
     <w:rPr>
       <w:rFonts w:ascii="Times New Roman" w:cs="Times New Roman" w:eastAsia="Times New Roman" w:hAnsi="Times New Roman"/>
@@ -920,5 +930,58 @@
       <w:szCs w:val="22"/>
     </w:rPr>
   </w:style>
+  <w:style w:type="paragraph" w:styleId="OATitle">
+    <w:name w:val="OA Title"/>
+    <w:basedOn w:val="Normal"/>
+    <w:next w:val="Normal"/>
+    <w:qFormat/>
+    <w:pPr>
+      <w:spacing w:after="280" w:before="0" w:line="340" w:lineRule="auto"/>
+      <w:jc w:val="center"/>
+    </w:pPr>
+    <w:rPr>
+      <w:rFonts w:ascii="Times New Roman" w:cs="Times New Roman" w:eastAsia="Times New Roman" w:hAnsi="Times New Roman"/>
+      <w:b/>
+      <w:bCs/>
+      <w:color w:val="1D2021"/>
+      <w:sz w:val="22"/>
+      <w:szCs w:val="22"/>
+    </w:rPr>
+  </w:style>
+  <w:style w:type="paragraph" w:styleId="OAClauseHeading">
+    <w:name w:val="OA Clause Heading"/>
+    <w:basedOn w:val="Normal"/>
+    <w:next w:val="Normal"/>
+    <w:qFormat/>
+    <w:pPr>
+      <w:spacing w:after="120" w:before="320" w:line="340" w:lineRule="auto"/>
+      <w:jc w:val="center"/>
+    </w:pPr>
+    <w:rPr>
+      <w:rFonts w:ascii="Times New Roman" w:cs="Times New Roman" w:eastAsia="Times New Roman" w:hAnsi="Times New Roman"/>
+      <w:b/>
+      <w:bCs/>
+      <w:color w:val="1D2021"/>
+      <w:sz w:val="22"/>
+      <w:szCs w:val="22"/>
+      <w:u w:val="single" w:color="1D2021"/>
+    </w:rPr>
+  </w:style>
+  <w:style w:type="paragraph" w:styleId="OABlockSignatureFollow">
+    <w:name w:val="OA Block Signature Follow"/>
+    <w:basedOn w:val="Normal"/>
+    <w:next w:val="Normal"/>
+    <w:qFormat/>
+    <w:pPr>
+      <w:spacing w:after="280" w:before="280" w:line="340" w:lineRule="auto"/>
+      <w:jc w:val="center"/>
+    </w:pPr>
+    <w:rPr>
+      <w:rFonts w:ascii="Times New Roman" w:cs="Times New Roman" w:eastAsia="Times New Roman" w:hAnsi="Times New Roman"/>
+      <w:color w:val="1D2021"/>
+      <w:sz w:val="22"/>
+      <w:szCs w:val="22"/>
+    </w:rPr>
+  </w:style>
 </w:styles>
 </file>
--- a/content/templates/openagreements-stockholder-consent-safe/template.docx
+++ b/content/templates/openagreements-stockholder-consent-safe/template.docx
@@ -474,6 +474,7 @@
 <w:ftr xmlns:wpc="http://schemas.microsoft.com/office/word/2010/wordprocessingCanvas" xmlns:mc="http://schemas.openxmlformats.org/markup-compatibility/2006" xmlns:o="urn:schemas-microsoft-com:office:office" xmlns:r="http://schemas.openxmlformats.org/officeDocument/2006/relationships" xmlns:m="http://schemas.openxmlformats.org/officeDocument/2006/math" xmlns:v="urn:schemas-microsoft-com:vml" xmlns:wp14="http://schemas.microsoft.com/office/word/2010/wordprocessingDrawing" xmlns:wp="http://schemas.openxmlformats.org/drawingml/2006/wordprocessingDrawing" xmlns:w10="urn:schemas-microsoft-com:office:word" xmlns:w="http://schemas.openxmlformats.org/wordprocessingml/2006/main" xmlns:w14="http://schemas.microsoft.com/office/word/2010/wordml" xmlns:w15="http://schemas.microsoft.com/office/word/2012/wordml" xmlns:wpg="http://schemas.microsoft.com/office/word/2010/wordprocessingGroup" xmlns:wpi="http://schemas.microsoft.com/office/word/2010/wordprocessingInk" xmlns:wne="http://schemas.microsoft.com/office/word/2006/wordml" xmlns:wps="http://schemas.microsoft.com/office/word/2010/wordprocessingShape">
   <w:p>
     <w:pPr>
+      <w:pStyle w:val="Normal"/>
       <w:tabs>
         <w:tab w:val="right" w:pos="9026"/>
       </w:tabs>
@@ -537,6 +538,7 @@
 <w:ftr xmlns:wpc="http://schemas.microsoft.com/office/word/2010/wordprocessingCanvas" xmlns:mc="http://schemas.openxmlformats.org/markup-compatibility/2006" xmlns:o="urn:schemas-microsoft-com:office:office" xmlns:r="http://schemas.openxmlformats.org/officeDocument/2006/relationships" xmlns:m="http://schemas.openxmlformats.org/officeDocument/2006/math" xmlns:v="urn:schemas-microsoft-com:vml" xmlns:wp14="http://schemas.microsoft.com/office/word/2010/wordprocessingDrawing" xmlns:wp="http://schemas.openxmlformats.org/drawingml/2006/wordprocessingDrawing" xmlns:w10="urn:schemas-microsoft-com:office:word" xmlns:w="http://schemas.openxmlformats.org/wordprocessingml/2006/main" xmlns:w14="http://schemas.microsoft.com/office/word/2010/wordml" xmlns:w15="http://schemas.microsoft.com/office/word/2012/wordml" xmlns:wpg="http://schemas.microsoft.com/office/word/2010/wordprocessingGroup" xmlns:wpi="http://schemas.microsoft.com/office/word/2010/wordprocessingInk" xmlns:wne="http://schemas.microsoft.com/office/word/2006/wordml" xmlns:wps="http://schemas.microsoft.com/office/word/2010/wordprocessingShape">
   <w:p>
     <w:pPr>
+      <w:pStyle w:val="Normal"/>
       <w:tabs>
         <w:tab w:val="right" w:pos="9026"/>
       </w:tabs>

--- a/content/templates/openagreements-stockholder-consent-safe/template.docx
+++ b/content/templates/openagreements-stockholder-consent-safe/template.docx
@@ -51,7 +51,7 @@
           <w:szCs w:val="22"/>
           <w:u w:val="single" w:color="1D2021"/>
         </w:rPr>
-        <w:t xml:space="preserve">Approval of SAFE Financing</w:t>
+        <w:t xml:space="preserve">Recitals</w:t>
       </w:r>
     </w:p>
     <w:p>
@@ -116,6 +116,40 @@
           <w:szCs w:val="22"/>
         </w:rPr>
         <w:t xml:space="preserve">, after careful consideration, the undersigned stockholders have determined that the terms and conditions of the SAFE Financing are just and equitable and fair as to the Company and that it is in the best interests of the Company and the stockholders of the Company to enter into the SAFE Financing subject to the terms and conditions set forth in each SAFE.</w:t>
+      </w:r>
+    </w:p>
+    <w:p>
+      <w:pPr>
+        <w:pStyle w:val="OAClauseHeading"/>
+      </w:pPr>
+      <w:r>
+        <w:rPr>
+          <w:rFonts w:ascii="Times New Roman" w:cs="Times New Roman" w:eastAsia="Times New Roman" w:hAnsi="Times New Roman"/>
+          <w:b/>
+          <w:bCs/>
+          <w:color w:val="1D2021"/>
+          <w:sz w:val="22"/>
+          <w:szCs w:val="22"/>
+          <w:u w:val="single" w:color="1D2021"/>
+        </w:rPr>
+        <w:t xml:space="preserve">Resolutions</w:t>
+      </w:r>
+    </w:p>
+    <w:p>
+      <w:pPr>
+        <w:pStyle w:val="OAClauseHeading"/>
+      </w:pPr>
+      <w:r>
+        <w:rPr>
+          <w:rFonts w:ascii="Times New Roman" w:cs="Times New Roman" w:eastAsia="Times New Roman" w:hAnsi="Times New Roman"/>
+          <w:b/>
+          <w:bCs/>
+          <w:color w:val="1D2021"/>
+          <w:sz w:val="22"/>
+          <w:szCs w:val="22"/>
+          <w:u w:val="single" w:color="1D2021"/>
+        </w:rPr>
+        <w:t xml:space="preserve">Approval of SAFE Financing</w:t>
       </w:r>
     </w:p>
     <w:p>
@@ -287,6 +321,23 @@
           <w:docGrid w:linePitch="360"/>
         </w:sectPr>
       </w:pPr>
+    </w:p>
+    <w:p>
+      <w:pPr>
+        <w:pStyle w:val="OAClauseHeading"/>
+      </w:pPr>
+      <w:r>
+        <w:rPr>
+          <w:rFonts w:ascii="Times New Roman" w:cs="Times New Roman" w:eastAsia="Times New Roman" w:hAnsi="Times New Roman"/>
+          <w:b/>
+          <w:bCs/>
+          <w:color w:val="1D2021"/>
+          <w:sz w:val="22"/>
+          <w:szCs w:val="22"/>
+          <w:u w:val="single" w:color="1D2021"/>
+        </w:rPr>
+        <w:t xml:space="preserve">Signatures</w:t>
+      </w:r>
     </w:p>
     <w:p>
       <w:pPr>

--- a/content/templates/openagreements-stockholder-consent-safe/template.docx
+++ b/content/templates/openagreements-stockholder-consent-safe/template.docx
@@ -478,10 +478,6 @@
     </w:sectPr>
   </w:body>
 </w:document>
-</file>
-
-<file path=word/comments.xml><?xml version="1.0" encoding="utf-8"?>
-<w:comments xmlns:cx="http://schemas.microsoft.com/office/drawing/2014/chartex" xmlns:cx1="http://schemas.microsoft.com/office/drawing/2015/9/8/chartex" xmlns:cx2="http://schemas.microsoft.com/office/drawing/2015/10/21/chartex" xmlns:cx3="http://schemas.microsoft.com/office/drawing/2016/5/9/chartex" xmlns:cx4="http://schemas.microsoft.com/office/drawing/2016/5/10/chartex" xmlns:cx5="http://schemas.microsoft.com/office/drawing/2016/5/11/chartex" xmlns:cx6="http://schemas.microsoft.com/office/drawing/2016/5/12/chartex" xmlns:cx7="http://schemas.microsoft.com/office/drawing/2016/5/13/chartex" xmlns:cx8="http://schemas.microsoft.com/office/drawing/2016/5/14/chartex" xmlns:mc="http://schemas.openxmlformats.org/markup-compatibility/2006" xmlns:aink="http://schemas.microsoft.com/office/drawing/2016/ink" xmlns:am3d="http://schemas.microsoft.com/office/drawing/2017/model3d" xmlns:o="urn:schemas-microsoft-com:office:office" xmlns:r="http://schemas.openxmlformats.org/officeDocument/2006/relationships" xmlns:m="http://schemas.openxmlformats.org/officeDocument/2006/math" xmlns:v="urn:schemas-microsoft-com:vml" xmlns:wp14="http://schemas.microsoft.com/office/word/2010/wordprocessingDrawing" xmlns:wp="http://schemas.openxmlformats.org/drawingml/2006/wordprocessingDrawing" xmlns:w10="urn:schemas-microsoft-com:office:word" xmlns:w="http://schemas.openxmlformats.org/wordprocessingml/2006/main" xmlns:w14="http://schemas.microsoft.com/office/word/2010/wordml" xmlns:w15="http://schemas.microsoft.com/office/word/2012/wordml" xmlns:w16cex="http://schemas.microsoft.com/office/word/2018/wordml/cex" xmlns:w16cid="http://schemas.microsoft.com/office/word/2016/wordml/cid" xmlns:w16="http://schemas.microsoft.com/office/word/2018/wordml" xmlns:w16sdtdh="http://schemas.microsoft.com/office/word/2020/wordml/sdtdatahash" xmlns:w16se="http://schemas.microsoft.com/office/word/2015/wordml/symex" xmlns:wpg="http://schemas.microsoft.com/office/word/2010/wordprocessingGroup" xmlns:wpi="http://schemas.microsoft.com/office/word/2010/wordprocessingInk" xmlns:wne="http://schemas.microsoft.com/office/word/2006/wordml" xmlns:wps="http://schemas.microsoft.com/office/word/2010/wordprocessingShape"/>
 </file>
 
 <file path=word/endnotes.xml><?xml version="1.0" encoding="utf-8"?>
@@ -558,6 +554,7 @@
       <w:fldChar w:fldCharType="begin"/>
       <w:instrText xml:space="preserve">PAGE</w:instrText>
       <w:fldChar w:fldCharType="separate"/>
+      <w:t>1</w:t>
       <w:fldChar w:fldCharType="end"/>
     </w:r>
     <w:r>
@@ -579,6 +576,7 @@
       <w:fldChar w:fldCharType="begin"/>
       <w:instrText xml:space="preserve">NUMPAGES</w:instrText>
       <w:fldChar w:fldCharType="separate"/>
+      <w:t>1</w:t>
       <w:fldChar w:fldCharType="end"/>
     </w:r>
   </w:p>
@@ -622,6 +620,7 @@
       <w:fldChar w:fldCharType="begin"/>
       <w:instrText xml:space="preserve">PAGE</w:instrText>
       <w:fldChar w:fldCharType="separate"/>
+      <w:t>1</w:t>
       <w:fldChar w:fldCharType="end"/>
     </w:r>
     <w:r>
@@ -643,6 +642,7 @@
       <w:fldChar w:fldCharType="begin"/>
       <w:instrText xml:space="preserve">NUMPAGES</w:instrText>
       <w:fldChar w:fldCharType="separate"/>
+      <w:t>1</w:t>
       <w:fldChar w:fldCharType="end"/>
     </w:r>
   </w:p>

--- a/content/templates/openagreements-stockholder-consent-safe/template.docx
+++ b/content/templates/openagreements-stockholder-consent-safe/template.docx
@@ -1037,4 +1037,299 @@
     </w:rPr>
   </w:style>
 </w:styles>
+</file>
+
+<file path=word/theme/theme1.xml><?xml version="1.0" encoding="utf-8"?>
+<a:theme xmlns:a="http://schemas.openxmlformats.org/drawingml/2006/main" name="Office Theme">
+  <a:themeElements>
+    <a:clrScheme name="Office">
+      <a:dk1>
+        <a:sysClr val="windowText" lastClr="000000"/>
+      </a:dk1>
+      <a:lt1>
+        <a:sysClr val="window" lastClr="FFFFFF"/>
+      </a:lt1>
+      <a:dk2>
+        <a:srgbClr val="44546A"/>
+      </a:dk2>
+      <a:lt2>
+        <a:srgbClr val="E7E6E6"/>
+      </a:lt2>
+      <a:accent1>
+        <a:srgbClr val="4472C4"/>
+      </a:accent1>
+      <a:accent2>
+        <a:srgbClr val="ED7D31"/>
+      </a:accent2>
+      <a:accent3>
+        <a:srgbClr val="A5A5A5"/>
+      </a:accent3>
+      <a:accent4>
+        <a:srgbClr val="FFC000"/>
+      </a:accent4>
+      <a:accent5>
+        <a:srgbClr val="5B9BD5"/>
+      </a:accent5>
+      <a:accent6>
+        <a:srgbClr val="70AD47"/>
+      </a:accent6>
+      <a:hlink>
+        <a:srgbClr val="0563C1"/>
+      </a:hlink>
+      <a:folHlink>
+        <a:srgbClr val="954F72"/>
+      </a:folHlink>
+    </a:clrScheme>
+    <a:fontScheme name="Office">
+      <a:majorFont>
+        <a:latin typeface="Calibri Light" panose="020F0302020204030204"/>
+        <a:ea typeface=""/>
+        <a:cs typeface=""/>
+        <a:font script="Jpan" typeface="游ゴシック Light"/>
+        <a:font script="Hang" typeface="맑은 고딕"/>
+        <a:font script="Hans" typeface="等线 Light"/>
+        <a:font script="Hant" typeface="新細明體"/>
+        <a:font script="Arab" typeface="Times New Roman"/>
+        <a:font script="Hebr" typeface="Times New Roman"/>
+        <a:font script="Thai" typeface="Angsana New"/>
+        <a:font script="Ethi" typeface="Nyala"/>
+        <a:font script="Beng" typeface="Vrinda"/>
+        <a:font script="Gujr" typeface="Shruti"/>
+        <a:font script="Khmr" typeface="MoolBoran"/>
+        <a:font script="Knda" typeface="Tunga"/>
+        <a:font script="Guru" typeface="Raavi"/>
+        <a:font script="Cans" typeface="Euphemia"/>
+        <a:font script="Cher" typeface="Plantagenet Cherokee"/>
+        <a:font script="Yiii" typeface="Microsoft Yi Baiti"/>
+        <a:font script="Tibt" typeface="Microsoft Himalaya"/>
+        <a:font script="Thaa" typeface="MV Boli"/>
+        <a:font script="Deva" typeface="Mangal"/>
+        <a:font script="Telu" typeface="Gautami"/>
+        <a:font script="Taml" typeface="Latha"/>
+        <a:font script="Syrc" typeface="Estrangelo Edessa"/>
+        <a:font script="Orya" typeface="Kalinga"/>
+        <a:font script="Mlym" typeface="Kartika"/>
+        <a:font script="Laoo" typeface="DokChampa"/>
+        <a:font script="Sinh" typeface="Iskoola Pota"/>
+        <a:font script="Mong" typeface="Mongolian Baiti"/>
+        <a:font script="Viet" typeface="Times New Roman"/>
+        <a:font script="Uigh" typeface="Microsoft Uighur"/>
+        <a:font script="Geor" typeface="Sylfaen"/>
+        <a:font script="Armn" typeface="Arial"/>
+        <a:font script="Bugi" typeface="Leelawadee UI"/>
+        <a:font script="Bopo" typeface="Microsoft JhengHei"/>
+        <a:font script="Java" typeface="Javanese Text"/>
+        <a:font script="Lisu" typeface="Segoe UI"/>
+        <a:font script="Mymr" typeface="Myanmar Text"/>
+        <a:font script="Nkoo" typeface="Ebrima"/>
+        <a:font script="Olck" typeface="Nirmala UI"/>
+        <a:font script="Osma" typeface="Ebrima"/>
+        <a:font script="Phag" typeface="Phagspa"/>
+        <a:font script="Syrn" typeface="Estrangelo Edessa"/>
+        <a:font script="Syrj" typeface="Estrangelo Edessa"/>
+        <a:font script="Syre" typeface="Estrangelo Edessa"/>
+        <a:font script="Sora" typeface="Nirmala UI"/>
+        <a:font script="Tale" typeface="Microsoft Tai Le"/>
+        <a:font script="Talu" typeface="Microsoft New Tai Lue"/>
+        <a:font script="Tfng" typeface="Ebrima"/>
+      </a:majorFont>
+      <a:minorFont>
+        <a:latin typeface="Calibri" panose="020F0502020204030204"/>
+        <a:ea typeface=""/>
+        <a:cs typeface=""/>
+        <a:font script="Jpan" typeface="游明朝"/>
+        <a:font script="Hang" typeface="맑은 고딕"/>
+        <a:font script="Hans" typeface="等线"/>
+        <a:font script="Hant" typeface="新細明體"/>
+        <a:font script="Arab" typeface="Arial"/>
+        <a:font script="Hebr" typeface="Arial"/>
+        <a:font script="Thai" typeface="Cordia New"/>
+        <a:font script="Ethi" typeface="Nyala"/>
+        <a:font script="Beng" typeface="Vrinda"/>
+        <a:font script="Gujr" typeface="Shruti"/>
+        <a:font script="Khmr" typeface="DaunPenh"/>
+        <a:font script="Knda" typeface="Tunga"/>
+        <a:font script="Guru" typeface="Raavi"/>
+        <a:font script="Cans" typeface="Euphemia"/>
+        <a:font script="Cher" typeface="Plantagenet Cherokee"/>
+        <a:font script="Yiii" typeface="Microsoft Yi Baiti"/>
+        <a:font script="Tibt" typeface="Microsoft Himalaya"/>
+        <a:font script="Thaa" typeface="MV Boli"/>
+        <a:font script="Deva" typeface="Mangal"/>
+        <a:font script="Telu" typeface="Gautami"/>
+        <a:font script="Taml" typeface="Latha"/>
+        <a:font script="Syrc" typeface="Estrangelo Edessa"/>
+        <a:font script="Orya" typeface="Kalinga"/>
+        <a:font script="Mlym" typeface="Kartika"/>
+        <a:font script="Laoo" typeface="DokChampa"/>
+        <a:font script="Sinh" typeface="Iskoola Pota"/>
+        <a:font script="Mong" typeface="Mongolian Baiti"/>
+        <a:font script="Viet" typeface="Arial"/>
+        <a:font script="Uigh" typeface="Microsoft Uighur"/>
+        <a:font script="Geor" typeface="Sylfaen"/>
+        <a:font script="Armn" typeface="Arial"/>
+        <a:font script="Bugi" typeface="Leelawadee UI"/>
+        <a:font script="Bopo" typeface="Microsoft JhengHei"/>
+        <a:font script="Java" typeface="Javanese Text"/>
+        <a:font script="Lisu" typeface="Segoe UI"/>
+        <a:font script="Mymr" typeface="Myanmar Text"/>
+        <a:font script="Nkoo" typeface="Ebrima"/>
+        <a:font script="Olck" typeface="Nirmala UI"/>
+        <a:font script="Osma" typeface="Ebrima"/>
+        <a:font script="Phag" typeface="Phagspa"/>
+        <a:font script="Syrn" typeface="Estrangelo Edessa"/>
+        <a:font script="Syrj" typeface="Estrangelo Edessa"/>
+        <a:font script="Syre" typeface="Estrangelo Edessa"/>
+        <a:font script="Sora" typeface="Nirmala UI"/>
+        <a:font script="Tale" typeface="Microsoft Tai Le"/>
+        <a:font script="Talu" typeface="Microsoft New Tai Lue"/>
+        <a:font script="Tfng" typeface="Ebrima"/>
+      </a:minorFont>
+    </a:fontScheme>
+    <a:fmtScheme name="Office">
+      <a:fillStyleLst>
+        <a:solidFill>
+          <a:schemeClr val="phClr"/>
+        </a:solidFill>
+        <a:gradFill rotWithShape="1">
+          <a:gsLst>
+            <a:gs pos="0">
+              <a:schemeClr val="phClr">
+                <a:lumMod val="110000"/>
+                <a:satMod val="105000"/>
+                <a:tint val="67000"/>
+              </a:schemeClr>
+            </a:gs>
+            <a:gs pos="50000">
+              <a:schemeClr val="phClr">
+                <a:lumMod val="105000"/>
+                <a:satMod val="103000"/>
+                <a:tint val="73000"/>
+              </a:schemeClr>
+            </a:gs>
+            <a:gs pos="100000">
+              <a:schemeClr val="phClr">
+                <a:lumMod val="105000"/>
+                <a:satMod val="109000"/>
+                <a:tint val="81000"/>
+              </a:schemeClr>
+            </a:gs>
+          </a:gsLst>
+          <a:lin ang="5400000" scaled="0"/>
+        </a:gradFill>
+        <a:gradFill rotWithShape="1">
+          <a:gsLst>
+            <a:gs pos="0">
+              <a:schemeClr val="phClr">
+                <a:satMod val="103000"/>
+                <a:lumMod val="102000"/>
+                <a:tint val="94000"/>
+              </a:schemeClr>
+            </a:gs>
+            <a:gs pos="50000">
+              <a:schemeClr val="phClr">
+                <a:satMod val="110000"/>
+                <a:lumMod val="100000"/>
+                <a:shade val="100000"/>
+              </a:schemeClr>
+            </a:gs>
+            <a:gs pos="100000">
+              <a:schemeClr val="phClr">
+                <a:lumMod val="99000"/>
+                <a:satMod val="120000"/>
+                <a:shade val="78000"/>
+              </a:schemeClr>
+            </a:gs>
+          </a:gsLst>
+          <a:lin ang="5400000" scaled="0"/>
+        </a:gradFill>
+      </a:fillStyleLst>
+      <a:lnStyleLst>
+        <a:ln w="6350" cap="flat" cmpd="sng" algn="ctr">
+          <a:solidFill>
+            <a:schemeClr val="phClr"/>
+          </a:solidFill>
+          <a:prstDash val="solid"/>
+          <a:miter lim="800000"/>
+        </a:ln>
+        <a:ln w="12700" cap="flat" cmpd="sng" algn="ctr">
+          <a:solidFill>
+            <a:schemeClr val="phClr"/>
+          </a:solidFill>
+          <a:prstDash val="solid"/>
+          <a:miter lim="800000"/>
+        </a:ln>
+        <a:ln w="19050" cap="flat" cmpd="sng" algn="ctr">
+          <a:solidFill>
+            <a:schemeClr val="phClr"/>
+          </a:solidFill>
+          <a:prstDash val="solid"/>
+          <a:miter lim="800000"/>
+        </a:ln>
+      </a:lnStyleLst>
+      <a:effectStyleLst>
+        <a:effectStyle>
+          <a:effectLst/>
+        </a:effectStyle>
+        <a:effectStyle>
+          <a:effectLst/>
+        </a:effectStyle>
+        <a:effectStyle>
+          <a:effectLst>
+            <a:outerShdw blurRad="57150" dist="19050" dir="5400000" algn="ctr" rotWithShape="0">
+              <a:srgbClr val="000000">
+                <a:alpha val="63000"/>
+              </a:srgbClr>
+            </a:outerShdw>
+          </a:effectLst>
+        </a:effectStyle>
+      </a:effectStyleLst>
+      <a:bgFillStyleLst>
+        <a:solidFill>
+          <a:schemeClr val="phClr"/>
+        </a:solidFill>
+        <a:solidFill>
+          <a:schemeClr val="phClr">
+            <a:tint val="95000"/>
+            <a:satMod val="170000"/>
+          </a:schemeClr>
+        </a:solidFill>
+        <a:gradFill rotWithShape="1">
+          <a:gsLst>
+            <a:gs pos="0">
+              <a:schemeClr val="phClr">
+                <a:tint val="93000"/>
+                <a:satMod val="150000"/>
+                <a:shade val="98000"/>
+                <a:lumMod val="102000"/>
+              </a:schemeClr>
+            </a:gs>
+            <a:gs pos="50000">
+              <a:schemeClr val="phClr">
+                <a:tint val="98000"/>
+                <a:satMod val="130000"/>
+                <a:shade val="90000"/>
+                <a:lumMod val="103000"/>
+              </a:schemeClr>
+            </a:gs>
+            <a:gs pos="100000">
+              <a:schemeClr val="phClr">
+                <a:shade val="63000"/>
+                <a:satMod val="120000"/>
+              </a:schemeClr>
+            </a:gs>
+          </a:gsLst>
+          <a:lin ang="5400000" scaled="0"/>
+        </a:gradFill>
+      </a:bgFillStyleLst>
+    </a:fmtScheme>
+  </a:themeElements>
+  <a:objectDefaults/>
+  <a:extraClrSchemeLst/>
+  <a:extLst>
+    <a:ext uri="{05A4C25C-085E-4340-85A3-A5531E510DB2}">
+      <thm15:themeFamily xmlns:thm15="http://schemas.microsoft.com/office/thememl/2012/main" name="Office Theme" id="{62F939B6-93AF-4DB8-9C6B-D6C7DFDC589F}" vid="{4A3C46E8-61CC-4603-A589-7422A47A8E4A}"/>
+    </a:ext>
+  </a:extLst>
+</a:theme>
 </file>
--- a/content/templates/openagreements-stockholder-consent-safe/template.docx
+++ b/content/templates/openagreements-stockholder-consent-safe/template.docx
@@ -533,7 +533,7 @@
         <w:sz w:val="13"/>
         <w:szCs w:val="13"/>
       </w:rPr>
-      <w:t xml:space="preserve">OpenAgreements Stockholder Consent for SAFE Financing (v1.2). Free to use under CC BY 4.0.</w:t>
+      <w:t xml:space="preserve">OpenAgreements Stockholder Consent for SAFE Financing (v0.1.2). Free to use under CC BY 4.0.</w:t>
     </w:r>
     <w:r>
       <w:rPr>
@@ -599,7 +599,7 @@
         <w:sz w:val="13"/>
         <w:szCs w:val="13"/>
       </w:rPr>
-      <w:t xml:space="preserve">OpenAgreements Stockholder Consent for SAFE Financing (v1.2). Free to use under CC BY 4.0.</w:t>
+      <w:t xml:space="preserve">OpenAgreements Stockholder Consent for SAFE Financing (v0.1.2). Free to use under CC BY 4.0.</w:t>
     </w:r>
     <w:r>
       <w:rPr>
